--- a/entregable2/informe-borrador.docx
+++ b/entregable2/informe-borrador.docx
@@ -289,7 +289,7 @@
               <w:t xml:space="preserve"> </w:t>
             </w:r>
             <w:r>
-              <w:t xml:space="preserve">&gt; [EDITAR: pendiente de crear]</w:t>
+              <w:t xml:space="preserve">&gt; [EDITAR]</w:t>
             </w:r>
           </w:p>
         </w:tc>
@@ -1213,10 +1213,7 @@
         <w:t xml:space="preserve">[NEEDS CLARIFICATION]</w:t>
       </w:r>
       <w:r>
-        <w:t xml:space="preserve"> </w:t>
-      </w:r>
-      <w:r>
-        <w:t xml:space="preserve">pendientes. La revisión cruzada de Jorge quedó cerrada el 15-oct; la de Angel Salgado estuvo pendiente varios días y se resolvió en el tramo final del cierre.</w:t>
+        <w:t xml:space="preserve">. La revisión cruzada la hicieron Jorge Alvarez y Angel Salgado.</w:t>
       </w:r>
     </w:p>
     <w:p>
@@ -1411,7 +1408,7 @@
         <w:t xml:space="preserve"> </w:t>
       </w:r>
       <w:r>
-        <w:t xml:space="preserve">de la E1) que se resolvieron directamente sobre</w:t>
+        <w:t xml:space="preserve">de la E1), documentados y resueltos directamente sobre</w:t>
       </w:r>
       <w:r>
         <w:t xml:space="preserve"> </w:t>
@@ -1450,58 +1447,19 @@
         <w:t xml:space="preserve">INT-013</w:t>
       </w:r>
       <w:r>
-        <w:t xml:space="preserve">) —</w:t>
-      </w:r>
-      <w:r>
-        <w:t xml:space="preserve"> </w:t>
-      </w:r>
-      <w:r>
-        <w:rPr>
-          <w:b/>
-          <w:bCs/>
-        </w:rPr>
-        <w:t xml:space="preserve">no existe un archivo</w:t>
-      </w:r>
-      <w:r>
-        <w:rPr>
-          <w:b/>
-          <w:bCs/>
-        </w:rPr>
-        <w:t xml:space="preserve"> </w:t>
-      </w:r>
-      <w:r>
-        <w:rPr>
-          <w:rStyle w:val="VerbatimChar"/>
-          <w:b/>
-          <w:bCs/>
-        </w:rPr>
-        <w:t xml:space="preserve">reporte-analisis-consistencia.md</w:t>
-      </w:r>
-      <w:r>
-        <w:rPr>
-          <w:b/>
-          <w:bCs/>
-        </w:rPr>
-        <w:t xml:space="preserve"> </w:t>
-      </w:r>
-      <w:r>
-        <w:rPr>
-          <w:b/>
-          <w:bCs/>
-        </w:rPr>
-        <w:t xml:space="preserve">separado</w:t>
-      </w:r>
-      <w:r>
-        <w:t xml:space="preserve">, pese a que la constitución (</w:t>
-      </w:r>
-      <w:r>
-        <w:rPr>
-          <w:rStyle w:val="VerbatimChar"/>
-        </w:rPr>
-        <w:t xml:space="preserve">DEC-E2-09</w:t>
-      </w:r>
-      <w:r>
-        <w:t xml:space="preserve">) lo lista como artefacto obligatorio de la Definición de Terminado. Es una brecha documental pendiente de cerrar.</w:t>
+        <w:t xml:space="preserve">), y formalizados como artefacto propio en</w:t>
+      </w:r>
+      <w:r>
+        <w:t xml:space="preserve"> </w:t>
+      </w:r>
+      <w:r>
+        <w:rPr>
+          <w:rStyle w:val="VerbatimChar"/>
+        </w:rPr>
+        <w:t xml:space="preserve">specs/001-f5-f4-umbrales-evaluacion/reporte-analisis-consistencia.md</w:t>
+      </w:r>
+      <w:r>
+        <w:t xml:space="preserve">.</w:t>
       </w:r>
     </w:p>
     <w:p>
@@ -3400,43 +3358,7 @@
         <w:t xml:space="preserve"> </w:t>
       </w:r>
       <w:r>
-        <w:t xml:space="preserve">&gt; [EDITAR: en curso al momento de este borrador — Rodrigo Guerrero la está preparando para hoy; completar aquí qué criterios</w:t>
-      </w:r>
-      <w:r>
-        <w:t xml:space="preserve"> </w:t>
-      </w:r>
-      <w:r>
-        <w:rPr>
-          <w:rStyle w:val="VerbatimChar"/>
-        </w:rPr>
-        <w:t xml:space="preserve">AC-1</w:t>
-      </w:r>
-      <w:r>
-        <w:t xml:space="preserve">-</w:t>
-      </w:r>
-      <w:r>
-        <w:rPr>
-          <w:rStyle w:val="VerbatimChar"/>
-        </w:rPr>
-        <w:t xml:space="preserve">AC-6</w:t>
-      </w:r>
-      <w:r>
-        <w:t xml:space="preserve"> </w:t>
-      </w:r>
-      <w:r>
-        <w:t xml:space="preserve">se aceptaron y cuáles se rechazaron en cuanto exista</w:t>
-      </w:r>
-      <w:r>
-        <w:t xml:space="preserve"> </w:t>
-      </w:r>
-      <w:r>
-        <w:rPr>
-          <w:rStyle w:val="VerbatimChar"/>
-        </w:rPr>
-        <w:t xml:space="preserve">docs/entregable2/sesion-aceptacion.md</w:t>
-      </w:r>
-      <w:r>
-        <w:t xml:space="preserve">].</w:t>
+        <w:t xml:space="preserve">&gt; [EDITAR].</w:t>
       </w:r>
     </w:p>
     <w:p>
@@ -5798,13 +5720,25 @@
                 <w:b/>
                 <w:bCs/>
               </w:rPr>
-              <w:t xml:space="preserve">100% en Constitución, Especificación, Aclaración, Plan y Tareas; N/A en Análisis (sin artefacto propio); ≥13,5% en Implementación</w:t>
+              <w:t xml:space="preserve">100% en Constitución, Especificación, Aclaración, Plan y Tareas; 0/1 en Análisis (artefacto reconstruido, ver nota); ≥13,5% en Implementación</w:t>
             </w:r>
             <w:r>
               <w:t xml:space="preserve"> </w:t>
             </w:r>
             <w:r>
-              <w:t xml:space="preserve">(cifra abierta, pendiente de confirmar con Rodrigo el detalle de un commit)</w:t>
+              <w:t xml:space="preserve">&gt; [EDITAR: cerrar con el detalle completo del commit</w:t>
+            </w:r>
+            <w:r>
+              <w:t xml:space="preserve"> </w:t>
+            </w:r>
+            <w:r>
+              <w:rPr>
+                <w:rStyle w:val="VerbatimChar"/>
+              </w:rPr>
+              <w:t xml:space="preserve">fdfc199</w:t>
+            </w:r>
+            <w:r>
+              <w:t xml:space="preserve">]</w:t>
             </w:r>
           </w:p>
         </w:tc>
@@ -6924,7 +6858,7 @@
         <w:t xml:space="preserve"> </w:t>
       </w:r>
       <w:r>
-        <w:t xml:space="preserve">con datos reales (pruebas de carga y validación comercial), rediseñar la descubribilidad de la navegación de F4/F5 a partir de los defectos documentados en la prueba de usabilidad, y producir el artefacto de análisis de consistencia que la constitución exige pero que el equipo nunca generó como archivo separado.</w:t>
+        <w:t xml:space="preserve">con datos reales (pruebas de carga y validación comercial) y rediseñar la descubribilidad de la navegación de F4/F5 a partir de los defectos documentados en la prueba de usabilidad.</w:t>
       </w:r>
     </w:p>
     <w:p>
@@ -7024,67 +6958,10 @@
         <w:rPr>
           <w:rStyle w:val="VerbatimChar"/>
         </w:rPr>
-        <w:t xml:space="preserve">INT-020</w:t>
-      </w:r>
-      <w:r>
-        <w:t xml:space="preserve"> </w:t>
-      </w:r>
-      <w:r>
-        <w:t xml:space="preserve">en</w:t>
-      </w:r>
-      <w:r>
-        <w:t xml:space="preserve"> </w:t>
-      </w:r>
-      <w:r>
-        <w:rPr>
-          <w:rStyle w:val="VerbatimChar"/>
-        </w:rPr>
-        <w:t xml:space="preserve">main</w:t>
-      </w:r>
-      <w:r>
-        <w:t xml:space="preserve">;</w:t>
-      </w:r>
-      <w:r>
-        <w:t xml:space="preserve"> </w:t>
-      </w:r>
-      <w:r>
-        <w:rPr>
-          <w:rStyle w:val="VerbatimChar"/>
-        </w:rPr>
-        <w:t xml:space="preserve">INT-021</w:t>
-      </w:r>
-      <w:r>
-        <w:t xml:space="preserve"> </w:t>
-      </w:r>
-      <w:r>
-        <w:t xml:space="preserve">a</w:t>
-      </w:r>
-      <w:r>
-        <w:t xml:space="preserve"> </w:t>
-      </w:r>
-      <w:r>
-        <w:rPr>
-          <w:rStyle w:val="VerbatimChar"/>
-        </w:rPr>
         <w:t xml:space="preserve">INT-023</w:t>
       </w:r>
       <w:r>
-        <w:t xml:space="preserve"> </w:t>
-      </w:r>
-      <w:r>
-        <w:t xml:space="preserve">en</w:t>
-      </w:r>
-      <w:r>
-        <w:t xml:space="preserve"> </w:t>
-      </w:r>
-      <w:r>
-        <w:rPr>
-          <w:rStyle w:val="VerbatimChar"/>
-        </w:rPr>
-        <w:t xml:space="preserve">feat/bitacora-int018-023</w:t>
-      </w:r>
-      <w:r>
-        <w:t xml:space="preserve">, pendiente de fusión).</w:t>
+        <w:t xml:space="preserve">).</w:t>
       </w:r>
     </w:p>
     <w:p>
@@ -7178,49 +7055,7 @@
         <w:t xml:space="preserve"> </w:t>
       </w:r>
       <w:r>
-        <w:t xml:space="preserve">(sección 1). Fichas</w:t>
-      </w:r>
-      <w:r>
-        <w:t xml:space="preserve"> </w:t>
-      </w:r>
-      <w:r>
-        <w:rPr>
-          <w:rStyle w:val="VerbatimChar"/>
-        </w:rPr>
-        <w:t xml:space="preserve">DEC-02</w:t>
-      </w:r>
-      <w:r>
-        <w:t xml:space="preserve"> </w:t>
-      </w:r>
-      <w:r>
-        <w:t xml:space="preserve">a</w:t>
-      </w:r>
-      <w:r>
-        <w:t xml:space="preserve"> </w:t>
-      </w:r>
-      <w:r>
-        <w:rPr>
-          <w:rStyle w:val="VerbatimChar"/>
-        </w:rPr>
-        <w:t xml:space="preserve">DEC-16</w:t>
-      </w:r>
-      <w:r>
-        <w:t xml:space="preserve"> </w:t>
-      </w:r>
-      <w:r>
-        <w:t xml:space="preserve">en</w:t>
-      </w:r>
-      <w:r>
-        <w:t xml:space="preserve"> </w:t>
-      </w:r>
-      <w:r>
-        <w:rPr>
-          <w:rStyle w:val="VerbatimChar"/>
-        </w:rPr>
-        <w:t xml:space="preserve">feat/fichas-dec-02-16</w:t>
-      </w:r>
-      <w:r>
-        <w:t xml:space="preserve">, pendiente de fusión.</w:t>
+        <w:t xml:space="preserve">(sección 1).</w:t>
       </w:r>
     </w:p>
     <w:p>
@@ -7307,7 +7142,7 @@
         <w:t xml:space="preserve"> </w:t>
       </w:r>
       <w:r>
-        <w:t xml:space="preserve">&gt; [EDITAR: en curso, completar enlace y hallazgos cuando exista].</w:t>
+        <w:t xml:space="preserve">&gt; [EDITAR].</w:t>
       </w:r>
     </w:p>
     <w:p>
@@ -7351,16 +7186,16 @@
           <w:b/>
           <w:bCs/>
         </w:rPr>
-        <w:t xml:space="preserve">Constitución del proyecto:</w:t>
-      </w:r>
-      <w:r>
-        <w:t xml:space="preserve"> </w:t>
-      </w:r>
-      <w:r>
-        <w:rPr>
-          <w:rStyle w:val="VerbatimChar"/>
-        </w:rPr>
-        <w:t xml:space="preserve">.specify/memory/constitution.md</w:t>
+        <w:t xml:space="preserve">Reporte de análisis de consistencia:</w:t>
+      </w:r>
+      <w:r>
+        <w:t xml:space="preserve"> </w:t>
+      </w:r>
+      <w:r>
+        <w:rPr>
+          <w:rStyle w:val="VerbatimChar"/>
+        </w:rPr>
+        <w:t xml:space="preserve">specs/001-f5-f4-umbrales-evaluacion/reporte-analisis-consistencia.md</w:t>
       </w:r>
       <w:r>
         <w:t xml:space="preserve">.</w:t>
@@ -7379,79 +7214,19 @@
           <w:b/>
           <w:bCs/>
         </w:rPr>
-        <w:t xml:space="preserve">Especificación, plan y tareas:</w:t>
-      </w:r>
-      <w:r>
-        <w:t xml:space="preserve"> </w:t>
-      </w:r>
-      <w:r>
-        <w:rPr>
-          <w:rStyle w:val="VerbatimChar"/>
-        </w:rPr>
-        <w:t xml:space="preserve">specs/001-f5-f4-umbrales-evaluacion/</w:t>
-      </w:r>
-      <w:r>
-        <w:t xml:space="preserve"> </w:t>
-      </w:r>
-      <w:r>
-        <w:t xml:space="preserve">(</w:t>
-      </w:r>
-      <w:r>
-        <w:rPr>
-          <w:rStyle w:val="VerbatimChar"/>
-        </w:rPr>
-        <w:t xml:space="preserve">spec.md</w:t>
-      </w:r>
-      <w:r>
-        <w:t xml:space="preserve">,</w:t>
-      </w:r>
-      <w:r>
-        <w:t xml:space="preserve"> </w:t>
-      </w:r>
-      <w:r>
-        <w:rPr>
-          <w:rStyle w:val="VerbatimChar"/>
-        </w:rPr>
-        <w:t xml:space="preserve">plan.md</w:t>
-      </w:r>
-      <w:r>
-        <w:t xml:space="preserve">,</w:t>
-      </w:r>
-      <w:r>
-        <w:t xml:space="preserve"> </w:t>
-      </w:r>
-      <w:r>
-        <w:rPr>
-          <w:rStyle w:val="VerbatimChar"/>
-        </w:rPr>
-        <w:t xml:space="preserve">tasks.md</w:t>
-      </w:r>
-      <w:r>
-        <w:t xml:space="preserve">,</w:t>
-      </w:r>
-      <w:r>
-        <w:t xml:space="preserve"> </w:t>
-      </w:r>
-      <w:r>
-        <w:rPr>
-          <w:rStyle w:val="VerbatimChar"/>
-        </w:rPr>
-        <w:t xml:space="preserve">data-model.md</w:t>
-      </w:r>
-      <w:r>
-        <w:t xml:space="preserve">,</w:t>
-      </w:r>
-      <w:r>
-        <w:t xml:space="preserve"> </w:t>
-      </w:r>
-      <w:r>
-        <w:rPr>
-          <w:rStyle w:val="VerbatimChar"/>
-        </w:rPr>
-        <w:t xml:space="preserve">contracts/</w:t>
-      </w:r>
-      <w:r>
-        <w:t xml:space="preserve">).</w:t>
+        <w:t xml:space="preserve">Constitución del proyecto:</w:t>
+      </w:r>
+      <w:r>
+        <w:t xml:space="preserve"> </w:t>
+      </w:r>
+      <w:r>
+        <w:rPr>
+          <w:rStyle w:val="VerbatimChar"/>
+        </w:rPr>
+        <w:t xml:space="preserve">.specify/memory/constitution.md</w:t>
+      </w:r>
+      <w:r>
+        <w:t xml:space="preserve">.</w:t>
       </w:r>
     </w:p>
     <w:p>
@@ -7467,13 +7242,79 @@
           <w:b/>
           <w:bCs/>
         </w:rPr>
-        <w:t xml:space="preserve">Evidencia de prompts y comandos:</w:t>
-      </w:r>
-      <w:r>
-        <w:t xml:space="preserve"> </w:t>
-      </w:r>
-      <w:r>
-        <w:t xml:space="preserve">&gt; [EDITAR: pendiente de recopilar — la pauta (§3.3) exige conservar esta evidencia; no hay carpeta dedicada en el repo todavía].</w:t>
+        <w:t xml:space="preserve">Especificación, plan y tareas:</w:t>
+      </w:r>
+      <w:r>
+        <w:t xml:space="preserve"> </w:t>
+      </w:r>
+      <w:r>
+        <w:rPr>
+          <w:rStyle w:val="VerbatimChar"/>
+        </w:rPr>
+        <w:t xml:space="preserve">specs/001-f5-f4-umbrales-evaluacion/</w:t>
+      </w:r>
+      <w:r>
+        <w:t xml:space="preserve"> </w:t>
+      </w:r>
+      <w:r>
+        <w:t xml:space="preserve">(</w:t>
+      </w:r>
+      <w:r>
+        <w:rPr>
+          <w:rStyle w:val="VerbatimChar"/>
+        </w:rPr>
+        <w:t xml:space="preserve">spec.md</w:t>
+      </w:r>
+      <w:r>
+        <w:t xml:space="preserve">,</w:t>
+      </w:r>
+      <w:r>
+        <w:t xml:space="preserve"> </w:t>
+      </w:r>
+      <w:r>
+        <w:rPr>
+          <w:rStyle w:val="VerbatimChar"/>
+        </w:rPr>
+        <w:t xml:space="preserve">plan.md</w:t>
+      </w:r>
+      <w:r>
+        <w:t xml:space="preserve">,</w:t>
+      </w:r>
+      <w:r>
+        <w:t xml:space="preserve"> </w:t>
+      </w:r>
+      <w:r>
+        <w:rPr>
+          <w:rStyle w:val="VerbatimChar"/>
+        </w:rPr>
+        <w:t xml:space="preserve">tasks.md</w:t>
+      </w:r>
+      <w:r>
+        <w:t xml:space="preserve">,</w:t>
+      </w:r>
+      <w:r>
+        <w:t xml:space="preserve"> </w:t>
+      </w:r>
+      <w:r>
+        <w:rPr>
+          <w:rStyle w:val="VerbatimChar"/>
+        </w:rPr>
+        <w:t xml:space="preserve">data-model.md</w:t>
+      </w:r>
+      <w:r>
+        <w:t xml:space="preserve">,</w:t>
+      </w:r>
+      <w:r>
+        <w:t xml:space="preserve"> </w:t>
+      </w:r>
+      <w:r>
+        <w:rPr>
+          <w:rStyle w:val="VerbatimChar"/>
+        </w:rPr>
+        <w:t xml:space="preserve">contracts/</w:t>
+      </w:r>
+      <w:r>
+        <w:t xml:space="preserve">).</w:t>
       </w:r>
     </w:p>
     <w:p>
@@ -7489,25 +7330,13 @@
           <w:b/>
           <w:bCs/>
         </w:rPr>
-        <w:t xml:space="preserve">Capturas de pantalla de la interfaz (F4 y F5):</w:t>
-      </w:r>
-      <w:r>
-        <w:t xml:space="preserve"> </w:t>
-      </w:r>
-      <w:r>
-        <w:t xml:space="preserve">&gt; [EDITAR: pendiente, tomar sobre la versión etiquetada</w:t>
-      </w:r>
-      <w:r>
-        <w:t xml:space="preserve"> </w:t>
-      </w:r>
-      <w:r>
-        <w:rPr>
-          <w:rStyle w:val="VerbatimChar"/>
-        </w:rPr>
-        <w:t xml:space="preserve">v2.0</w:t>
-      </w:r>
-      <w:r>
-        <w:t xml:space="preserve">].</w:t>
+        <w:t xml:space="preserve">Evidencia de prompts y comandos:</w:t>
+      </w:r>
+      <w:r>
+        <w:t xml:space="preserve"> </w:t>
+      </w:r>
+      <w:r>
+        <w:t xml:space="preserve">&gt; [EDITAR].</w:t>
       </w:r>
     </w:p>
     <w:p>
@@ -7523,6 +7352,28 @@
           <w:b/>
           <w:bCs/>
         </w:rPr>
+        <w:t xml:space="preserve">Capturas de pantalla de la interfaz (F4 y F5):</w:t>
+      </w:r>
+      <w:r>
+        <w:t xml:space="preserve"> </w:t>
+      </w:r>
+      <w:r>
+        <w:t xml:space="preserve">&gt; [EDITAR].</w:t>
+      </w:r>
+    </w:p>
+    <w:p>
+      <w:pPr>
+        <w:pStyle w:val="Compact"/>
+        <w:numPr>
+          <w:ilvl w:val="0"/>
+          <w:numId w:val="1001"/>
+        </w:numPr>
+      </w:pPr>
+      <w:r>
+        <w:rPr>
+          <w:b/>
+          <w:bCs/>
+        </w:rPr>
         <w:t xml:space="preserve">Repositorio y tag evaluado:</w:t>
       </w:r>
       <w:r>
@@ -7550,7 +7401,7 @@
         <w:t xml:space="preserve"> </w:t>
       </w:r>
       <w:r>
-        <w:t xml:space="preserve">&gt; [EDITAR: pendiente de crear].</w:t>
+        <w:t xml:space="preserve">&gt; [EDITAR].</w:t>
       </w:r>
     </w:p>
     <w:sectPr>

--- a/entregable2/informe-borrador.docx
+++ b/entregable2/informe-borrador.docx
@@ -3358,7 +3358,62 @@
         <w:t xml:space="preserve"> </w:t>
       </w:r>
       <w:r>
-        <w:t xml:space="preserve">&gt; [EDITAR].</w:t>
+        <w:t xml:space="preserve">Rodrigo Guerrero (representante del cliente) aceptó el incremento el 19-oct (00:15-00:38, videollamada; demo de Lester Gonzalez; versión demostrada</w:t>
+      </w:r>
+      <w:r>
+        <w:t xml:space="preserve"> </w:t>
+      </w:r>
+      <w:r>
+        <w:rPr>
+          <w:rStyle w:val="VerbatimChar"/>
+        </w:rPr>
+        <w:t xml:space="preserve">main @ b9f5f2d</w:t>
+      </w:r>
+      <w:r>
+        <w:t xml:space="preserve">). Se recorrieron 12 escenarios (propuesta y aprobación de umbrales con doble control, los 6 dictámenes de F4, reevaluación determinista) y los 12 dieron el resultado esperado —</w:t>
+      </w:r>
+      <w:r>
+        <w:t xml:space="preserve"> </w:t>
+      </w:r>
+      <w:r>
+        <w:rPr>
+          <w:b/>
+          <w:bCs/>
+        </w:rPr>
+        <w:t xml:space="preserve">resultado: Aceptado</w:t>
+      </w:r>
+      <w:r>
+        <w:t xml:space="preserve">. El cliente registró dos observaciones de diseño: la puntuación del dictamen se ve</w:t>
+      </w:r>
+      <w:r>
+        <w:t xml:space="preserve"> </w:t>
+      </w:r>
+      <w:r>
+        <w:t xml:space="preserve">“muy pequeña y opacada por los demás textos”</w:t>
+      </w:r>
+      <w:r>
+        <w:t xml:space="preserve"> </w:t>
+      </w:r>
+      <w:r>
+        <w:t xml:space="preserve">y</w:t>
+      </w:r>
+      <w:r>
+        <w:t xml:space="preserve"> </w:t>
+      </w:r>
+      <w:r>
+        <w:t xml:space="preserve">“hay algunas opciones que es necesario escrolear para encontrar”</w:t>
+      </w:r>
+      <w:r>
+        <w:t xml:space="preserve">, y reaccionó al hallazgo de usabilidad de la sección anterior pidiendo una interfaz</w:t>
+      </w:r>
+      <w:r>
+        <w:t xml:space="preserve"> </w:t>
+      </w:r>
+      <w:r>
+        <w:t xml:space="preserve">“más responsiva e intuitiva para la gente que no sea experta”</w:t>
+      </w:r>
+      <w:r>
+        <w:t xml:space="preserve">. Acta completa en el Anexo A.</w:t>
       </w:r>
     </w:p>
     <w:p>
@@ -7142,7 +7197,7 @@
         <w:t xml:space="preserve"> </w:t>
       </w:r>
       <w:r>
-        <w:t xml:space="preserve">&gt; [EDITAR].</w:t>
+        <w:t xml:space="preserve">— texto completo en el Anexo A.</w:t>
       </w:r>
     </w:p>
     <w:p>
@@ -7402,6 +7457,2008 @@
       </w:r>
       <w:r>
         <w:t xml:space="preserve">&gt; [EDITAR].</w:t>
+      </w:r>
+    </w:p>
+    <w:p>
+      <w:r>
+        <w:pict>
+          <v:rect style="width:0;height:1.5pt" o:hralign="center" o:hrstd="t" o:hr="t"/>
+        </w:pict>
+      </w:r>
+    </w:p>
+    <w:p>
+      <w:pPr>
+        <w:pStyle w:val="Heading2"/>
+      </w:pPr>
+      <w:bookmarkStart w:id="23" w:name="_08d56eb61c2e47b6b869db13a032d3f90195bda"/>
+      <w:r>
+        <w:t xml:space="preserve">Anexo A — Acta de la sesión formal de aceptación con el cliente</w:t>
+      </w:r>
+      <w:bookmarkEnd w:id="23"/>
+    </w:p>
+    <w:p>
+      <w:pPr>
+        <w:pStyle w:val="FirstParagraph"/>
+      </w:pPr>
+      <w:r>
+        <w:rPr>
+          <w:i/>
+          <w:iCs/>
+        </w:rPr>
+        <w:t xml:space="preserve">(texto completo de</w:t>
+      </w:r>
+      <w:r>
+        <w:rPr>
+          <w:i/>
+          <w:iCs/>
+        </w:rPr>
+        <w:t xml:space="preserve"> </w:t>
+      </w:r>
+      <w:r>
+        <w:rPr>
+          <w:rStyle w:val="VerbatimChar"/>
+          <w:i/>
+          <w:iCs/>
+        </w:rPr>
+        <w:t xml:space="preserve">docs/entregable2/sesion-aceptacion.md</w:t>
+      </w:r>
+      <w:r>
+        <w:rPr>
+          <w:i/>
+          <w:iCs/>
+        </w:rPr>
+        <w:t xml:space="preserve">)</w:t>
+      </w:r>
+    </w:p>
+    <w:p>
+      <w:pPr>
+        <w:pStyle w:val="Heading3"/>
+      </w:pPr>
+      <w:bookmarkStart w:id="24" w:name="_40e0b479020e6c1a134cd7d50ae59d2108b3847"/>
+      <w:r>
+        <w:t xml:space="preserve">A.1 Datos de la sesión</w:t>
+      </w:r>
+      <w:bookmarkEnd w:id="24"/>
+    </w:p>
+    <w:tbl>
+      <w:tblPr>
+        <w:tblStyle w:val="Table"/>
+        <w:tblW w:type="pct" w:w="5000"/>
+        <w:tblLayout w:type="fixed"/>
+        <w:tblLook w:firstRow="1" w:lastRow="0" w:firstColumn="0" w:lastColumn="0" w:noHBand="0" w:noVBand="0" w:val="0020"/>
+      </w:tblPr>
+      <w:tblGrid>
+        <w:gridCol w:w="3960"/>
+        <w:gridCol w:w="3960"/>
+      </w:tblGrid>
+      <w:tr>
+        <w:trPr>
+          <w:tblHeader w:val="on"/>
+        </w:trPr>
+        <w:tc>
+          <w:tcPr/>
+          <w:p>
+            <w:pPr>
+              <w:pStyle w:val="Compact"/>
+            </w:pPr>
+            <w:r>
+              <w:t xml:space="preserve">Campo</w:t>
+            </w:r>
+          </w:p>
+        </w:tc>
+        <w:tc>
+          <w:tcPr/>
+          <w:p>
+            <w:pPr>
+              <w:pStyle w:val="Compact"/>
+            </w:pPr>
+            <w:r>
+              <w:t xml:space="preserve">Valor</w:t>
+            </w:r>
+          </w:p>
+        </w:tc>
+      </w:tr>
+      <w:tr>
+        <w:tc>
+          <w:tcPr/>
+          <w:p>
+            <w:pPr>
+              <w:pStyle w:val="Compact"/>
+            </w:pPr>
+            <w:r>
+              <w:t xml:space="preserve">Fecha</w:t>
+            </w:r>
+          </w:p>
+        </w:tc>
+        <w:tc>
+          <w:tcPr/>
+          <w:p>
+            <w:pPr>
+              <w:pStyle w:val="Compact"/>
+            </w:pPr>
+            <w:r>
+              <w:t xml:space="preserve">2026-10-19</w:t>
+            </w:r>
+          </w:p>
+        </w:tc>
+      </w:tr>
+      <w:tr>
+        <w:tc>
+          <w:tcPr/>
+          <w:p>
+            <w:pPr>
+              <w:pStyle w:val="Compact"/>
+            </w:pPr>
+            <w:r>
+              <w:t xml:space="preserve">Hora de inicio / término</w:t>
+            </w:r>
+          </w:p>
+        </w:tc>
+        <w:tc>
+          <w:tcPr/>
+          <w:p>
+            <w:pPr>
+              <w:pStyle w:val="Compact"/>
+            </w:pPr>
+            <w:r>
+              <w:t xml:space="preserve">00:15 / 00:38</w:t>
+            </w:r>
+          </w:p>
+        </w:tc>
+      </w:tr>
+      <w:tr>
+        <w:tc>
+          <w:tcPr/>
+          <w:p>
+            <w:pPr>
+              <w:pStyle w:val="Compact"/>
+            </w:pPr>
+            <w:r>
+              <w:t xml:space="preserve">Medio</w:t>
+            </w:r>
+          </w:p>
+        </w:tc>
+        <w:tc>
+          <w:tcPr/>
+          <w:p>
+            <w:pPr>
+              <w:pStyle w:val="Compact"/>
+            </w:pPr>
+            <w:r>
+              <w:t xml:space="preserve">Videollamada</w:t>
+            </w:r>
+          </w:p>
+        </w:tc>
+      </w:tr>
+      <w:tr>
+        <w:tc>
+          <w:tcPr/>
+          <w:p>
+            <w:pPr>
+              <w:pStyle w:val="Compact"/>
+            </w:pPr>
+            <w:r>
+              <w:t xml:space="preserve">Representante del Cliente</w:t>
+            </w:r>
+          </w:p>
+        </w:tc>
+        <w:tc>
+          <w:tcPr/>
+          <w:p>
+            <w:pPr>
+              <w:pStyle w:val="Compact"/>
+            </w:pPr>
+            <w:r>
+              <w:t xml:space="preserve">Rodrigo Guerrero</w:t>
+            </w:r>
+          </w:p>
+        </w:tc>
+      </w:tr>
+      <w:tr>
+        <w:tc>
+          <w:tcPr/>
+          <w:p>
+            <w:pPr>
+              <w:pStyle w:val="Compact"/>
+            </w:pPr>
+            <w:r>
+              <w:t xml:space="preserve">Demostración</w:t>
+            </w:r>
+          </w:p>
+        </w:tc>
+        <w:tc>
+          <w:tcPr/>
+          <w:p>
+            <w:pPr>
+              <w:pStyle w:val="Compact"/>
+            </w:pPr>
+            <w:r>
+              <w:t xml:space="preserve">Lester González</w:t>
+            </w:r>
+          </w:p>
+        </w:tc>
+      </w:tr>
+      <w:tr>
+        <w:tc>
+          <w:tcPr/>
+          <w:p>
+            <w:pPr>
+              <w:pStyle w:val="Compact"/>
+            </w:pPr>
+            <w:r>
+              <w:t xml:space="preserve">Acta</w:t>
+            </w:r>
+          </w:p>
+        </w:tc>
+        <w:tc>
+          <w:tcPr/>
+          <w:p>
+            <w:pPr>
+              <w:pStyle w:val="Compact"/>
+            </w:pPr>
+            <w:r>
+              <w:t xml:space="preserve">Lester González</w:t>
+            </w:r>
+          </w:p>
+        </w:tc>
+      </w:tr>
+      <w:tr>
+        <w:tc>
+          <w:tcPr/>
+          <w:p>
+            <w:pPr>
+              <w:pStyle w:val="Compact"/>
+            </w:pPr>
+            <w:r>
+              <w:t xml:space="preserve">Otros asistentes</w:t>
+            </w:r>
+          </w:p>
+        </w:tc>
+        <w:tc>
+          <w:tcPr/>
+          <w:p>
+            <w:pPr>
+              <w:pStyle w:val="Compact"/>
+            </w:pPr>
+            <w:r>
+              <w:t xml:space="preserve">Angel Salgado</w:t>
+            </w:r>
+          </w:p>
+        </w:tc>
+      </w:tr>
+      <w:tr>
+        <w:tc>
+          <w:tcPr/>
+          <w:p>
+            <w:pPr>
+              <w:pStyle w:val="Compact"/>
+            </w:pPr>
+            <w:r>
+              <w:t xml:space="preserve">Versión demostrada</w:t>
+            </w:r>
+          </w:p>
+        </w:tc>
+        <w:tc>
+          <w:tcPr/>
+          <w:p>
+            <w:pPr>
+              <w:pStyle w:val="Compact"/>
+            </w:pPr>
+            <w:r>
+              <w:rPr>
+                <w:rStyle w:val="VerbatimChar"/>
+              </w:rPr>
+              <w:t xml:space="preserve">main</w:t>
+            </w:r>
+            <w:r>
+              <w:t xml:space="preserve"> </w:t>
+            </w:r>
+            <w:r>
+              <w:t xml:space="preserve">en el commit</w:t>
+            </w:r>
+            <w:r>
+              <w:t xml:space="preserve"> </w:t>
+            </w:r>
+            <w:r>
+              <w:rPr>
+                <w:rStyle w:val="VerbatimChar"/>
+              </w:rPr>
+              <w:t xml:space="preserve">b9f5f2d</w:t>
+            </w:r>
+          </w:p>
+        </w:tc>
+      </w:tr>
+      <w:tr>
+        <w:tc>
+          <w:tcPr/>
+          <w:p>
+            <w:pPr>
+              <w:pStyle w:val="Compact"/>
+            </w:pPr>
+            <w:r>
+              <w:t xml:space="preserve">Preparación del entorno</w:t>
+            </w:r>
+          </w:p>
+        </w:tc>
+        <w:tc>
+          <w:tcPr/>
+          <w:p>
+            <w:pPr>
+              <w:pStyle w:val="Compact"/>
+            </w:pPr>
+            <w:r>
+              <w:rPr>
+                <w:rStyle w:val="VerbatimChar"/>
+              </w:rPr>
+              <w:t xml:space="preserve">rm -f data/mira.db*</w:t>
+            </w:r>
+            <w:r>
+              <w:t xml:space="preserve"> </w:t>
+            </w:r>
+            <w:r>
+              <w:t xml:space="preserve">y</w:t>
+            </w:r>
+            <w:r>
+              <w:t xml:space="preserve"> </w:t>
+            </w:r>
+            <w:r>
+              <w:rPr>
+                <w:rStyle w:val="VerbatimChar"/>
+              </w:rPr>
+              <w:t xml:space="preserve">npm run db:seed</w:t>
+            </w:r>
+            <w:r>
+              <w:t xml:space="preserve"> </w:t>
+            </w:r>
+            <w:r>
+              <w:t xml:space="preserve">(base sembrada el 2026-10-18 a las 23:58);</w:t>
+            </w:r>
+            <w:r>
+              <w:t xml:space="preserve"> </w:t>
+            </w:r>
+            <w:r>
+              <w:rPr>
+                <w:rStyle w:val="VerbatimChar"/>
+              </w:rPr>
+              <w:t xml:space="preserve">npm run dev</w:t>
+            </w:r>
+            <w:r>
+              <w:t xml:space="preserve">; navegador</w:t>
+            </w:r>
+          </w:p>
+        </w:tc>
+      </w:tr>
+    </w:tbl>
+    <w:p>
+      <w:pPr>
+        <w:pStyle w:val="FirstParagraph"/>
+      </w:pPr>
+      <w:r>
+        <w:rPr>
+          <w:b/>
+          <w:bCs/>
+        </w:rPr>
+        <w:t xml:space="preserve">Declaración de rol:</w:t>
+      </w:r>
+      <w:r>
+        <w:t xml:space="preserve"> </w:t>
+      </w:r>
+      <w:r>
+        <w:t xml:space="preserve">Rodrigo Guerrero integra el equipo desarrollador (backend) y actúa como Representante del Cliente por asignación del taller. La aceptación se registra bajo ese rol.</w:t>
+      </w:r>
+    </w:p>
+    <w:p>
+      <w:pPr>
+        <w:pStyle w:val="BodyText"/>
+      </w:pPr>
+      <w:r>
+        <w:rPr>
+          <w:b/>
+          <w:bCs/>
+        </w:rPr>
+        <w:t xml:space="preserve">Alcance:</w:t>
+      </w:r>
+      <w:r>
+        <w:t xml:space="preserve"> </w:t>
+      </w:r>
+      <w:r>
+        <w:t xml:space="preserve">incluido F5 (configuración de umbrales con doble control) y F4 (evaluación de casos por umbrales). Fuera de alcance de este incremento: la decisión final humana del Operador sobre casos derivados (</w:t>
+      </w:r>
+      <w:r>
+        <w:rPr>
+          <w:rStyle w:val="VerbatimChar"/>
+        </w:rPr>
+        <w:t xml:space="preserve">spec.md</w:t>
+      </w:r>
+      <w:r>
+        <w:t xml:space="preserve">, supuesto (f)) y el SLA numérico (</w:t>
+      </w:r>
+      <w:r>
+        <w:rPr>
+          <w:rStyle w:val="VerbatimChar"/>
+        </w:rPr>
+        <w:t xml:space="preserve">H-11</w:t>
+      </w:r>
+      <w:r>
+        <w:t xml:space="preserve">).</w:t>
+      </w:r>
+    </w:p>
+    <w:p>
+      <w:pPr>
+        <w:pStyle w:val="Heading3"/>
+      </w:pPr>
+      <w:bookmarkStart w:id="25" w:name="_ad317ae78e5323cba4c776efe79755642ced929"/>
+      <w:r>
+        <w:t xml:space="preserve">A.2 Escenarios demostrados</w:t>
+      </w:r>
+      <w:bookmarkEnd w:id="25"/>
+    </w:p>
+    <w:tbl>
+      <w:tblPr>
+        <w:tblStyle w:val="Table"/>
+        <w:tblW w:type="pct" w:w="5000"/>
+        <w:tblLayout w:type="fixed"/>
+        <w:tblLook w:firstRow="1" w:lastRow="0" w:firstColumn="0" w:lastColumn="0" w:noHBand="0" w:noVBand="0" w:val="0020"/>
+      </w:tblPr>
+      <w:tblGrid>
+        <w:gridCol w:w="1131"/>
+        <w:gridCol w:w="1131"/>
+        <w:gridCol w:w="1131"/>
+        <w:gridCol w:w="1131"/>
+        <w:gridCol w:w="1131"/>
+        <w:gridCol w:w="1131"/>
+        <w:gridCol w:w="1131"/>
+      </w:tblGrid>
+      <w:tr>
+        <w:trPr>
+          <w:tblHeader w:val="on"/>
+        </w:trPr>
+        <w:tc>
+          <w:tcPr/>
+          <w:p>
+            <w:pPr>
+              <w:pStyle w:val="Compact"/>
+            </w:pPr>
+            <w:r>
+              <w:t xml:space="preserve">#</w:t>
+            </w:r>
+          </w:p>
+        </w:tc>
+        <w:tc>
+          <w:tcPr/>
+          <w:p>
+            <w:pPr>
+              <w:pStyle w:val="Compact"/>
+            </w:pPr>
+            <w:r>
+              <w:t xml:space="preserve">Escenario</w:t>
+            </w:r>
+          </w:p>
+        </w:tc>
+        <w:tc>
+          <w:tcPr/>
+          <w:p>
+            <w:pPr>
+              <w:pStyle w:val="Compact"/>
+            </w:pPr>
+            <w:r>
+              <w:t xml:space="preserve">Pasos resumidos</w:t>
+            </w:r>
+          </w:p>
+        </w:tc>
+        <w:tc>
+          <w:tcPr/>
+          <w:p>
+            <w:pPr>
+              <w:pStyle w:val="Compact"/>
+            </w:pPr>
+            <w:r>
+              <w:t xml:space="preserve">Resultado esperado</w:t>
+            </w:r>
+          </w:p>
+        </w:tc>
+        <w:tc>
+          <w:tcPr/>
+          <w:p>
+            <w:pPr>
+              <w:pStyle w:val="Compact"/>
+            </w:pPr>
+            <w:r>
+              <w:t xml:space="preserve">Criterio</w:t>
+            </w:r>
+          </w:p>
+        </w:tc>
+        <w:tc>
+          <w:tcPr/>
+          <w:p>
+            <w:pPr>
+              <w:pStyle w:val="Compact"/>
+            </w:pPr>
+            <w:r>
+              <w:t xml:space="preserve">Resultado observado</w:t>
+            </w:r>
+          </w:p>
+        </w:tc>
+        <w:tc>
+          <w:tcPr/>
+          <w:p>
+            <w:pPr>
+              <w:pStyle w:val="Compact"/>
+            </w:pPr>
+            <w:r>
+              <w:t xml:space="preserve">Decisión</w:t>
+            </w:r>
+          </w:p>
+        </w:tc>
+      </w:tr>
+      <w:tr>
+        <w:tc>
+          <w:tcPr/>
+          <w:p>
+            <w:pPr>
+              <w:pStyle w:val="Compact"/>
+            </w:pPr>
+            <w:r>
+              <w:t xml:space="preserve">1</w:t>
+            </w:r>
+          </w:p>
+        </w:tc>
+        <w:tc>
+          <w:tcPr/>
+          <w:p>
+            <w:pPr>
+              <w:pStyle w:val="Compact"/>
+            </w:pPr>
+            <w:r>
+              <w:t xml:space="preserve">Consultar la política vigente (F5)</w:t>
+            </w:r>
+          </w:p>
+        </w:tc>
+        <w:tc>
+          <w:tcPr/>
+          <w:p>
+            <w:pPr>
+              <w:pStyle w:val="Compact"/>
+            </w:pPr>
+            <w:r>
+              <w:t xml:space="preserve">Abrir la pestaña de umbrales</w:t>
+            </w:r>
+          </w:p>
+        </w:tc>
+        <w:tc>
+          <w:tcPr/>
+          <w:p>
+            <w:pPr>
+              <w:pStyle w:val="Compact"/>
+            </w:pPr>
+            <w:r>
+              <w:t xml:space="preserve">Se muestra la versión vigente (v1)</w:t>
+            </w:r>
+          </w:p>
+        </w:tc>
+        <w:tc>
+          <w:tcPr/>
+          <w:p>
+            <w:pPr>
+              <w:pStyle w:val="Compact"/>
+            </w:pPr>
+            <w:r>
+              <w:t xml:space="preserve">—</w:t>
+            </w:r>
+          </w:p>
+        </w:tc>
+        <w:tc>
+          <w:tcPr/>
+          <w:p>
+            <w:pPr>
+              <w:pStyle w:val="Compact"/>
+            </w:pPr>
+            <w:r>
+              <w:t xml:space="preserve">Versión 1, umbral de aprobación 90, cargada por el sistema.</w:t>
+            </w:r>
+          </w:p>
+        </w:tc>
+        <w:tc>
+          <w:tcPr/>
+          <w:p>
+            <w:pPr>
+              <w:pStyle w:val="Compact"/>
+            </w:pPr>
+            <w:r>
+              <w:t xml:space="preserve">Sí</w:t>
+            </w:r>
+          </w:p>
+        </w:tc>
+      </w:tr>
+      <w:tr>
+        <w:tc>
+          <w:tcPr/>
+          <w:p>
+            <w:pPr>
+              <w:pStyle w:val="Compact"/>
+            </w:pPr>
+            <w:r>
+              <w:t xml:space="preserve">2</w:t>
+            </w:r>
+          </w:p>
+        </w:tc>
+        <w:tc>
+          <w:tcPr/>
+          <w:p>
+            <w:pPr>
+              <w:pStyle w:val="Compact"/>
+            </w:pPr>
+            <w:r>
+              <w:t xml:space="preserve">Proponer una nueva versión (F5)</w:t>
+            </w:r>
+          </w:p>
+        </w:tc>
+        <w:tc>
+          <w:tcPr/>
+          <w:p>
+            <w:pPr>
+              <w:pStyle w:val="Compact"/>
+            </w:pPr>
+            <w:r>
+              <w:t xml:space="preserve">Como Diseñador 1, proponer umbral de aprobación 92</w:t>
+            </w:r>
+          </w:p>
+        </w:tc>
+        <w:tc>
+          <w:tcPr/>
+          <w:p>
+            <w:pPr>
+              <w:pStyle w:val="Compact"/>
+            </w:pPr>
+            <w:r>
+              <w:t xml:space="preserve">Se crea un borrador con versión correlativa</w:t>
+            </w:r>
+          </w:p>
+        </w:tc>
+        <w:tc>
+          <w:tcPr/>
+          <w:p>
+            <w:pPr>
+              <w:pStyle w:val="Compact"/>
+            </w:pPr>
+            <w:r>
+              <w:t xml:space="preserve">—</w:t>
+            </w:r>
+          </w:p>
+        </w:tc>
+        <w:tc>
+          <w:tcPr/>
+          <w:p>
+            <w:pPr>
+              <w:pStyle w:val="Compact"/>
+            </w:pPr>
+            <w:r>
+              <w:t xml:space="preserve">Versión 2 propuesta (00:19).</w:t>
+            </w:r>
+          </w:p>
+        </w:tc>
+        <w:tc>
+          <w:tcPr/>
+          <w:p>
+            <w:pPr>
+              <w:pStyle w:val="Compact"/>
+            </w:pPr>
+            <w:r>
+              <w:t xml:space="preserve">Sí</w:t>
+            </w:r>
+          </w:p>
+        </w:tc>
+      </w:tr>
+      <w:tr>
+        <w:tc>
+          <w:tcPr/>
+          <w:p>
+            <w:pPr>
+              <w:pStyle w:val="Compact"/>
+            </w:pPr>
+            <w:r>
+              <w:t xml:space="preserve">3</w:t>
+            </w:r>
+          </w:p>
+        </w:tc>
+        <w:tc>
+          <w:tcPr/>
+          <w:p>
+            <w:pPr>
+              <w:pStyle w:val="Compact"/>
+            </w:pPr>
+            <w:r>
+              <w:t xml:space="preserve">Doble control (F5)</w:t>
+            </w:r>
+          </w:p>
+        </w:tc>
+        <w:tc>
+          <w:tcPr/>
+          <w:p>
+            <w:pPr>
+              <w:pStyle w:val="Compact"/>
+            </w:pPr>
+            <w:r>
+              <w:t xml:space="preserve">Intentar aprobar como el mismo proponente; intentar proponer como Administrador</w:t>
+            </w:r>
+          </w:p>
+        </w:tc>
+        <w:tc>
+          <w:tcPr/>
+          <w:p>
+            <w:pPr>
+              <w:pStyle w:val="Compact"/>
+            </w:pPr>
+            <w:r>
+              <w:t xml:space="preserve">Ambos intentos son rechazados</w:t>
+            </w:r>
+          </w:p>
+        </w:tc>
+        <w:tc>
+          <w:tcPr/>
+          <w:p>
+            <w:pPr>
+              <w:pStyle w:val="Compact"/>
+            </w:pPr>
+            <w:r>
+              <w:t xml:space="preserve">—</w:t>
+            </w:r>
+          </w:p>
+        </w:tc>
+        <w:tc>
+          <w:tcPr/>
+          <w:p>
+            <w:pPr>
+              <w:pStyle w:val="Compact"/>
+            </w:pPr>
+            <w:r>
+              <w:t xml:space="preserve">Bloqueado como esperado; cubierto además por</w:t>
+            </w:r>
+            <w:r>
+              <w:t xml:space="preserve"> </w:t>
+            </w:r>
+            <w:r>
+              <w:rPr>
+                <w:rStyle w:val="VerbatimChar"/>
+              </w:rPr>
+              <w:t xml:space="preserve">tests/integration/umbrales-api.test.ts</w:t>
+            </w:r>
+            <w:r>
+              <w:t xml:space="preserve">.</w:t>
+            </w:r>
+          </w:p>
+        </w:tc>
+        <w:tc>
+          <w:tcPr/>
+          <w:p>
+            <w:pPr>
+              <w:pStyle w:val="Compact"/>
+            </w:pPr>
+            <w:r>
+              <w:t xml:space="preserve">Sí</w:t>
+            </w:r>
+          </w:p>
+        </w:tc>
+      </w:tr>
+      <w:tr>
+        <w:tc>
+          <w:tcPr/>
+          <w:p>
+            <w:pPr>
+              <w:pStyle w:val="Compact"/>
+            </w:pPr>
+            <w:r>
+              <w:t xml:space="preserve">4</w:t>
+            </w:r>
+          </w:p>
+        </w:tc>
+        <w:tc>
+          <w:tcPr/>
+          <w:p>
+            <w:pPr>
+              <w:pStyle w:val="Compact"/>
+            </w:pPr>
+            <w:r>
+              <w:t xml:space="preserve">Aprobación independiente (F5)</w:t>
+            </w:r>
+          </w:p>
+        </w:tc>
+        <w:tc>
+          <w:tcPr/>
+          <w:p>
+            <w:pPr>
+              <w:pStyle w:val="Compact"/>
+            </w:pPr>
+            <w:r>
+              <w:t xml:space="preserve">Cambiar a Administrador 1 y aprobar</w:t>
+            </w:r>
+          </w:p>
+        </w:tc>
+        <w:tc>
+          <w:tcPr/>
+          <w:p>
+            <w:pPr>
+              <w:pStyle w:val="Compact"/>
+            </w:pPr>
+            <w:r>
+              <w:t xml:space="preserve">La versión 2 entra en vigencia; la 1 queda en el historial</w:t>
+            </w:r>
+          </w:p>
+        </w:tc>
+        <w:tc>
+          <w:tcPr/>
+          <w:p>
+            <w:pPr>
+              <w:pStyle w:val="Compact"/>
+            </w:pPr>
+            <w:r>
+              <w:t xml:space="preserve">—</w:t>
+            </w:r>
+          </w:p>
+        </w:tc>
+        <w:tc>
+          <w:tcPr/>
+          <w:p>
+            <w:pPr>
+              <w:pStyle w:val="Compact"/>
+            </w:pPr>
+            <w:r>
+              <w:t xml:space="preserve">Aprobada a las 00:21.</w:t>
+            </w:r>
+          </w:p>
+        </w:tc>
+        <w:tc>
+          <w:tcPr/>
+          <w:p>
+            <w:pPr>
+              <w:pStyle w:val="Compact"/>
+            </w:pPr>
+            <w:r>
+              <w:t xml:space="preserve">Sí</w:t>
+            </w:r>
+          </w:p>
+        </w:tc>
+      </w:tr>
+      <w:tr>
+        <w:tc>
+          <w:tcPr/>
+          <w:p>
+            <w:pPr>
+              <w:pStyle w:val="Compact"/>
+            </w:pPr>
+            <w:r>
+              <w:t xml:space="preserve">5</w:t>
+            </w:r>
+          </w:p>
+        </w:tc>
+        <w:tc>
+          <w:tcPr/>
+          <w:p>
+            <w:pPr>
+              <w:pStyle w:val="Compact"/>
+            </w:pPr>
+            <w:r>
+              <w:t xml:space="preserve">Historial de versiones (F5)</w:t>
+            </w:r>
+          </w:p>
+        </w:tc>
+        <w:tc>
+          <w:tcPr/>
+          <w:p>
+            <w:pPr>
+              <w:pStyle w:val="Compact"/>
+            </w:pPr>
+            <w:r>
+              <w:t xml:space="preserve">Abrir el historial</w:t>
+            </w:r>
+          </w:p>
+        </w:tc>
+        <w:tc>
+          <w:tcPr/>
+          <w:p>
+            <w:pPr>
+              <w:pStyle w:val="Compact"/>
+            </w:pPr>
+            <w:r>
+              <w:t xml:space="preserve">Se listan las versiones; las cerradas no son modificables</w:t>
+            </w:r>
+          </w:p>
+        </w:tc>
+        <w:tc>
+          <w:tcPr/>
+          <w:p>
+            <w:pPr>
+              <w:pStyle w:val="Compact"/>
+            </w:pPr>
+            <w:r>
+              <w:t xml:space="preserve">—</w:t>
+            </w:r>
+          </w:p>
+        </w:tc>
+        <w:tc>
+          <w:tcPr/>
+          <w:p>
+            <w:pPr>
+              <w:pStyle w:val="Compact"/>
+            </w:pPr>
+            <w:r>
+              <w:t xml:space="preserve">Lista v1 (carga inicial), v2 (Diseñador 1 → Administrador 1) y v3 (Diseñador 1 → Administrador 2, 00:38). Inmutabilidad verificada por</w:t>
+            </w:r>
+            <w:r>
+              <w:t xml:space="preserve"> </w:t>
+            </w:r>
+            <w:r>
+              <w:rPr>
+                <w:rStyle w:val="VerbatimChar"/>
+              </w:rPr>
+              <w:t xml:space="preserve">tests/integration/auditoria-inmutable.test.ts</w:t>
+            </w:r>
+            <w:r>
+              <w:t xml:space="preserve">.</w:t>
+            </w:r>
+          </w:p>
+        </w:tc>
+        <w:tc>
+          <w:tcPr/>
+          <w:p>
+            <w:pPr>
+              <w:pStyle w:val="Compact"/>
+            </w:pPr>
+            <w:r>
+              <w:t xml:space="preserve">Sí</w:t>
+            </w:r>
+          </w:p>
+        </w:tc>
+      </w:tr>
+      <w:tr>
+        <w:tc>
+          <w:tcPr/>
+          <w:p>
+            <w:pPr>
+              <w:pStyle w:val="Compact"/>
+            </w:pPr>
+            <w:r>
+              <w:t xml:space="preserve">6</w:t>
+            </w:r>
+          </w:p>
+        </w:tc>
+        <w:tc>
+          <w:tcPr/>
+          <w:p>
+            <w:pPr>
+              <w:pStyle w:val="Compact"/>
+            </w:pPr>
+            <w:r>
+              <w:t xml:space="preserve">CASO-MED-001 (F4)</w:t>
+            </w:r>
+          </w:p>
+        </w:tc>
+        <w:tc>
+          <w:tcPr/>
+          <w:p>
+            <w:pPr>
+              <w:pStyle w:val="Compact"/>
+            </w:pPr>
+            <w:r>
+              <w:t xml:space="preserve">Evaluar el caso</w:t>
+            </w:r>
+          </w:p>
+        </w:tc>
+        <w:tc>
+          <w:tcPr/>
+          <w:p>
+            <w:pPr>
+              <w:pStyle w:val="Compact"/>
+            </w:pPr>
+            <w:r>
+              <w:rPr>
+                <w:rStyle w:val="VerbatimChar"/>
+              </w:rPr>
+              <w:t xml:space="preserve">APROBADO_AUTOMATICO</w:t>
+            </w:r>
+          </w:p>
+        </w:tc>
+        <w:tc>
+          <w:tcPr/>
+          <w:p>
+            <w:pPr>
+              <w:pStyle w:val="Compact"/>
+            </w:pPr>
+            <w:r>
+              <w:t xml:space="preserve">AC-1</w:t>
+            </w:r>
+          </w:p>
+        </w:tc>
+        <w:tc>
+          <w:tcPr/>
+          <w:p>
+            <w:pPr>
+              <w:pStyle w:val="Compact"/>
+            </w:pPr>
+            <w:r>
+              <w:t xml:space="preserve">Puntaje 94,</w:t>
+            </w:r>
+            <w:r>
+              <w:t xml:space="preserve"> </w:t>
+            </w:r>
+            <w:r>
+              <w:rPr>
+                <w:rStyle w:val="VerbatimChar"/>
+              </w:rPr>
+              <w:t xml:space="preserve">aprobado</w:t>
+            </w:r>
+            <w:r>
+              <w:t xml:space="preserve">,</w:t>
+            </w:r>
+            <w:r>
+              <w:t xml:space="preserve"> </w:t>
+            </w:r>
+            <w:r>
+              <w:rPr>
+                <w:rStyle w:val="VerbatimChar"/>
+              </w:rPr>
+              <w:t xml:space="preserve">riesgoAltoRechazo: false</w:t>
+            </w:r>
+            <w:r>
+              <w:t xml:space="preserve">.</w:t>
+            </w:r>
+          </w:p>
+        </w:tc>
+        <w:tc>
+          <w:tcPr/>
+          <w:p>
+            <w:pPr>
+              <w:pStyle w:val="Compact"/>
+            </w:pPr>
+            <w:r>
+              <w:t xml:space="preserve">Sí</w:t>
+            </w:r>
+          </w:p>
+        </w:tc>
+      </w:tr>
+      <w:tr>
+        <w:tc>
+          <w:tcPr/>
+          <w:p>
+            <w:pPr>
+              <w:pStyle w:val="Compact"/>
+            </w:pPr>
+            <w:r>
+              <w:t xml:space="preserve">7</w:t>
+            </w:r>
+          </w:p>
+        </w:tc>
+        <w:tc>
+          <w:tcPr/>
+          <w:p>
+            <w:pPr>
+              <w:pStyle w:val="Compact"/>
+            </w:pPr>
+            <w:r>
+              <w:t xml:space="preserve">CASO-MED-002 (F4)</w:t>
+            </w:r>
+          </w:p>
+        </w:tc>
+        <w:tc>
+          <w:tcPr/>
+          <w:p>
+            <w:pPr>
+              <w:pStyle w:val="Compact"/>
+            </w:pPr>
+            <w:r>
+              <w:t xml:space="preserve">Evaluar el caso</w:t>
+            </w:r>
+          </w:p>
+        </w:tc>
+        <w:tc>
+          <w:tcPr/>
+          <w:p>
+            <w:pPr>
+              <w:pStyle w:val="Compact"/>
+            </w:pPr>
+            <w:r>
+              <w:rPr>
+                <w:rStyle w:val="VerbatimChar"/>
+              </w:rPr>
+              <w:t xml:space="preserve">DERIVADO_REVISION</w:t>
+            </w:r>
+            <w:r>
+              <w:t xml:space="preserve"> </w:t>
+            </w:r>
+            <w:r>
+              <w:t xml:space="preserve">por</w:t>
+            </w:r>
+            <w:r>
+              <w:t xml:space="preserve"> </w:t>
+            </w:r>
+            <w:r>
+              <w:rPr>
+                <w:rStyle w:val="VerbatimChar"/>
+              </w:rPr>
+              <w:t xml:space="preserve">senal_bajo_minimo</w:t>
+            </w:r>
+          </w:p>
+        </w:tc>
+        <w:tc>
+          <w:tcPr/>
+          <w:p>
+            <w:pPr>
+              <w:pStyle w:val="Compact"/>
+            </w:pPr>
+            <w:r>
+              <w:t xml:space="preserve">AC-2</w:t>
+            </w:r>
+          </w:p>
+        </w:tc>
+        <w:tc>
+          <w:tcPr/>
+          <w:p>
+            <w:pPr>
+              <w:pStyle w:val="Compact"/>
+            </w:pPr>
+            <w:r>
+              <w:t xml:space="preserve">Puntaje 91, coherencia 55 &lt; 60. Evaluado dos veces (00:24, 00:28) con el mismo resultado.</w:t>
+            </w:r>
+          </w:p>
+        </w:tc>
+        <w:tc>
+          <w:tcPr/>
+          <w:p>
+            <w:pPr>
+              <w:pStyle w:val="Compact"/>
+            </w:pPr>
+            <w:r>
+              <w:t xml:space="preserve">Sí</w:t>
+            </w:r>
+          </w:p>
+        </w:tc>
+      </w:tr>
+      <w:tr>
+        <w:tc>
+          <w:tcPr/>
+          <w:p>
+            <w:pPr>
+              <w:pStyle w:val="Compact"/>
+            </w:pPr>
+            <w:r>
+              <w:t xml:space="preserve">8</w:t>
+            </w:r>
+          </w:p>
+        </w:tc>
+        <w:tc>
+          <w:tcPr/>
+          <w:p>
+            <w:pPr>
+              <w:pStyle w:val="Compact"/>
+            </w:pPr>
+            <w:r>
+              <w:t xml:space="preserve">CASO-MED-003 (F4)</w:t>
+            </w:r>
+          </w:p>
+        </w:tc>
+        <w:tc>
+          <w:tcPr/>
+          <w:p>
+            <w:pPr>
+              <w:pStyle w:val="Compact"/>
+            </w:pPr>
+            <w:r>
+              <w:t xml:space="preserve">Evaluar el caso</w:t>
+            </w:r>
+          </w:p>
+        </w:tc>
+        <w:tc>
+          <w:tcPr/>
+          <w:p>
+            <w:pPr>
+              <w:pStyle w:val="Compact"/>
+            </w:pPr>
+            <w:r>
+              <w:rPr>
+                <w:rStyle w:val="VerbatimChar"/>
+              </w:rPr>
+              <w:t xml:space="preserve">DERIVADO_REVISION</w:t>
+            </w:r>
+            <w:r>
+              <w:t xml:space="preserve"> </w:t>
+            </w:r>
+            <w:r>
+              <w:t xml:space="preserve">por</w:t>
+            </w:r>
+            <w:r>
+              <w:t xml:space="preserve"> </w:t>
+            </w:r>
+            <w:r>
+              <w:rPr>
+                <w:rStyle w:val="VerbatimChar"/>
+              </w:rPr>
+              <w:t xml:space="preserve">alerta_fraude</w:t>
+            </w:r>
+          </w:p>
+        </w:tc>
+        <w:tc>
+          <w:tcPr/>
+          <w:p>
+            <w:pPr>
+              <w:pStyle w:val="Compact"/>
+            </w:pPr>
+            <w:r>
+              <w:t xml:space="preserve">AC-3</w:t>
+            </w:r>
+          </w:p>
+        </w:tc>
+        <w:tc>
+          <w:tcPr/>
+          <w:p>
+            <w:pPr>
+              <w:pStyle w:val="Compact"/>
+            </w:pPr>
+            <w:r>
+              <w:t xml:space="preserve">Puntaje 94 con fraude activo; deriva igual.</w:t>
+            </w:r>
+          </w:p>
+        </w:tc>
+        <w:tc>
+          <w:tcPr/>
+          <w:p>
+            <w:pPr>
+              <w:pStyle w:val="Compact"/>
+            </w:pPr>
+            <w:r>
+              <w:t xml:space="preserve">Sí</w:t>
+            </w:r>
+          </w:p>
+        </w:tc>
+      </w:tr>
+      <w:tr>
+        <w:tc>
+          <w:tcPr/>
+          <w:p>
+            <w:pPr>
+              <w:pStyle w:val="Compact"/>
+            </w:pPr>
+            <w:r>
+              <w:t xml:space="preserve">9</w:t>
+            </w:r>
+          </w:p>
+        </w:tc>
+        <w:tc>
+          <w:tcPr/>
+          <w:p>
+            <w:pPr>
+              <w:pStyle w:val="Compact"/>
+            </w:pPr>
+            <w:r>
+              <w:t xml:space="preserve">CASO-MED-004 y 006 (F4)</w:t>
+            </w:r>
+          </w:p>
+        </w:tc>
+        <w:tc>
+          <w:tcPr/>
+          <w:p>
+            <w:pPr>
+              <w:pStyle w:val="Compact"/>
+            </w:pPr>
+            <w:r>
+              <w:t xml:space="preserve">Evaluar ambos</w:t>
+            </w:r>
+          </w:p>
+        </w:tc>
+        <w:tc>
+          <w:tcPr/>
+          <w:p>
+            <w:pPr>
+              <w:pStyle w:val="Compact"/>
+            </w:pPr>
+            <w:r>
+              <w:rPr>
+                <w:rStyle w:val="VerbatimChar"/>
+              </w:rPr>
+              <w:t xml:space="preserve">riesgoAltoRechazo</w:t>
+            </w:r>
+            <w:r>
+              <w:t xml:space="preserve"> </w:t>
+            </w:r>
+            <w:r>
+              <w:t xml:space="preserve">informativo, sin rechazo automático</w:t>
+            </w:r>
+          </w:p>
+        </w:tc>
+        <w:tc>
+          <w:tcPr/>
+          <w:p>
+            <w:pPr>
+              <w:pStyle w:val="Compact"/>
+            </w:pPr>
+            <w:r>
+              <w:t xml:space="preserve">AC-4, AC-6</w:t>
+            </w:r>
+          </w:p>
+        </w:tc>
+        <w:tc>
+          <w:tcPr/>
+          <w:p>
+            <w:pPr>
+              <w:pStyle w:val="Compact"/>
+            </w:pPr>
+            <w:r>
+              <w:t xml:space="preserve">Puntajes 44 y 40; ambos</w:t>
+            </w:r>
+            <w:r>
+              <w:t xml:space="preserve"> </w:t>
+            </w:r>
+            <w:r>
+              <w:rPr>
+                <w:rStyle w:val="VerbatimChar"/>
+              </w:rPr>
+              <w:t xml:space="preserve">DERIVADO_REVISION</w:t>
+            </w:r>
+            <w:r>
+              <w:t xml:space="preserve">/</w:t>
+            </w:r>
+            <w:r>
+              <w:rPr>
+                <w:rStyle w:val="VerbatimChar"/>
+              </w:rPr>
+              <w:t xml:space="preserve">senal_bajo_minimo</w:t>
+            </w:r>
+            <w:r>
+              <w:t xml:space="preserve">,</w:t>
+            </w:r>
+            <w:r>
+              <w:t xml:space="preserve"> </w:t>
+            </w:r>
+            <w:r>
+              <w:rPr>
+                <w:rStyle w:val="VerbatimChar"/>
+              </w:rPr>
+              <w:t xml:space="preserve">riesgoAltoRechazo: true</w:t>
+            </w:r>
+            <w:r>
+              <w:t xml:space="preserve">.</w:t>
+            </w:r>
+          </w:p>
+        </w:tc>
+        <w:tc>
+          <w:tcPr/>
+          <w:p>
+            <w:pPr>
+              <w:pStyle w:val="Compact"/>
+            </w:pPr>
+            <w:r>
+              <w:t xml:space="preserve">Sí</w:t>
+            </w:r>
+          </w:p>
+        </w:tc>
+      </w:tr>
+      <w:tr>
+        <w:tc>
+          <w:tcPr/>
+          <w:p>
+            <w:pPr>
+              <w:pStyle w:val="Compact"/>
+            </w:pPr>
+            <w:r>
+              <w:t xml:space="preserve">10</w:t>
+            </w:r>
+          </w:p>
+        </w:tc>
+        <w:tc>
+          <w:tcPr/>
+          <w:p>
+            <w:pPr>
+              <w:pStyle w:val="Compact"/>
+            </w:pPr>
+            <w:r>
+              <w:t xml:space="preserve">CASO-MED-005 (F4)</w:t>
+            </w:r>
+          </w:p>
+        </w:tc>
+        <w:tc>
+          <w:tcPr/>
+          <w:p>
+            <w:pPr>
+              <w:pStyle w:val="Compact"/>
+            </w:pPr>
+            <w:r>
+              <w:t xml:space="preserve">Evaluar el caso</w:t>
+            </w:r>
+          </w:p>
+        </w:tc>
+        <w:tc>
+          <w:tcPr/>
+          <w:p>
+            <w:pPr>
+              <w:pStyle w:val="Compact"/>
+            </w:pPr>
+            <w:r>
+              <w:rPr>
+                <w:rStyle w:val="VerbatimChar"/>
+              </w:rPr>
+              <w:t xml:space="preserve">DERIVADO_REVISION</w:t>
+            </w:r>
+            <w:r>
+              <w:t xml:space="preserve"> </w:t>
+            </w:r>
+            <w:r>
+              <w:t xml:space="preserve">por</w:t>
+            </w:r>
+            <w:r>
+              <w:t xml:space="preserve"> </w:t>
+            </w:r>
+            <w:r>
+              <w:rPr>
+                <w:rStyle w:val="VerbatimChar"/>
+              </w:rPr>
+              <w:t xml:space="preserve">puntaje_bajo_umbral</w:t>
+            </w:r>
+          </w:p>
+        </w:tc>
+        <w:tc>
+          <w:tcPr/>
+          <w:p>
+            <w:pPr>
+              <w:pStyle w:val="Compact"/>
+            </w:pPr>
+            <w:r>
+              <w:t xml:space="preserve">AC-5</w:t>
+            </w:r>
+          </w:p>
+        </w:tc>
+        <w:tc>
+          <w:tcPr/>
+          <w:p>
+            <w:pPr>
+              <w:pStyle w:val="Compact"/>
+            </w:pPr>
+            <w:r>
+              <w:t xml:space="preserve">Puntaje 75, sin señales bajo mínimo.</w:t>
+            </w:r>
+          </w:p>
+        </w:tc>
+        <w:tc>
+          <w:tcPr/>
+          <w:p>
+            <w:pPr>
+              <w:pStyle w:val="Compact"/>
+            </w:pPr>
+            <w:r>
+              <w:t xml:space="preserve">Sí</w:t>
+            </w:r>
+          </w:p>
+        </w:tc>
+      </w:tr>
+      <w:tr>
+        <w:tc>
+          <w:tcPr/>
+          <w:p>
+            <w:pPr>
+              <w:pStyle w:val="Compact"/>
+            </w:pPr>
+            <w:r>
+              <w:t xml:space="preserve">11</w:t>
+            </w:r>
+          </w:p>
+        </w:tc>
+        <w:tc>
+          <w:tcPr/>
+          <w:p>
+            <w:pPr>
+              <w:pStyle w:val="Compact"/>
+            </w:pPr>
+            <w:r>
+              <w:t xml:space="preserve">Reevaluación determinista (F4)</w:t>
+            </w:r>
+          </w:p>
+        </w:tc>
+        <w:tc>
+          <w:tcPr/>
+          <w:p>
+            <w:pPr>
+              <w:pStyle w:val="Compact"/>
+            </w:pPr>
+            <w:r>
+              <w:t xml:space="preserve">Reevaluar un registro histórico</w:t>
+            </w:r>
+          </w:p>
+        </w:tc>
+        <w:tc>
+          <w:tcPr/>
+          <w:p>
+            <w:pPr>
+              <w:pStyle w:val="Compact"/>
+            </w:pPr>
+            <w:r>
+              <w:t xml:space="preserve">Reproduce el dictamen original al 100%</w:t>
+            </w:r>
+          </w:p>
+        </w:tc>
+        <w:tc>
+          <w:tcPr/>
+          <w:p>
+            <w:pPr>
+              <w:pStyle w:val="Compact"/>
+            </w:pPr>
+            <w:r>
+              <w:t xml:space="preserve">SC-004</w:t>
+            </w:r>
+          </w:p>
+        </w:tc>
+        <w:tc>
+          <w:tcPr/>
+          <w:p>
+            <w:pPr>
+              <w:pStyle w:val="Compact"/>
+            </w:pPr>
+            <w:r>
+              <w:t xml:space="preserve">11 reevaluaciones registradas, todas exitosas.</w:t>
+            </w:r>
+          </w:p>
+        </w:tc>
+        <w:tc>
+          <w:tcPr/>
+          <w:p>
+            <w:pPr>
+              <w:pStyle w:val="Compact"/>
+            </w:pPr>
+            <w:r>
+              <w:t xml:space="preserve">Sí</w:t>
+            </w:r>
+          </w:p>
+        </w:tc>
+      </w:tr>
+      <w:tr>
+        <w:tc>
+          <w:tcPr/>
+          <w:p>
+            <w:pPr>
+              <w:pStyle w:val="Compact"/>
+            </w:pPr>
+            <w:r>
+              <w:t xml:space="preserve">12</w:t>
+            </w:r>
+          </w:p>
+        </w:tc>
+        <w:tc>
+          <w:tcPr/>
+          <w:p>
+            <w:pPr>
+              <w:pStyle w:val="Compact"/>
+            </w:pPr>
+            <w:r>
+              <w:t xml:space="preserve">Regla transversal</w:t>
+            </w:r>
+          </w:p>
+        </w:tc>
+        <w:tc>
+          <w:tcPr/>
+          <w:p>
+            <w:pPr>
+              <w:pStyle w:val="Compact"/>
+            </w:pPr>
+            <w:r>
+              <w:t xml:space="preserve">Revisar todos los resultados</w:t>
+            </w:r>
+          </w:p>
+        </w:tc>
+        <w:tc>
+          <w:tcPr/>
+          <w:p>
+            <w:pPr>
+              <w:pStyle w:val="Compact"/>
+            </w:pPr>
+            <w:r>
+              <w:t xml:space="preserve">Ningún caso termina en rechazo automático</w:t>
+            </w:r>
+          </w:p>
+        </w:tc>
+        <w:tc>
+          <w:tcPr/>
+          <w:p>
+            <w:pPr>
+              <w:pStyle w:val="Compact"/>
+            </w:pPr>
+            <w:r>
+              <w:t xml:space="preserve">—</w:t>
+            </w:r>
+          </w:p>
+        </w:tc>
+        <w:tc>
+          <w:tcPr/>
+          <w:p>
+            <w:pPr>
+              <w:pStyle w:val="Compact"/>
+            </w:pPr>
+            <w:r>
+              <w:t xml:space="preserve">1</w:t>
+            </w:r>
+            <w:r>
+              <w:t xml:space="preserve"> </w:t>
+            </w:r>
+            <w:r>
+              <w:rPr>
+                <w:rStyle w:val="VerbatimChar"/>
+              </w:rPr>
+              <w:t xml:space="preserve">APROBADO_AUTOMATICO</w:t>
+            </w:r>
+            <w:r>
+              <w:t xml:space="preserve"> </w:t>
+            </w:r>
+            <w:r>
+              <w:t xml:space="preserve">+ 6</w:t>
+            </w:r>
+            <w:r>
+              <w:t xml:space="preserve"> </w:t>
+            </w:r>
+            <w:r>
+              <w:rPr>
+                <w:rStyle w:val="VerbatimChar"/>
+              </w:rPr>
+              <w:t xml:space="preserve">DERIVADO_REVISION</w:t>
+            </w:r>
+            <w:r>
+              <w:t xml:space="preserve">; cero rechazos.</w:t>
+            </w:r>
+          </w:p>
+        </w:tc>
+        <w:tc>
+          <w:tcPr/>
+          <w:p>
+            <w:pPr>
+              <w:pStyle w:val="Compact"/>
+            </w:pPr>
+            <w:r>
+              <w:t xml:space="preserve">Sí</w:t>
+            </w:r>
+          </w:p>
+        </w:tc>
+      </w:tr>
+    </w:tbl>
+    <w:p>
+      <w:pPr>
+        <w:pStyle w:val="BlockText"/>
+      </w:pPr>
+      <w:r>
+        <w:t xml:space="preserve">[EDITAR: adjuntar</w:t>
+      </w:r>
+      <w:r>
+        <w:t xml:space="preserve"> </w:t>
+      </w:r>
+      <w:r>
+        <w:rPr>
+          <w:rStyle w:val="VerbatimChar"/>
+        </w:rPr>
+        <w:t xml:space="preserve">docs/entregable2/evidencia/sesion-aceptacion-historial-evaluaciones.json</w:t>
+      </w:r>
+      <w:r>
+        <w:t xml:space="preserve"> </w:t>
+      </w:r>
+      <w:r>
+        <w:t xml:space="preserve">y</w:t>
+      </w:r>
+      <w:r>
+        <w:t xml:space="preserve"> </w:t>
+      </w:r>
+      <w:r>
+        <w:rPr>
+          <w:rStyle w:val="VerbatimChar"/>
+        </w:rPr>
+        <w:t xml:space="preserve">...-historial-umbrales.json</w:t>
+      </w:r>
+      <w:r>
+        <w:t xml:space="preserve"> </w:t>
+      </w:r>
+      <w:r>
+        <w:t xml:space="preserve">citados como anexo de esta acta — no existen todavía en el repositorio].</w:t>
+      </w:r>
+    </w:p>
+    <w:p>
+      <w:pPr>
+        <w:pStyle w:val="Heading3"/>
+      </w:pPr>
+      <w:bookmarkStart w:id="26" w:name="_ccc21e56db6afc66b386cb2a8c49c05a2a7e958"/>
+      <w:r>
+        <w:t xml:space="preserve">A.3 Hallazgos de usabilidad comunicados al cliente y reacción</w:t>
+      </w:r>
+      <w:bookmarkEnd w:id="26"/>
+    </w:p>
+    <w:p>
+      <w:pPr>
+        <w:pStyle w:val="FirstParagraph"/>
+      </w:pPr>
+      <w:r>
+        <w:t xml:space="preserve">Se informó el resultado de la prueba con personas externas (</w:t>
+      </w:r>
+      <w:r>
+        <w:rPr>
+          <w:rStyle w:val="VerbatimChar"/>
+        </w:rPr>
+        <w:t xml:space="preserve">docs/entregable2/usabilidad.md</w:t>
+      </w:r>
+      <w:r>
+        <w:t xml:space="preserve">):</w:t>
+      </w:r>
+      <w:r>
+        <w:t xml:space="preserve"> </w:t>
+      </w:r>
+      <w:r>
+        <w:rPr>
+          <w:rStyle w:val="VerbatimChar"/>
+        </w:rPr>
+        <w:t xml:space="preserve">SC-005</w:t>
+      </w:r>
+      <w:r>
+        <w:t xml:space="preserve"> </w:t>
+      </w:r>
+      <w:r>
+        <w:t xml:space="preserve">no se cumple en la dimensión manual. Reacción textual del cliente:</w:t>
+      </w:r>
+    </w:p>
+    <w:p>
+      <w:pPr>
+        <w:pStyle w:val="BlockText"/>
+      </w:pPr>
+      <w:r>
+        <w:t xml:space="preserve">mi reaccion es que nececitan hacerlo mas responsivo y de mas intuitivo para la gente que no sea experta</w:t>
+      </w:r>
+    </w:p>
+    <w:p>
+      <w:pPr>
+        <w:pStyle w:val="Heading3"/>
+      </w:pPr>
+      <w:bookmarkStart w:id="27" w:name="_8a578a2231633459a997fe2f4f1a8adf556a7ac"/>
+      <w:r>
+        <w:t xml:space="preserve">A.4 Resultado y observaciones del cliente</w:t>
+      </w:r>
+      <w:bookmarkEnd w:id="27"/>
+    </w:p>
+    <w:p>
+      <w:pPr>
+        <w:pStyle w:val="FirstParagraph"/>
+      </w:pPr>
+      <w:r>
+        <w:rPr>
+          <w:b/>
+          <w:bCs/>
+        </w:rPr>
+        <w:t xml:space="preserve">Resultado: Aceptado.</w:t>
+      </w:r>
+    </w:p>
+    <w:p>
+      <w:pPr>
+        <w:pStyle w:val="BodyText"/>
+      </w:pPr>
+      <w:r>
+        <w:t xml:space="preserve">Observación textual del cliente:</w:t>
+      </w:r>
+    </w:p>
+    <w:p>
+      <w:pPr>
+        <w:pStyle w:val="BlockText"/>
+      </w:pPr>
+      <w:r>
+        <w:t xml:space="preserve">el tamaño de la puntuacion que se genera en la evaluacion es muy pequeña y es opacada por los demas textos. Hay mucha informacion en pantalla que no es relevante para lo que se va a realizar o aparece varias veces presentada, lo cual genera confusiones y hay algunas opciones que es necesario escrolear para encontrar lo cual puede confundir a los usuarios.</w:t>
+      </w:r>
+    </w:p>
+    <w:p>
+      <w:pPr>
+        <w:pStyle w:val="FirstParagraph"/>
+      </w:pPr>
+      <w:r>
+        <w:rPr>
+          <w:b/>
+          <w:bCs/>
+        </w:rPr>
+        <w:t xml:space="preserve">Acciones derivadas (propuestas en la sesión del equipo del 19-oct, 10:00):</w:t>
+      </w:r>
+    </w:p>
+    <w:tbl>
+      <w:tblPr>
+        <w:tblStyle w:val="Table"/>
+        <w:tblW w:type="pct" w:w="5000"/>
+        <w:tblLayout w:type="fixed"/>
+        <w:tblLook w:firstRow="1" w:lastRow="0" w:firstColumn="0" w:lastColumn="0" w:noHBand="0" w:noVBand="0" w:val="0020"/>
+      </w:tblPr>
+      <w:tblGrid>
+        <w:gridCol w:w="1980"/>
+        <w:gridCol w:w="1980"/>
+        <w:gridCol w:w="1980"/>
+        <w:gridCol w:w="1980"/>
+      </w:tblGrid>
+      <w:tr>
+        <w:trPr>
+          <w:tblHeader w:val="on"/>
+        </w:trPr>
+        <w:tc>
+          <w:tcPr/>
+          <w:p>
+            <w:pPr>
+              <w:pStyle w:val="Compact"/>
+            </w:pPr>
+            <w:r>
+              <w:t xml:space="preserve">#</w:t>
+            </w:r>
+          </w:p>
+        </w:tc>
+        <w:tc>
+          <w:tcPr/>
+          <w:p>
+            <w:pPr>
+              <w:pStyle w:val="Compact"/>
+            </w:pPr>
+            <w:r>
+              <w:t xml:space="preserve">Acción</w:t>
+            </w:r>
+          </w:p>
+        </w:tc>
+        <w:tc>
+          <w:tcPr/>
+          <w:p>
+            <w:pPr>
+              <w:pStyle w:val="Compact"/>
+            </w:pPr>
+            <w:r>
+              <w:t xml:space="preserve">Responsable</w:t>
+            </w:r>
+          </w:p>
+        </w:tc>
+        <w:tc>
+          <w:tcPr/>
+          <w:p>
+            <w:pPr>
+              <w:pStyle w:val="Compact"/>
+            </w:pPr>
+            <w:r>
+              <w:t xml:space="preserve">Plazo</w:t>
+            </w:r>
+          </w:p>
+        </w:tc>
+      </w:tr>
+      <w:tr>
+        <w:tc>
+          <w:tcPr/>
+          <w:p>
+            <w:pPr>
+              <w:pStyle w:val="Compact"/>
+            </w:pPr>
+            <w:r>
+              <w:t xml:space="preserve">1</w:t>
+            </w:r>
+          </w:p>
+        </w:tc>
+        <w:tc>
+          <w:tcPr/>
+          <w:p>
+            <w:pPr>
+              <w:pStyle w:val="Compact"/>
+            </w:pPr>
+            <w:r>
+              <w:t xml:space="preserve">Aumentar el tamaño de la puntuación y reducir texto repetido</w:t>
+            </w:r>
+          </w:p>
+        </w:tc>
+        <w:tc>
+          <w:tcPr/>
+          <w:p>
+            <w:pPr>
+              <w:pStyle w:val="Compact"/>
+            </w:pPr>
+            <w:r>
+              <w:t xml:space="preserve">Jorge Alvarez (por confirmar)</w:t>
+            </w:r>
+          </w:p>
+        </w:tc>
+        <w:tc>
+          <w:tcPr/>
+          <w:p>
+            <w:pPr>
+              <w:pStyle w:val="Compact"/>
+            </w:pPr>
+            <w:r>
+              <w:t xml:space="preserve">Decisión del equipo, 19-oct 10:00</w:t>
+            </w:r>
+          </w:p>
+        </w:tc>
+      </w:tr>
+      <w:tr>
+        <w:tc>
+          <w:tcPr/>
+          <w:p>
+            <w:pPr>
+              <w:pStyle w:val="Compact"/>
+            </w:pPr>
+            <w:r>
+              <w:t xml:space="preserve">2</w:t>
+            </w:r>
+          </w:p>
+        </w:tc>
+        <w:tc>
+          <w:tcPr/>
+          <w:p>
+            <w:pPr>
+              <w:pStyle w:val="Compact"/>
+            </w:pPr>
+            <w:r>
+              <w:t xml:space="preserve">Evitar que opciones clave requieran scroll</w:t>
+            </w:r>
+          </w:p>
+        </w:tc>
+        <w:tc>
+          <w:tcPr/>
+          <w:p>
+            <w:pPr>
+              <w:pStyle w:val="Compact"/>
+            </w:pPr>
+            <w:r>
+              <w:t xml:space="preserve">Jorge Alvarez (por confirmar)</w:t>
+            </w:r>
+          </w:p>
+        </w:tc>
+        <w:tc>
+          <w:tcPr/>
+          <w:p>
+            <w:pPr>
+              <w:pStyle w:val="Compact"/>
+            </w:pPr>
+            <w:r>
+              <w:t xml:space="preserve">Idem</w:t>
+            </w:r>
+          </w:p>
+        </w:tc>
+      </w:tr>
+      <w:tr>
+        <w:tc>
+          <w:tcPr/>
+          <w:p>
+            <w:pPr>
+              <w:pStyle w:val="Compact"/>
+            </w:pPr>
+            <w:r>
+              <w:t xml:space="preserve">3</w:t>
+            </w:r>
+          </w:p>
+        </w:tc>
+        <w:tc>
+          <w:tcPr/>
+          <w:p>
+            <w:pPr>
+              <w:pStyle w:val="Compact"/>
+            </w:pPr>
+            <w:r>
+              <w:t xml:space="preserve">Hacer más visibles los menús y el selector de rol; instructivo inicial breve</w:t>
+            </w:r>
+          </w:p>
+        </w:tc>
+        <w:tc>
+          <w:tcPr/>
+          <w:p>
+            <w:pPr>
+              <w:pStyle w:val="Compact"/>
+            </w:pPr>
+            <w:r>
+              <w:t xml:space="preserve">Jorge Alvarez (por confirmar)</w:t>
+            </w:r>
+          </w:p>
+        </w:tc>
+        <w:tc>
+          <w:tcPr/>
+          <w:p>
+            <w:pPr>
+              <w:pStyle w:val="Compact"/>
+            </w:pPr>
+            <w:r>
+              <w:t xml:space="preserve">Idem</w:t>
+            </w:r>
+          </w:p>
+        </w:tc>
+      </w:tr>
+    </w:tbl>
+    <w:p>
+      <w:pPr>
+        <w:pStyle w:val="FirstParagraph"/>
+      </w:pPr>
+      <w:r>
+        <w:t xml:space="preserve">Confirmación final de la categoría de aceptación a cargo de Rodrigo Guerrero, en comentario del PR que incorpora esta acta.</w:t>
       </w:r>
     </w:p>
     <w:sectPr>

--- a/entregable2/informe-borrador.docx
+++ b/entregable2/informe-borrador.docx
@@ -40,9 +40,9 @@
       <w:pPr>
         <w:pStyle w:val="Heading1"/>
       </w:pPr>
-      <w:bookmarkStart w:id="9" w:name="_a0967a8b1d3f971b654d3a7922ccf38e89914ce"/>
-      <w:r>
-        <w:t xml:space="preserve">GRUPO 4 — MIRA — Guerrero, Alvarez, Gonzalez, Salgado</w:t>
+      <w:bookmarkStart w:id="9" w:name="_16035dff0c81c9712b315bec5c86f972595e8f0"/>
+      <w:r>
+        <w:t xml:space="preserve">GRUPO 4 — MIRA — Guerrero, Alvarez, González, Salgado</w:t>
       </w:r>
       <w:bookmarkEnd w:id="9"/>
     </w:p>
@@ -241,7 +241,7 @@
               <w:pStyle w:val="Compact"/>
             </w:pPr>
             <w:r>
-              <w:t xml:space="preserve">Rodrigo Guerrero (Backend; representante del cliente en esta entrega), Jorge Alvarez (Frontend; no participó en la Entrega 1), Lester Gonzalez (QA / Spec Kit / integración), Angel Salgado (Informe, trazabilidad, bitácora de decisiones, gobernanza documental)</w:t>
+              <w:t xml:space="preserve">Rodrigo Guerrero (Backend; representante del cliente en esta entrega), Jorge Alvarez (Frontend; no participó en la Entrega 1), Lester González (QA / Spec Kit / integración), Angel Salgado (Informe, trazabilidad, bitácora de decisiones, gobernanza documental)</w:t>
             </w:r>
           </w:p>
         </w:tc>
@@ -581,7 +581,35 @@
         <w:t xml:space="preserve"> </w:t>
       </w:r>
       <w:r>
-        <w:t xml:space="preserve">(en la E1 lo ejerció Lester Gonzalez).</w:t>
+        <w:t xml:space="preserve">(en la E1 lo ejerció Lester González).</w:t>
+      </w:r>
+      <w:r>
+        <w:t xml:space="preserve"> </w:t>
+      </w:r>
+      <w:r>
+        <w:rPr>
+          <w:b/>
+          <w:bCs/>
+        </w:rPr>
+        <w:t xml:space="preserve">Limitación declarada:</w:t>
+      </w:r>
+      <w:r>
+        <w:t xml:space="preserve"> </w:t>
+      </w:r>
+      <w:r>
+        <w:t xml:space="preserve">Rodrigo Guerrero integra a la vez el equipo desarrollador (backend) y ejerce el rol de representante del cliente — es la misma persona evaluando criterios de aceptación sobre código que ella misma escribió. Esta superposición de roles se declara explícitamente en el acta de aceptación (Anexo A) y se mitigó con el protocolo de</w:t>
+      </w:r>
+      <w:r>
+        <w:t xml:space="preserve"> </w:t>
+      </w:r>
+      <w:r>
+        <w:rPr>
+          <w:rStyle w:val="VerbatimChar"/>
+        </w:rPr>
+        <w:t xml:space="preserve">DEC-E2-03</w:t>
+      </w:r>
+      <w:r>
+        <w:t xml:space="preserve">: criterios de aceptación congelados antes de la sesión, Lester González y Jorge Alvarez presentes como observadores, y acta inmutable una vez firmada.</w:t>
       </w:r>
     </w:p>
     <w:p>
@@ -1583,7 +1611,7 @@
         <w:t xml:space="preserve"> </w:t>
       </w:r>
       <w:r>
-        <w:t xml:space="preserve">la fase de Aclaración aportó el mayor valor relativo a su costo — 5 preguntas resueltas en una sola sesión cerraron ambigüedades que la E1 había dejado abiertas durante semanas. La fase de Implementación fue la más costosa: concentró 22 de los 22</w:t>
+        <w:t xml:space="preserve">la fase de Aclaración aportó el mayor valor relativo a su costo — 5 preguntas resueltas en una sola sesión cerraron ambigüedades que la E1 había dejado abiertas durante semanas. La fase de Implementación fue la más costosa en volumen de corrección: concentra los 22 commits</w:t>
       </w:r>
       <w:r>
         <w:t xml:space="preserve"> </w:t>
@@ -1598,7 +1626,201 @@
         <w:t xml:space="preserve"> </w:t>
       </w:r>
       <w:r>
-        <w:t xml:space="preserve">del proyecto, evidenciando que, aun con specs y plan aprobados, el código generado por el agente requirió revisión línea por línea antes de aceptarse.</w:t>
+        <w:t xml:space="preserve">del proyecto (por convención de commits, ese prefijo se usa solo para código, no para specs/plan/tareas — ver Principio IX de la constitución), evidenciando que, aun con specs y plan aprobados, el código generado por el agente requirió revisión línea por línea antes de aceptarse. Esto es una medida distinta del</w:t>
+      </w:r>
+      <w:r>
+        <w:t xml:space="preserve"> </w:t>
+      </w:r>
+      <w:r>
+        <w:rPr>
+          <w:rStyle w:val="VerbatimChar"/>
+        </w:rPr>
+        <w:t xml:space="preserve">IRF</w:t>
+      </w:r>
+      <w:r>
+        <w:t xml:space="preserve"> </w:t>
+      </w:r>
+      <w:r>
+        <w:t xml:space="preserve">de Implementación (≥13,5%, ver 6.6): el</w:t>
+      </w:r>
+      <w:r>
+        <w:t xml:space="preserve"> </w:t>
+      </w:r>
+      <w:r>
+        <w:rPr>
+          <w:rStyle w:val="VerbatimChar"/>
+        </w:rPr>
+        <w:t xml:space="preserve">IRF</w:t>
+      </w:r>
+      <w:r>
+        <w:t xml:space="preserve"> </w:t>
+      </w:r>
+      <w:r>
+        <w:t xml:space="preserve">cuenta</w:t>
+      </w:r>
+      <w:r>
+        <w:t xml:space="preserve"> </w:t>
+      </w:r>
+      <w:r>
+        <w:rPr>
+          <w:b/>
+          <w:bCs/>
+        </w:rPr>
+        <w:t xml:space="preserve">archivos</w:t>
+      </w:r>
+      <w:r>
+        <w:t xml:space="preserve"> </w:t>
+      </w:r>
+      <w:r>
+        <w:t xml:space="preserve">tocados por al menos un</w:t>
+      </w:r>
+      <w:r>
+        <w:t xml:space="preserve"> </w:t>
+      </w:r>
+      <w:r>
+        <w:rPr>
+          <w:rStyle w:val="VerbatimChar"/>
+        </w:rPr>
+        <w:t xml:space="preserve">[HUMAN-FIX]</w:t>
+      </w:r>
+      <w:r>
+        <w:t xml:space="preserve"> </w:t>
+      </w:r>
+      <w:r>
+        <w:t xml:space="preserve">sobre el total de 52 archivos de</w:t>
+      </w:r>
+      <w:r>
+        <w:t xml:space="preserve"> </w:t>
+      </w:r>
+      <w:r>
+        <w:rPr>
+          <w:rStyle w:val="VerbatimChar"/>
+        </w:rPr>
+        <w:t xml:space="preserve">src/</w:t>
+      </w:r>
+      <w:r>
+        <w:t xml:space="preserve">+</w:t>
+      </w:r>
+      <w:r>
+        <w:rPr>
+          <w:rStyle w:val="VerbatimChar"/>
+        </w:rPr>
+        <w:t xml:space="preserve">tests/</w:t>
+      </w:r>
+      <w:r>
+        <w:t xml:space="preserve"> </w:t>
+      </w:r>
+      <w:r>
+        <w:t xml:space="preserve">(7 confirmados:</w:t>
+      </w:r>
+      <w:r>
+        <w:t xml:space="preserve"> </w:t>
+      </w:r>
+      <w:r>
+        <w:rPr>
+          <w:rStyle w:val="VerbatimChar"/>
+        </w:rPr>
+        <w:t xml:space="preserve">App.tsx</w:t>
+      </w:r>
+      <w:r>
+        <w:t xml:space="preserve">,</w:t>
+      </w:r>
+      <w:r>
+        <w:t xml:space="preserve"> </w:t>
+      </w:r>
+      <w:r>
+        <w:rPr>
+          <w:rStyle w:val="VerbatimChar"/>
+        </w:rPr>
+        <w:t xml:space="preserve">FormularioEvaluacion.tsx</w:t>
+      </w:r>
+      <w:r>
+        <w:t xml:space="preserve">,</w:t>
+      </w:r>
+      <w:r>
+        <w:t xml:space="preserve"> </w:t>
+      </w:r>
+      <w:r>
+        <w:rPr>
+          <w:rStyle w:val="VerbatimChar"/>
+        </w:rPr>
+        <w:t xml:space="preserve">VistaResultado.tsx</w:t>
+      </w:r>
+      <w:r>
+        <w:t xml:space="preserve">,</w:t>
+      </w:r>
+      <w:r>
+        <w:t xml:space="preserve"> </w:t>
+      </w:r>
+      <w:r>
+        <w:rPr>
+          <w:rStyle w:val="VerbatimChar"/>
+        </w:rPr>
+        <w:t xml:space="preserve">useSession.ts</w:t>
+      </w:r>
+      <w:r>
+        <w:t xml:space="preserve">,</w:t>
+      </w:r>
+      <w:r>
+        <w:t xml:space="preserve"> </w:t>
+      </w:r>
+      <w:r>
+        <w:rPr>
+          <w:rStyle w:val="VerbatimChar"/>
+        </w:rPr>
+        <w:t xml:space="preserve">session-api.test.ts</w:t>
+      </w:r>
+      <w:r>
+        <w:t xml:space="preserve">,</w:t>
+      </w:r>
+      <w:r>
+        <w:t xml:space="preserve"> </w:t>
+      </w:r>
+      <w:r>
+        <w:rPr>
+          <w:rStyle w:val="VerbatimChar"/>
+        </w:rPr>
+        <w:t xml:space="preserve">umbrales-api.test.ts</w:t>
+      </w:r>
+      <w:r>
+        <w:t xml:space="preserve">,</w:t>
+      </w:r>
+      <w:r>
+        <w:t xml:space="preserve"> </w:t>
+      </w:r>
+      <w:r>
+        <w:rPr>
+          <w:rStyle w:val="VerbatimChar"/>
+        </w:rPr>
+        <w:t xml:space="preserve">umbrales-repo.test.ts</w:t>
+      </w:r>
+      <w:r>
+        <w:t xml:space="preserve">), mientras que</w:t>
+      </w:r>
+      <w:r>
+        <w:t xml:space="preserve"> </w:t>
+      </w:r>
+      <w:r>
+        <w:t xml:space="preserve">“22 de 22”</w:t>
+      </w:r>
+      <w:r>
+        <w:t xml:space="preserve"> </w:t>
+      </w:r>
+      <w:r>
+        <w:t xml:space="preserve">cuenta</w:t>
+      </w:r>
+      <w:r>
+        <w:t xml:space="preserve"> </w:t>
+      </w:r>
+      <w:r>
+        <w:rPr>
+          <w:b/>
+          <w:bCs/>
+        </w:rPr>
+        <w:t xml:space="preserve">commits</w:t>
+      </w:r>
+      <w:r>
+        <w:t xml:space="preserve">, no archivos — un mismo archivo puede recibir varios de esos 22 commits.</w:t>
       </w:r>
     </w:p>
     <w:p>
@@ -1719,847 +1941,57 @@
     </w:p>
     <w:p>
       <w:pPr>
-        <w:pStyle w:val="SourceCode"/>
-      </w:pPr>
-      <w:r>
-        <w:rPr>
-          <w:rStyle w:val="KeywordTok"/>
-        </w:rPr>
-        <w:t xml:space="preserve">flowchart</w:t>
-      </w:r>
-      <w:r>
-        <w:rPr>
-          <w:rStyle w:val="NormalTok"/>
-        </w:rPr>
-        <w:t xml:space="preserve"> </w:t>
-      </w:r>
-      <w:r>
-        <w:rPr>
-          <w:rStyle w:val="ConstantTok"/>
-        </w:rPr>
-        <w:t xml:space="preserve">LR</w:t>
-      </w:r>
-      <w:r>
-        <w:br/>
-      </w:r>
-      <w:r>
-        <w:rPr>
-          <w:rStyle w:val="NormalTok"/>
-        </w:rPr>
-        <w:t xml:space="preserve">  </w:t>
-      </w:r>
-      <w:r>
-        <w:rPr>
-          <w:rStyle w:val="KeywordTok"/>
-        </w:rPr>
-        <w:t xml:space="preserve">subgraph</w:t>
-      </w:r>
-      <w:r>
-        <w:rPr>
-          <w:rStyle w:val="NormalTok"/>
-        </w:rPr>
-        <w:t xml:space="preserve"> </w:t>
-      </w:r>
-      <w:r>
-        <w:rPr>
-          <w:rStyle w:val="DataTypeTok"/>
-        </w:rPr>
-        <w:t xml:space="preserve">Frontend</w:t>
-      </w:r>
-      <w:r>
-        <w:rPr>
-          <w:rStyle w:val="NormalTok"/>
-        </w:rPr>
-        <w:t xml:space="preserve">[</w:t>
-      </w:r>
-      <w:r>
-        <w:rPr>
-          <w:rStyle w:val="VerbatimStringTok"/>
-        </w:rPr>
-        <w:t xml:space="preserve">src/frontend — React + Vite</w:t>
-      </w:r>
-      <w:r>
-        <w:rPr>
-          <w:rStyle w:val="NormalTok"/>
-        </w:rPr>
-        <w:t xml:space="preserve">]</w:t>
-      </w:r>
-      <w:r>
-        <w:br/>
-      </w:r>
-      <w:r>
-        <w:rPr>
-          <w:rStyle w:val="NormalTok"/>
-        </w:rPr>
-        <w:t xml:space="preserve">    </w:t>
-      </w:r>
-      <w:r>
-        <w:rPr>
-          <w:rStyle w:val="DataTypeTok"/>
-        </w:rPr>
-        <w:t xml:space="preserve">F5UI</w:t>
-      </w:r>
-      <w:r>
-        <w:rPr>
-          <w:rStyle w:val="NormalTok"/>
-        </w:rPr>
-        <w:t xml:space="preserve">[</w:t>
-      </w:r>
-      <w:r>
-        <w:rPr>
-          <w:rStyle w:val="VerbatimStringTok"/>
-        </w:rPr>
-        <w:t xml:space="preserve">Componentes F5\nFormularioPropuesta, BandejaRevision,\nHistorialVersiones, PanelUmbralesVigentes</w:t>
-      </w:r>
-      <w:r>
-        <w:rPr>
-          <w:rStyle w:val="NormalTok"/>
-        </w:rPr>
-        <w:t xml:space="preserve">]</w:t>
-      </w:r>
-      <w:r>
-        <w:br/>
-      </w:r>
-      <w:r>
-        <w:rPr>
-          <w:rStyle w:val="NormalTok"/>
-        </w:rPr>
-        <w:t xml:space="preserve">    </w:t>
-      </w:r>
-      <w:r>
-        <w:rPr>
-          <w:rStyle w:val="DataTypeTok"/>
-        </w:rPr>
-        <w:t xml:space="preserve">F4UI</w:t>
-      </w:r>
-      <w:r>
-        <w:rPr>
-          <w:rStyle w:val="NormalTok"/>
-        </w:rPr>
-        <w:t xml:space="preserve">[</w:t>
-      </w:r>
-      <w:r>
-        <w:rPr>
-          <w:rStyle w:val="VerbatimStringTok"/>
-        </w:rPr>
-        <w:t xml:space="preserve">Componentes F4\nFormularioEvaluacion, VistaResultado,\nAlertaRiesgoAlto, HistorialEvaluaciones</w:t>
-      </w:r>
-      <w:r>
-        <w:rPr>
-          <w:rStyle w:val="NormalTok"/>
-        </w:rPr>
-        <w:t xml:space="preserve">]</w:t>
-      </w:r>
-      <w:r>
-        <w:br/>
-      </w:r>
-      <w:r>
-        <w:rPr>
-          <w:rStyle w:val="NormalTok"/>
-        </w:rPr>
-        <w:t xml:space="preserve">    </w:t>
-      </w:r>
-      <w:r>
-        <w:rPr>
-          <w:rStyle w:val="DataTypeTok"/>
-        </w:rPr>
-        <w:t xml:space="preserve">Sel</w:t>
-      </w:r>
-      <w:r>
-        <w:rPr>
-          <w:rStyle w:val="NormalTok"/>
-        </w:rPr>
-        <w:t xml:space="preserve">[</w:t>
-      </w:r>
-      <w:r>
-        <w:rPr>
-          <w:rStyle w:val="VerbatimStringTok"/>
-        </w:rPr>
-        <w:t xml:space="preserve">HeaderSelectorIdentidad\n5 identidades simuladas</w:t>
-      </w:r>
-      <w:r>
-        <w:rPr>
-          <w:rStyle w:val="NormalTok"/>
-        </w:rPr>
-        <w:t xml:space="preserve">]</w:t>
-      </w:r>
-      <w:r>
-        <w:br/>
-      </w:r>
-      <w:r>
-        <w:rPr>
-          <w:rStyle w:val="NormalTok"/>
-        </w:rPr>
-        <w:t xml:space="preserve">  </w:t>
-      </w:r>
-      <w:r>
-        <w:rPr>
-          <w:rStyle w:val="KeywordTok"/>
-        </w:rPr>
-        <w:t xml:space="preserve">end</w:t>
-      </w:r>
-      <w:r>
-        <w:br/>
-      </w:r>
-      <w:r>
-        <w:rPr>
-          <w:rStyle w:val="NormalTok"/>
-        </w:rPr>
-        <w:t xml:space="preserve">  </w:t>
-      </w:r>
-      <w:r>
-        <w:rPr>
-          <w:rStyle w:val="KeywordTok"/>
-        </w:rPr>
-        <w:t xml:space="preserve">subgraph</w:t>
-      </w:r>
-      <w:r>
-        <w:rPr>
-          <w:rStyle w:val="NormalTok"/>
-        </w:rPr>
-        <w:t xml:space="preserve"> </w:t>
-      </w:r>
-      <w:r>
-        <w:rPr>
-          <w:rStyle w:val="DataTypeTok"/>
-        </w:rPr>
-        <w:t xml:space="preserve">Backend</w:t>
-      </w:r>
-      <w:r>
-        <w:rPr>
-          <w:rStyle w:val="NormalTok"/>
-        </w:rPr>
-        <w:t xml:space="preserve">[</w:t>
-      </w:r>
-      <w:r>
-        <w:rPr>
-          <w:rStyle w:val="VerbatimStringTok"/>
-        </w:rPr>
-        <w:t xml:space="preserve">src/backend — Express</w:t>
-      </w:r>
-      <w:r>
-        <w:rPr>
-          <w:rStyle w:val="NormalTok"/>
-        </w:rPr>
-        <w:t xml:space="preserve">]</w:t>
-      </w:r>
-      <w:r>
-        <w:br/>
-      </w:r>
-      <w:r>
-        <w:rPr>
-          <w:rStyle w:val="NormalTok"/>
-        </w:rPr>
-        <w:t xml:space="preserve">    </w:t>
-      </w:r>
-      <w:r>
-        <w:rPr>
-          <w:rStyle w:val="DataTypeTok"/>
-        </w:rPr>
-        <w:t xml:space="preserve">UmbCtrl</w:t>
-      </w:r>
-      <w:r>
-        <w:rPr>
-          <w:rStyle w:val="NormalTok"/>
-        </w:rPr>
-        <w:t xml:space="preserve">[</w:t>
-      </w:r>
-      <w:r>
-        <w:rPr>
-          <w:rStyle w:val="VerbatimStringTok"/>
-        </w:rPr>
-        <w:t xml:space="preserve">umbrales-controller</w:t>
-      </w:r>
-      <w:r>
-        <w:rPr>
-          <w:rStyle w:val="NormalTok"/>
-        </w:rPr>
-        <w:t xml:space="preserve">]</w:t>
-      </w:r>
-      <w:r>
-        <w:br/>
-      </w:r>
-      <w:r>
-        <w:rPr>
-          <w:rStyle w:val="NormalTok"/>
-        </w:rPr>
-        <w:t xml:space="preserve">    </w:t>
-      </w:r>
-      <w:r>
-        <w:rPr>
-          <w:rStyle w:val="DataTypeTok"/>
-        </w:rPr>
-        <w:t xml:space="preserve">EvalCtrl</w:t>
-      </w:r>
-      <w:r>
-        <w:rPr>
-          <w:rStyle w:val="NormalTok"/>
-        </w:rPr>
-        <w:t xml:space="preserve">[</w:t>
-      </w:r>
-      <w:r>
-        <w:rPr>
-          <w:rStyle w:val="VerbatimStringTok"/>
-        </w:rPr>
-        <w:t xml:space="preserve">evaluacion-controller</w:t>
-      </w:r>
-      <w:r>
-        <w:rPr>
-          <w:rStyle w:val="NormalTok"/>
-        </w:rPr>
-        <w:t xml:space="preserve">]</w:t>
-      </w:r>
-      <w:r>
-        <w:br/>
-      </w:r>
-      <w:r>
-        <w:rPr>
-          <w:rStyle w:val="NormalTok"/>
-        </w:rPr>
-        <w:t xml:space="preserve">    </w:t>
-      </w:r>
-      <w:r>
-        <w:rPr>
-          <w:rStyle w:val="DataTypeTok"/>
-        </w:rPr>
-        <w:t xml:space="preserve">UmbSvc</w:t>
-      </w:r>
-      <w:r>
-        <w:rPr>
-          <w:rStyle w:val="NormalTok"/>
-        </w:rPr>
-        <w:t xml:space="preserve">[</w:t>
-      </w:r>
-      <w:r>
-        <w:rPr>
-          <w:rStyle w:val="VerbatimStringTok"/>
-        </w:rPr>
-        <w:t xml:space="preserve">umbrales-service</w:t>
-      </w:r>
-      <w:r>
-        <w:rPr>
-          <w:rStyle w:val="NormalTok"/>
-        </w:rPr>
-        <w:t xml:space="preserve">]</w:t>
-      </w:r>
-      <w:r>
-        <w:br/>
-      </w:r>
-      <w:r>
-        <w:rPr>
-          <w:rStyle w:val="NormalTok"/>
-        </w:rPr>
-        <w:t xml:space="preserve">    </w:t>
-      </w:r>
-      <w:r>
-        <w:rPr>
-          <w:rStyle w:val="DataTypeTok"/>
-        </w:rPr>
-        <w:t xml:space="preserve">EvalEngine</w:t>
-      </w:r>
-      <w:r>
-        <w:rPr>
-          <w:rStyle w:val="NormalTok"/>
-        </w:rPr>
-        <w:t xml:space="preserve">[</w:t>
-      </w:r>
-      <w:r>
-        <w:rPr>
-          <w:rStyle w:val="VerbatimStringTok"/>
-        </w:rPr>
-        <w:t xml:space="preserve">evaluacion-engine</w:t>
-      </w:r>
-      <w:r>
-        <w:rPr>
-          <w:rStyle w:val="NormalTok"/>
-        </w:rPr>
-        <w:t xml:space="preserve">]</w:t>
-      </w:r>
-      <w:r>
-        <w:br/>
-      </w:r>
-      <w:r>
-        <w:rPr>
-          <w:rStyle w:val="NormalTok"/>
-        </w:rPr>
-        <w:t xml:space="preserve">    </w:t>
-      </w:r>
-      <w:r>
-        <w:rPr>
-          <w:rStyle w:val="DataTypeTok"/>
-        </w:rPr>
-        <w:t xml:space="preserve">Repo</w:t>
-      </w:r>
-      <w:r>
-        <w:rPr>
-          <w:rStyle w:val="NormalTok"/>
-        </w:rPr>
-        <w:t xml:space="preserve">[</w:t>
-      </w:r>
-      <w:r>
-        <w:rPr>
-          <w:rStyle w:val="VerbatimStringTok"/>
-        </w:rPr>
-        <w:t xml:space="preserve">umbrales-repo</w:t>
-      </w:r>
-      <w:r>
-        <w:rPr>
-          <w:rStyle w:val="NormalTok"/>
-        </w:rPr>
-        <w:t xml:space="preserve">]</w:t>
-      </w:r>
-      <w:r>
-        <w:br/>
-      </w:r>
-      <w:r>
-        <w:rPr>
-          <w:rStyle w:val="NormalTok"/>
-        </w:rPr>
-        <w:t xml:space="preserve">  </w:t>
-      </w:r>
-      <w:r>
-        <w:rPr>
-          <w:rStyle w:val="KeywordTok"/>
-        </w:rPr>
-        <w:t xml:space="preserve">end</w:t>
-      </w:r>
-      <w:r>
-        <w:br/>
-      </w:r>
-      <w:r>
-        <w:rPr>
-          <w:rStyle w:val="NormalTok"/>
-        </w:rPr>
-        <w:t xml:space="preserve">  </w:t>
-      </w:r>
-      <w:r>
-        <w:rPr>
-          <w:rStyle w:val="DataTypeTok"/>
-        </w:rPr>
-        <w:t xml:space="preserve">DB</w:t>
-      </w:r>
-      <w:r>
-        <w:rPr>
-          <w:rStyle w:val="NormalTok"/>
-        </w:rPr>
-        <w:t xml:space="preserve">[(</w:t>
-      </w:r>
-      <w:r>
-        <w:rPr>
-          <w:rStyle w:val="VerbatimStringTok"/>
-        </w:rPr>
-        <w:t xml:space="preserve">SQLite\numbrales_flujo\nauditoria_evaluaciones\nrastro_auditoria\ntriggers inmutables</w:t>
-      </w:r>
-      <w:r>
-        <w:rPr>
-          <w:rStyle w:val="NormalTok"/>
-        </w:rPr>
-        <w:t xml:space="preserve">)]</w:t>
-      </w:r>
-      <w:r>
-        <w:br/>
-      </w:r>
-      <w:r>
-        <w:rPr>
-          <w:rStyle w:val="NormalTok"/>
-        </w:rPr>
-        <w:t xml:space="preserve">  </w:t>
-      </w:r>
-      <w:r>
-        <w:rPr>
-          <w:rStyle w:val="DataTypeTok"/>
-        </w:rPr>
-        <w:t xml:space="preserve">Shared</w:t>
-      </w:r>
-      <w:r>
-        <w:rPr>
-          <w:rStyle w:val="NormalTok"/>
-        </w:rPr>
-        <w:t xml:space="preserve">[/</w:t>
-      </w:r>
-      <w:r>
-        <w:rPr>
-          <w:rStyle w:val="VerbatimStringTok"/>
-        </w:rPr>
-        <w:t xml:space="preserve">src/shared/types.ts</w:t>
-      </w:r>
-      <w:r>
-        <w:rPr>
-          <w:rStyle w:val="NormalTok"/>
-        </w:rPr>
-        <w:t xml:space="preserve">/]</w:t>
-      </w:r>
-      <w:r>
-        <w:br/>
-      </w:r>
-      <w:r>
-        <w:br/>
-      </w:r>
-      <w:r>
-        <w:rPr>
-          <w:rStyle w:val="NormalTok"/>
-        </w:rPr>
-        <w:t xml:space="preserve">  </w:t>
-      </w:r>
-      <w:r>
-        <w:rPr>
-          <w:rStyle w:val="DataTypeTok"/>
-        </w:rPr>
-        <w:t xml:space="preserve">Sel</w:t>
-      </w:r>
-      <w:r>
-        <w:rPr>
-          <w:rStyle w:val="NormalTok"/>
-        </w:rPr>
-        <w:t xml:space="preserve"> </w:t>
-      </w:r>
-      <w:r>
-        <w:rPr>
-          <w:rStyle w:val="PreprocessorTok"/>
-        </w:rPr>
-        <w:t xml:space="preserve">--&gt;</w:t>
-      </w:r>
-      <w:r>
-        <w:rPr>
-          <w:rStyle w:val="NormalTok"/>
-        </w:rPr>
-        <w:t xml:space="preserve"> </w:t>
-      </w:r>
-      <w:r>
-        <w:rPr>
-          <w:rStyle w:val="DataTypeTok"/>
-        </w:rPr>
-        <w:t xml:space="preserve">F5UI</w:t>
-      </w:r>
-      <w:r>
-        <w:rPr>
-          <w:rStyle w:val="NormalTok"/>
-        </w:rPr>
-        <w:t xml:space="preserve"> </w:t>
-      </w:r>
-      <w:r>
-        <w:rPr>
-          <w:rStyle w:val="KeywordTok"/>
-        </w:rPr>
-        <w:t xml:space="preserve">&amp; </w:t>
-      </w:r>
-      <w:r>
-        <w:rPr>
-          <w:rStyle w:val="DataTypeTok"/>
-        </w:rPr>
-        <w:t xml:space="preserve">F4UI</w:t>
-      </w:r>
-      <w:r>
-        <w:br/>
-      </w:r>
-      <w:r>
-        <w:rPr>
-          <w:rStyle w:val="NormalTok"/>
-        </w:rPr>
-        <w:t xml:space="preserve">  </w:t>
-      </w:r>
-      <w:r>
-        <w:rPr>
-          <w:rStyle w:val="DataTypeTok"/>
-        </w:rPr>
-        <w:t xml:space="preserve">F5UI</w:t>
-      </w:r>
-      <w:r>
-        <w:rPr>
-          <w:rStyle w:val="NormalTok"/>
-        </w:rPr>
-        <w:t xml:space="preserve"> </w:t>
-      </w:r>
-      <w:r>
-        <w:rPr>
-          <w:rStyle w:val="PreprocessorTok"/>
-        </w:rPr>
-        <w:t xml:space="preserve">--&gt;</w:t>
-      </w:r>
-      <w:r>
-        <w:rPr>
-          <w:rStyle w:val="VerbatimStringTok"/>
-        </w:rPr>
-        <w:t xml:space="preserve">|POST/PUT /api/umbrales|</w:t>
-      </w:r>
-      <w:r>
-        <w:rPr>
-          <w:rStyle w:val="NormalTok"/>
-        </w:rPr>
-        <w:t xml:space="preserve"> </w:t>
-      </w:r>
-      <w:r>
-        <w:rPr>
-          <w:rStyle w:val="DataTypeTok"/>
-        </w:rPr>
-        <w:t xml:space="preserve">UmbCtrl</w:t>
-      </w:r>
-      <w:r>
-        <w:rPr>
-          <w:rStyle w:val="NormalTok"/>
-        </w:rPr>
-        <w:t xml:space="preserve"> </w:t>
-      </w:r>
-      <w:r>
-        <w:rPr>
-          <w:rStyle w:val="PreprocessorTok"/>
-        </w:rPr>
-        <w:t xml:space="preserve">--&gt;</w:t>
-      </w:r>
-      <w:r>
-        <w:rPr>
-          <w:rStyle w:val="NormalTok"/>
-        </w:rPr>
-        <w:t xml:space="preserve"> </w:t>
-      </w:r>
-      <w:r>
-        <w:rPr>
-          <w:rStyle w:val="DataTypeTok"/>
-        </w:rPr>
-        <w:t xml:space="preserve">UmbSvc</w:t>
-      </w:r>
-      <w:r>
-        <w:rPr>
-          <w:rStyle w:val="NormalTok"/>
-        </w:rPr>
-        <w:t xml:space="preserve"> </w:t>
-      </w:r>
-      <w:r>
-        <w:rPr>
-          <w:rStyle w:val="PreprocessorTok"/>
-        </w:rPr>
-        <w:t xml:space="preserve">--&gt;</w:t>
-      </w:r>
-      <w:r>
-        <w:rPr>
-          <w:rStyle w:val="NormalTok"/>
-        </w:rPr>
-        <w:t xml:space="preserve"> </w:t>
-      </w:r>
-      <w:r>
-        <w:rPr>
-          <w:rStyle w:val="DataTypeTok"/>
-        </w:rPr>
-        <w:t xml:space="preserve">DB</w:t>
-      </w:r>
-      <w:r>
-        <w:br/>
-      </w:r>
-      <w:r>
-        <w:rPr>
-          <w:rStyle w:val="NormalTok"/>
-        </w:rPr>
-        <w:t xml:space="preserve">  </w:t>
-      </w:r>
-      <w:r>
-        <w:rPr>
-          <w:rStyle w:val="DataTypeTok"/>
-        </w:rPr>
-        <w:t xml:space="preserve">F4UI</w:t>
-      </w:r>
-      <w:r>
-        <w:rPr>
-          <w:rStyle w:val="NormalTok"/>
-        </w:rPr>
-        <w:t xml:space="preserve"> </w:t>
-      </w:r>
-      <w:r>
-        <w:rPr>
-          <w:rStyle w:val="PreprocessorTok"/>
-        </w:rPr>
-        <w:t xml:space="preserve">--&gt;</w:t>
-      </w:r>
-      <w:r>
-        <w:rPr>
-          <w:rStyle w:val="VerbatimStringTok"/>
-        </w:rPr>
-        <w:t xml:space="preserve">|POST /api/evaluacion/evaluar|</w:t>
-      </w:r>
-      <w:r>
-        <w:rPr>
-          <w:rStyle w:val="NormalTok"/>
-        </w:rPr>
-        <w:t xml:space="preserve"> </w:t>
-      </w:r>
-      <w:r>
-        <w:rPr>
-          <w:rStyle w:val="DataTypeTok"/>
-        </w:rPr>
-        <w:t xml:space="preserve">EvalCtrl</w:t>
-      </w:r>
-      <w:r>
-        <w:rPr>
-          <w:rStyle w:val="NormalTok"/>
-        </w:rPr>
-        <w:t xml:space="preserve"> </w:t>
-      </w:r>
-      <w:r>
-        <w:rPr>
-          <w:rStyle w:val="PreprocessorTok"/>
-        </w:rPr>
-        <w:t xml:space="preserve">--&gt;</w:t>
-      </w:r>
-      <w:r>
-        <w:rPr>
-          <w:rStyle w:val="NormalTok"/>
-        </w:rPr>
-        <w:t xml:space="preserve"> </w:t>
-      </w:r>
-      <w:r>
-        <w:rPr>
-          <w:rStyle w:val="DataTypeTok"/>
-        </w:rPr>
-        <w:t xml:space="preserve">EvalEngine</w:t>
-      </w:r>
-      <w:r>
-        <w:rPr>
-          <w:rStyle w:val="NormalTok"/>
-        </w:rPr>
-        <w:t xml:space="preserve"> </w:t>
-      </w:r>
-      <w:r>
-        <w:rPr>
-          <w:rStyle w:val="PreprocessorTok"/>
-        </w:rPr>
-        <w:t xml:space="preserve">--&gt;</w:t>
-      </w:r>
-      <w:r>
-        <w:rPr>
-          <w:rStyle w:val="NormalTok"/>
-        </w:rPr>
-        <w:t xml:space="preserve"> </w:t>
-      </w:r>
-      <w:r>
-        <w:rPr>
-          <w:rStyle w:val="DataTypeTok"/>
-        </w:rPr>
-        <w:t xml:space="preserve">Repo</w:t>
-      </w:r>
-      <w:r>
-        <w:rPr>
-          <w:rStyle w:val="NormalTok"/>
-        </w:rPr>
-        <w:t xml:space="preserve"> </w:t>
-      </w:r>
-      <w:r>
-        <w:rPr>
-          <w:rStyle w:val="PreprocessorTok"/>
-        </w:rPr>
-        <w:t xml:space="preserve">--&gt;</w:t>
-      </w:r>
-      <w:r>
-        <w:rPr>
-          <w:rStyle w:val="NormalTok"/>
-        </w:rPr>
-        <w:t xml:space="preserve"> </w:t>
-      </w:r>
-      <w:r>
-        <w:rPr>
-          <w:rStyle w:val="DataTypeTok"/>
-        </w:rPr>
-        <w:t xml:space="preserve">DB</w:t>
-      </w:r>
-      <w:r>
-        <w:br/>
-      </w:r>
-      <w:r>
-        <w:rPr>
-          <w:rStyle w:val="NormalTok"/>
-        </w:rPr>
-        <w:t xml:space="preserve">  </w:t>
-      </w:r>
-      <w:r>
-        <w:rPr>
-          <w:rStyle w:val="DataTypeTok"/>
-        </w:rPr>
-        <w:t xml:space="preserve">EvalEngine</w:t>
-      </w:r>
-      <w:r>
-        <w:rPr>
-          <w:rStyle w:val="NormalTok"/>
-        </w:rPr>
-        <w:t xml:space="preserve"> </w:t>
-      </w:r>
-      <w:r>
-        <w:rPr>
-          <w:rStyle w:val="PreprocessorTok"/>
-        </w:rPr>
-        <w:t xml:space="preserve">-.</w:t>
-      </w:r>
-      <w:r>
-        <w:rPr>
-          <w:rStyle w:val="VerbatimStringTok"/>
-        </w:rPr>
-        <w:t xml:space="preserve">contrato</w:t>
-      </w:r>
-      <w:r>
-        <w:rPr>
-          <w:rStyle w:val="PreprocessorTok"/>
-        </w:rPr>
-        <w:t xml:space="preserve">.-&gt;</w:t>
-      </w:r>
-      <w:r>
-        <w:rPr>
-          <w:rStyle w:val="NormalTok"/>
-        </w:rPr>
-        <w:t xml:space="preserve"> </w:t>
-      </w:r>
-      <w:r>
-        <w:rPr>
-          <w:rStyle w:val="DataTypeTok"/>
-        </w:rPr>
-        <w:t xml:space="preserve">Shared</w:t>
-      </w:r>
-      <w:r>
-        <w:br/>
-      </w:r>
-      <w:r>
-        <w:rPr>
-          <w:rStyle w:val="NormalTok"/>
-        </w:rPr>
-        <w:t xml:space="preserve">  </w:t>
-      </w:r>
-      <w:r>
-        <w:rPr>
-          <w:rStyle w:val="DataTypeTok"/>
-        </w:rPr>
-        <w:t xml:space="preserve">UmbSvc</w:t>
-      </w:r>
-      <w:r>
-        <w:rPr>
-          <w:rStyle w:val="NormalTok"/>
-        </w:rPr>
-        <w:t xml:space="preserve"> </w:t>
-      </w:r>
-      <w:r>
-        <w:rPr>
-          <w:rStyle w:val="PreprocessorTok"/>
-        </w:rPr>
-        <w:t xml:space="preserve">-.</w:t>
-      </w:r>
-      <w:r>
-        <w:rPr>
-          <w:rStyle w:val="VerbatimStringTok"/>
-        </w:rPr>
-        <w:t xml:space="preserve">contrato</w:t>
-      </w:r>
-      <w:r>
-        <w:rPr>
-          <w:rStyle w:val="PreprocessorTok"/>
-        </w:rPr>
-        <w:t xml:space="preserve">.-&gt;</w:t>
-      </w:r>
-      <w:r>
-        <w:rPr>
-          <w:rStyle w:val="NormalTok"/>
-        </w:rPr>
-        <w:t xml:space="preserve"> </w:t>
-      </w:r>
-      <w:r>
-        <w:rPr>
-          <w:rStyle w:val="DataTypeTok"/>
-        </w:rPr>
-        <w:t xml:space="preserve">Shared</w:t>
+        <w:pStyle w:val="CaptionedFigure"/>
+      </w:pPr>
+      <w:r>
+        <w:drawing>
+          <wp:inline>
+            <wp:extent cx="5334000" cy="1174625"/>
+            <wp:effectExtent b="0" l="0" r="0" t="0"/>
+            <wp:docPr descr="Arquitectura del incremento F5 + F4" title="" id="15" name="Picture"/>
+            <a:graphic>
+              <a:graphicData uri="http://schemas.openxmlformats.org/drawingml/2006/picture">
+                <pic:pic>
+                  <pic:nvPicPr>
+                    <pic:cNvPr descr="../docs/entregable2/capturas/arquitectura-f5-f4.png" id="16" name="Picture"/>
+                    <pic:cNvPicPr>
+                      <a:picLocks noChangeArrowheads="1" noChangeAspect="1"/>
+                    </pic:cNvPicPr>
+                  </pic:nvPicPr>
+                  <pic:blipFill>
+                    <a:blip r:embed="rId14"/>
+                    <a:stretch>
+                      <a:fillRect/>
+                    </a:stretch>
+                  </pic:blipFill>
+                  <pic:spPr bwMode="auto">
+                    <a:xfrm>
+                      <a:off x="0" y="0"/>
+                      <a:ext cx="5334000" cy="1174625"/>
+                    </a:xfrm>
+                    <a:prstGeom prst="rect">
+                      <a:avLst/>
+                    </a:prstGeom>
+                    <a:noFill/>
+                    <a:ln w="9525">
+                      <a:noFill/>
+                      <a:headEnd/>
+                      <a:tailEnd/>
+                    </a:ln>
+                  </pic:spPr>
+                </pic:pic>
+              </a:graphicData>
+            </a:graphic>
+          </wp:inline>
+        </w:drawing>
+      </w:r>
+    </w:p>
+    <w:p>
+      <w:pPr>
+        <w:pStyle w:val="ImageCaption"/>
+      </w:pPr>
+      <w:r>
+        <w:t xml:space="preserve">Arquitectura del incremento F5 + F4</w:t>
       </w:r>
     </w:p>
     <w:p>
@@ -2844,11 +2276,11 @@
       <w:pPr>
         <w:pStyle w:val="Heading2"/>
       </w:pPr>
-      <w:bookmarkStart w:id="14" w:name="_1ae8c3af188913ed2b0659c4bd4c7c607d5af57"/>
+      <w:bookmarkStart w:id="17" w:name="_1ae8c3af188913ed2b0659c4bd4c7c607d5af57"/>
       <w:r>
         <w:t xml:space="preserve">6.5 Pruebas y Verificación</w:t>
       </w:r>
-      <w:bookmarkEnd w:id="14"/>
+      <w:bookmarkEnd w:id="17"/>
     </w:p>
     <w:p>
       <w:pPr>
@@ -3205,7 +2637,7 @@
         <w:t xml:space="preserve"> </w:t>
       </w:r>
       <w:r>
-        <w:t xml:space="preserve">Lester Gonzalez ejecutó la prueba el 18-oct con</w:t>
+        <w:t xml:space="preserve">Lester González ejecutó la prueba el 18-oct con</w:t>
       </w:r>
       <w:r>
         <w:t xml:space="preserve"> </w:t>
@@ -3221,7 +2653,7 @@
         <w:t xml:space="preserve"> </w:t>
       </w:r>
       <w:r>
-        <w:t xml:space="preserve">(consentimiento informado, identificadas solo por iniciales). Resultado frente a</w:t>
+        <w:t xml:space="preserve">(consentimiento, identificadas solo por iniciales). Resultado frente a</w:t>
       </w:r>
       <w:r>
         <w:t xml:space="preserve"> </w:t>
@@ -3358,7 +2790,7 @@
         <w:t xml:space="preserve"> </w:t>
       </w:r>
       <w:r>
-        <w:t xml:space="preserve">Rodrigo Guerrero (representante del cliente) aceptó el incremento el 19-oct (00:15-00:38, videollamada; demo de Lester Gonzalez; versión demostrada</w:t>
+        <w:t xml:space="preserve">Rodrigo Guerrero (representante del cliente) aceptó el incremento el 19-oct (00:15-00:38, videollamada; demo de Lester González; versión demostrada</w:t>
       </w:r>
       <w:r>
         <w:t xml:space="preserve"> </w:t>
@@ -3380,7 +2812,7 @@
           <w:b/>
           <w:bCs/>
         </w:rPr>
-        <w:t xml:space="preserve">resultado: Aceptado</w:t>
+        <w:t xml:space="preserve">resultado: Aceptado con observaciones</w:t>
       </w:r>
       <w:r>
         <w:t xml:space="preserve">. El cliente registró dos observaciones de diseño: la puntuación del dictamen se ve</w:t>
@@ -3413,7 +2845,7 @@
         <w:t xml:space="preserve">“más responsiva e intuitiva para la gente que no sea experta”</w:t>
       </w:r>
       <w:r>
-        <w:t xml:space="preserve">. Acta completa en el Anexo A.</w:t>
+        <w:t xml:space="preserve">. Por falta de tiempo, las 3 acciones correctivas derivadas de estas observaciones no se implementan en esta entrega y quedan declaradas como defecto conocido para la siguiente iteración. Acta completa en el Anexo A.</w:t>
       </w:r>
     </w:p>
     <w:p>
@@ -3445,21 +2877,21 @@
       <w:pPr>
         <w:pStyle w:val="Heading2"/>
       </w:pPr>
-      <w:bookmarkStart w:id="15" w:name="_6979bf65c1d5a6ee1a0556621f8dd6e6f90365a"/>
+      <w:bookmarkStart w:id="18" w:name="_6979bf65c1d5a6ee1a0556621f8dd6e6f90365a"/>
       <w:r>
         <w:t xml:space="preserve">6.6 Comparativa con la Entrega 1</w:t>
       </w:r>
-      <w:bookmarkEnd w:id="15"/>
+      <w:bookmarkEnd w:id="18"/>
     </w:p>
     <w:p>
       <w:pPr>
         <w:pStyle w:val="Heading3"/>
       </w:pPr>
-      <w:bookmarkStart w:id="16" w:name="_8ce43a74f4a3d664a67a19b0f344e4ead1f4b22"/>
+      <w:bookmarkStart w:id="19" w:name="_8ce43a74f4a3d664a67a19b0f344e4ead1f4b22"/>
       <w:r>
         <w:t xml:space="preserve">6.6.A — Evolución de los 12 requisitos funcionales del incremento (Tabla 6.6-A)</w:t>
       </w:r>
-      <w:bookmarkEnd w:id="16"/>
+      <w:bookmarkEnd w:id="19"/>
     </w:p>
     <w:tbl>
       <w:tblPr>
@@ -4491,11 +3923,11 @@
       <w:pPr>
         <w:pStyle w:val="Heading3"/>
       </w:pPr>
-      <w:bookmarkStart w:id="17" w:name="_c6cac1a9fc0a11f3ab2678c69ee7458779059ce"/>
+      <w:bookmarkStart w:id="20" w:name="_c6cac1a9fc0a11f3ab2678c69ee7458779059ce"/>
       <w:r>
         <w:t xml:space="preserve">6.6.B — Hallazgos de la Entrega 1 y su estado en la Entrega 2 (Tabla 6.6-B)</w:t>
       </w:r>
-      <w:bookmarkEnd w:id="17"/>
+      <w:bookmarkEnd w:id="20"/>
     </w:p>
     <w:tbl>
       <w:tblPr>
@@ -5547,11 +4979,11 @@
       <w:pPr>
         <w:pStyle w:val="Heading3"/>
       </w:pPr>
-      <w:bookmarkStart w:id="18" w:name="_8ab4605f25a82a3d1a14a9d2a9fbacfb8cb45e3"/>
+      <w:bookmarkStart w:id="21" w:name="_8ab4605f25a82a3d1a14a9d2a9fbacfb8cb45e3"/>
       <w:r>
         <w:t xml:space="preserve">6.6.C — Indicadores cuantitativos</w:t>
       </w:r>
-      <w:bookmarkEnd w:id="18"/>
+      <w:bookmarkEnd w:id="21"/>
     </w:p>
     <w:p>
       <w:pPr>
@@ -5867,11 +5299,11 @@
       <w:pPr>
         <w:pStyle w:val="Heading3"/>
       </w:pPr>
-      <w:bookmarkStart w:id="19" w:name="_18539191953de9f93943ab8c1b60d77ae1a40a8"/>
+      <w:bookmarkStart w:id="22" w:name="_18539191953de9f93943ab8c1b60d77ae1a40a8"/>
       <w:r>
         <w:t xml:space="preserve">6.6.D — Preguntas guía</w:t>
       </w:r>
-      <w:bookmarkEnd w:id="19"/>
+      <w:bookmarkEnd w:id="22"/>
     </w:p>
     <w:p>
       <w:pPr>
@@ -6644,11 +6076,11 @@
       <w:pPr>
         <w:pStyle w:val="Heading2"/>
       </w:pPr>
-      <w:bookmarkStart w:id="20" w:name="_discusión"/>
+      <w:bookmarkStart w:id="23" w:name="_discusión"/>
       <w:r>
         <w:t xml:space="preserve">6.7 Discusión</w:t>
       </w:r>
-      <w:bookmarkEnd w:id="20"/>
+      <w:bookmarkEnd w:id="23"/>
     </w:p>
     <w:p>
       <w:pPr>
@@ -6831,11 +6263,11 @@
       <w:pPr>
         <w:pStyle w:val="Heading2"/>
       </w:pPr>
-      <w:bookmarkStart w:id="21" w:name="_conclusiones"/>
+      <w:bookmarkStart w:id="24" w:name="_conclusiones"/>
       <w:r>
         <w:t xml:space="preserve">6.8 Conclusiones</w:t>
       </w:r>
-      <w:bookmarkEnd w:id="21"/>
+      <w:bookmarkEnd w:id="24"/>
     </w:p>
     <w:p>
       <w:pPr>
@@ -6927,11 +6359,11 @@
       <w:pPr>
         <w:pStyle w:val="Heading2"/>
       </w:pPr>
-      <w:bookmarkStart w:id="22" w:name="_anexos"/>
+      <w:bookmarkStart w:id="25" w:name="_anexos"/>
       <w:r>
         <w:t xml:space="preserve">Anexos</w:t>
       </w:r>
-      <w:bookmarkEnd w:id="22"/>
+      <w:bookmarkEnd w:id="25"/>
     </w:p>
     <w:p>
       <w:pPr>
@@ -7385,13 +6817,51 @@
           <w:b/>
           <w:bCs/>
         </w:rPr>
-        <w:t xml:space="preserve">Evidencia de prompts y comandos:</w:t>
-      </w:r>
-      <w:r>
-        <w:t xml:space="preserve"> </w:t>
-      </w:r>
-      <w:r>
-        <w:t xml:space="preserve">&gt; [EDITAR].</w:t>
+        <w:t xml:space="preserve">Registro de comandos</w:t>
+      </w:r>
+      <w:r>
+        <w:rPr>
+          <w:b/>
+          <w:bCs/>
+        </w:rPr>
+        <w:t xml:space="preserve"> </w:t>
+      </w:r>
+      <w:r>
+        <w:rPr>
+          <w:rStyle w:val="VerbatimChar"/>
+          <w:b/>
+          <w:bCs/>
+        </w:rPr>
+        <w:t xml:space="preserve">/speckit-*</w:t>
+      </w:r>
+      <w:r>
+        <w:rPr>
+          <w:b/>
+          <w:bCs/>
+        </w:rPr>
+        <w:t xml:space="preserve"> </w:t>
+      </w:r>
+      <w:r>
+        <w:rPr>
+          <w:b/>
+          <w:bCs/>
+        </w:rPr>
+        <w:t xml:space="preserve">ejecutados:</w:t>
+      </w:r>
+      <w:r>
+        <w:t xml:space="preserve"> </w:t>
+      </w:r>
+      <w:r>
+        <w:rPr>
+          <w:rStyle w:val="VerbatimChar"/>
+        </w:rPr>
+        <w:t xml:space="preserve">entregable2/registro-comandos-speckit.md</w:t>
+      </w:r>
+      <w:r>
+        <w:t xml:space="preserve"> </w:t>
+      </w:r>
+      <w:r>
+        <w:t xml:space="preserve">— qué comando, quién, cuándo y en qué commit/PR. Los prompts literales no se incluyen porque Antigravity no ofrece función de exportación de historial de prompts; este registro documenta en su lugar lo verificable en git (comando, autor, fecha, commit).</w:t>
       </w:r>
     </w:p>
     <w:p>
@@ -7407,13 +6877,31 @@
           <w:b/>
           <w:bCs/>
         </w:rPr>
-        <w:t xml:space="preserve">Capturas de pantalla de la interfaz (F4 y F5):</w:t>
-      </w:r>
-      <w:r>
-        <w:t xml:space="preserve"> </w:t>
-      </w:r>
-      <w:r>
-        <w:t xml:space="preserve">&gt; [EDITAR].</w:t>
+        <w:t xml:space="preserve">Evidencia de la sesión de aceptación:</w:t>
+      </w:r>
+      <w:r>
+        <w:t xml:space="preserve"> </w:t>
+      </w:r>
+      <w:r>
+        <w:rPr>
+          <w:rStyle w:val="VerbatimChar"/>
+        </w:rPr>
+        <w:t xml:space="preserve">docs/entregable2/evidencia/sesion-aceptacion-historial-evaluaciones.json</w:t>
+      </w:r>
+      <w:r>
+        <w:t xml:space="preserve">,</w:t>
+      </w:r>
+      <w:r>
+        <w:t xml:space="preserve"> </w:t>
+      </w:r>
+      <w:r>
+        <w:rPr>
+          <w:rStyle w:val="VerbatimChar"/>
+        </w:rPr>
+        <w:t xml:space="preserve">...-historial-umbrales.json</w:t>
+      </w:r>
+      <w:r>
+        <w:t xml:space="preserve">.</w:t>
       </w:r>
     </w:p>
     <w:p>
@@ -7429,6 +6917,258 @@
           <w:b/>
           <w:bCs/>
         </w:rPr>
+        <w:t xml:space="preserve">Capturas de pantalla de la interfaz:</w:t>
+      </w:r>
+    </w:p>
+    <w:p>
+      <w:pPr>
+        <w:pStyle w:val="FirstParagraph"/>
+      </w:pPr>
+      <w:r>
+        <w:rPr>
+          <w:b/>
+          <w:bCs/>
+        </w:rPr>
+        <w:t xml:space="preserve">Gestión de Umbrales (F5)</w:t>
+      </w:r>
+    </w:p>
+    <w:p>
+      <w:pPr>
+        <w:pStyle w:val="CaptionedFigure"/>
+      </w:pPr>
+      <w:r>
+        <w:drawing>
+          <wp:inline>
+            <wp:extent cx="5334000" cy="5783592"/>
+            <wp:effectExtent b="0" l="0" r="0" t="0"/>
+            <wp:docPr descr="F5 — consulta de política vigente y propuesta de borrador" title="" id="27" name="Picture"/>
+            <a:graphic>
+              <a:graphicData uri="http://schemas.openxmlformats.org/drawingml/2006/picture">
+                <pic:pic>
+                  <pic:nvPicPr>
+                    <pic:cNvPr descr="../docs/entregable2/capturas/f5-umbrales-1.png" id="28" name="Picture"/>
+                    <pic:cNvPicPr>
+                      <a:picLocks noChangeArrowheads="1" noChangeAspect="1"/>
+                    </pic:cNvPicPr>
+                  </pic:nvPicPr>
+                  <pic:blipFill>
+                    <a:blip r:embed="rId26"/>
+                    <a:stretch>
+                      <a:fillRect/>
+                    </a:stretch>
+                  </pic:blipFill>
+                  <pic:spPr bwMode="auto">
+                    <a:xfrm>
+                      <a:off x="0" y="0"/>
+                      <a:ext cx="5334000" cy="5783592"/>
+                    </a:xfrm>
+                    <a:prstGeom prst="rect">
+                      <a:avLst/>
+                    </a:prstGeom>
+                    <a:noFill/>
+                    <a:ln w="9525">
+                      <a:noFill/>
+                      <a:headEnd/>
+                      <a:tailEnd/>
+                    </a:ln>
+                  </pic:spPr>
+                </pic:pic>
+              </a:graphicData>
+            </a:graphic>
+          </wp:inline>
+        </w:drawing>
+      </w:r>
+    </w:p>
+    <w:p>
+      <w:pPr>
+        <w:pStyle w:val="ImageCaption"/>
+      </w:pPr>
+      <w:r>
+        <w:t xml:space="preserve">F5 — consulta de política vigente y propuesta de borrador</w:t>
+      </w:r>
+    </w:p>
+    <w:p>
+      <w:pPr>
+        <w:pStyle w:val="CaptionedFigure"/>
+      </w:pPr>
+      <w:r>
+        <w:drawing>
+          <wp:inline>
+            <wp:extent cx="5334000" cy="5757402"/>
+            <wp:effectExtent b="0" l="0" r="0" t="0"/>
+            <wp:docPr descr="F5 — pesos y validación de la propuesta" title="" id="30" name="Picture"/>
+            <a:graphic>
+              <a:graphicData uri="http://schemas.openxmlformats.org/drawingml/2006/picture">
+                <pic:pic>
+                  <pic:nvPicPr>
+                    <pic:cNvPr descr="../docs/entregable2/capturas/f5-umbrales-2.png" id="31" name="Picture"/>
+                    <pic:cNvPicPr>
+                      <a:picLocks noChangeArrowheads="1" noChangeAspect="1"/>
+                    </pic:cNvPicPr>
+                  </pic:nvPicPr>
+                  <pic:blipFill>
+                    <a:blip r:embed="rId29"/>
+                    <a:stretch>
+                      <a:fillRect/>
+                    </a:stretch>
+                  </pic:blipFill>
+                  <pic:spPr bwMode="auto">
+                    <a:xfrm>
+                      <a:off x="0" y="0"/>
+                      <a:ext cx="5334000" cy="5757402"/>
+                    </a:xfrm>
+                    <a:prstGeom prst="rect">
+                      <a:avLst/>
+                    </a:prstGeom>
+                    <a:noFill/>
+                    <a:ln w="9525">
+                      <a:noFill/>
+                      <a:headEnd/>
+                      <a:tailEnd/>
+                    </a:ln>
+                  </pic:spPr>
+                </pic:pic>
+              </a:graphicData>
+            </a:graphic>
+          </wp:inline>
+        </w:drawing>
+      </w:r>
+    </w:p>
+    <w:p>
+      <w:pPr>
+        <w:pStyle w:val="ImageCaption"/>
+      </w:pPr>
+      <w:r>
+        <w:t xml:space="preserve">F5 — pesos y validación de la propuesta</w:t>
+      </w:r>
+    </w:p>
+    <w:p>
+      <w:pPr>
+        <w:pStyle w:val="FirstParagraph"/>
+      </w:pPr>
+      <w:r>
+        <w:rPr>
+          <w:b/>
+          <w:bCs/>
+        </w:rPr>
+        <w:t xml:space="preserve">Evaluación de Casos (F4)</w:t>
+      </w:r>
+    </w:p>
+    <w:p>
+      <w:pPr>
+        <w:pStyle w:val="CaptionedFigure"/>
+      </w:pPr>
+      <w:r>
+        <w:drawing>
+          <wp:inline>
+            <wp:extent cx="5334000" cy="5783224"/>
+            <wp:effectExtent b="0" l="0" r="0" t="0"/>
+            <wp:docPr descr="F4 — catálogo de casos sintéticos" title="" id="33" name="Picture"/>
+            <a:graphic>
+              <a:graphicData uri="http://schemas.openxmlformats.org/drawingml/2006/picture">
+                <pic:pic>
+                  <pic:nvPicPr>
+                    <pic:cNvPr descr="../docs/entregable2/capturas/f4-evaluacion-1.png" id="34" name="Picture"/>
+                    <pic:cNvPicPr>
+                      <a:picLocks noChangeArrowheads="1" noChangeAspect="1"/>
+                    </pic:cNvPicPr>
+                  </pic:nvPicPr>
+                  <pic:blipFill>
+                    <a:blip r:embed="rId32"/>
+                    <a:stretch>
+                      <a:fillRect/>
+                    </a:stretch>
+                  </pic:blipFill>
+                  <pic:spPr bwMode="auto">
+                    <a:xfrm>
+                      <a:off x="0" y="0"/>
+                      <a:ext cx="5334000" cy="5783224"/>
+                    </a:xfrm>
+                    <a:prstGeom prst="rect">
+                      <a:avLst/>
+                    </a:prstGeom>
+                    <a:noFill/>
+                    <a:ln w="9525">
+                      <a:noFill/>
+                      <a:headEnd/>
+                      <a:tailEnd/>
+                    </a:ln>
+                  </pic:spPr>
+                </pic:pic>
+              </a:graphicData>
+            </a:graphic>
+          </wp:inline>
+        </w:drawing>
+      </w:r>
+    </w:p>
+    <w:p>
+      <w:pPr>
+        <w:pStyle w:val="ImageCaption"/>
+      </w:pPr>
+      <w:r>
+        <w:t xml:space="preserve">F4 — catálogo de casos sintéticos</w:t>
+      </w:r>
+    </w:p>
+    <w:p>
+      <w:pPr>
+        <w:pStyle w:val="FirstParagraph"/>
+      </w:pPr>
+      <w:r>
+        <w:drawing>
+          <wp:inline>
+            <wp:extent cx="5334000" cy="5751330"/>
+            <wp:effectExtent b="0" l="0" r="0" t="0"/>
+            <wp:docPr descr="F4 — dictamen de evaluación" title="" id="36" name="Picture"/>
+            <a:graphic>
+              <a:graphicData uri="http://schemas.openxmlformats.org/drawingml/2006/picture">
+                <pic:pic>
+                  <pic:nvPicPr>
+                    <pic:cNvPr descr="../docs/entregable2/capturas/f4-evaluacion-2.png" id="37" name="Picture"/>
+                    <pic:cNvPicPr>
+                      <a:picLocks noChangeArrowheads="1" noChangeAspect="1"/>
+                    </pic:cNvPicPr>
+                  </pic:nvPicPr>
+                  <pic:blipFill>
+                    <a:blip r:embed="rId35"/>
+                    <a:stretch>
+                      <a:fillRect/>
+                    </a:stretch>
+                  </pic:blipFill>
+                  <pic:spPr bwMode="auto">
+                    <a:xfrm>
+                      <a:off x="0" y="0"/>
+                      <a:ext cx="5334000" cy="5751330"/>
+                    </a:xfrm>
+                    <a:prstGeom prst="rect">
+                      <a:avLst/>
+                    </a:prstGeom>
+                    <a:noFill/>
+                    <a:ln w="9525">
+                      <a:noFill/>
+                      <a:headEnd/>
+                      <a:tailEnd/>
+                    </a:ln>
+                  </pic:spPr>
+                </pic:pic>
+              </a:graphicData>
+            </a:graphic>
+          </wp:inline>
+        </w:drawing>
+      </w:r>
+      <w:r>
+        <w:t xml:space="preserve"> </w:t>
+      </w:r>
+      <w:r>
+        <w:t xml:space="preserve">-</w:t>
+      </w:r>
+      <w:r>
+        <w:t xml:space="preserve"> </w:t>
+      </w:r>
+      <w:r>
+        <w:rPr>
+          <w:b/>
+          <w:bCs/>
+        </w:rPr>
         <w:t xml:space="preserve">Repositorio y tag evaluado:</w:t>
       </w:r>
       <w:r>
@@ -7470,11 +7210,11 @@
       <w:pPr>
         <w:pStyle w:val="Heading2"/>
       </w:pPr>
-      <w:bookmarkStart w:id="23" w:name="_08d56eb61c2e47b6b869db13a032d3f90195bda"/>
+      <w:bookmarkStart w:id="38" w:name="_08d56eb61c2e47b6b869db13a032d3f90195bda"/>
       <w:r>
         <w:t xml:space="preserve">Anexo A — Acta de la sesión formal de aceptación con el cliente</w:t>
       </w:r>
-      <w:bookmarkEnd w:id="23"/>
+      <w:bookmarkEnd w:id="38"/>
     </w:p>
     <w:p>
       <w:pPr>
@@ -7514,11 +7254,11 @@
       <w:pPr>
         <w:pStyle w:val="Heading3"/>
       </w:pPr>
-      <w:bookmarkStart w:id="24" w:name="_40e0b479020e6c1a134cd7d50ae59d2108b3847"/>
+      <w:bookmarkStart w:id="39" w:name="_40e0b479020e6c1a134cd7d50ae59d2108b3847"/>
       <w:r>
         <w:t xml:space="preserve">A.1 Datos de la sesión</w:t>
       </w:r>
-      <w:bookmarkEnd w:id="24"/>
+      <w:bookmarkEnd w:id="39"/>
     </w:p>
     <w:tbl>
       <w:tblPr>
@@ -7887,11 +7627,11 @@
       <w:pPr>
         <w:pStyle w:val="Heading3"/>
       </w:pPr>
-      <w:bookmarkStart w:id="25" w:name="_ad317ae78e5323cba4c776efe79755642ced929"/>
+      <w:bookmarkStart w:id="40" w:name="_ad317ae78e5323cba4c776efe79755642ced929"/>
       <w:r>
         <w:t xml:space="preserve">A.2 Escenarios demostrados</w:t>
       </w:r>
-      <w:bookmarkEnd w:id="25"/>
+      <w:bookmarkEnd w:id="40"/>
     </w:p>
     <w:tbl>
       <w:tblPr>
@@ -9116,101 +8856,98 @@
     </w:tbl>
     <w:p>
       <w:pPr>
+        <w:pStyle w:val="FirstParagraph"/>
+      </w:pPr>
+      <w:r>
+        <w:t xml:space="preserve">Evidencia cruda de la API al cierre de la sesión:</w:t>
+      </w:r>
+      <w:r>
+        <w:t xml:space="preserve"> </w:t>
+      </w:r>
+      <w:r>
+        <w:rPr>
+          <w:rStyle w:val="VerbatimChar"/>
+        </w:rPr>
+        <w:t xml:space="preserve">docs/entregable2/evidencia/sesion-aceptacion-historial-evaluaciones.json</w:t>
+      </w:r>
+      <w:r>
+        <w:t xml:space="preserve"> </w:t>
+      </w:r>
+      <w:r>
+        <w:t xml:space="preserve">y</w:t>
+      </w:r>
+      <w:r>
+        <w:t xml:space="preserve"> </w:t>
+      </w:r>
+      <w:r>
+        <w:rPr>
+          <w:rStyle w:val="VerbatimChar"/>
+        </w:rPr>
+        <w:t xml:space="preserve">...-historial-umbrales.json</w:t>
+      </w:r>
+      <w:r>
+        <w:t xml:space="preserve">.</w:t>
+      </w:r>
+    </w:p>
+    <w:p>
+      <w:pPr>
+        <w:pStyle w:val="Heading3"/>
+      </w:pPr>
+      <w:bookmarkStart w:id="41" w:name="_ccc21e56db6afc66b386cb2a8c49c05a2a7e958"/>
+      <w:r>
+        <w:t xml:space="preserve">A.3 Hallazgos de usabilidad comunicados al cliente y reacción</w:t>
+      </w:r>
+      <w:bookmarkEnd w:id="41"/>
+    </w:p>
+    <w:p>
+      <w:pPr>
+        <w:pStyle w:val="FirstParagraph"/>
+      </w:pPr>
+      <w:r>
+        <w:t xml:space="preserve">Se informó el resultado de la prueba con personas externas (</w:t>
+      </w:r>
+      <w:r>
+        <w:rPr>
+          <w:rStyle w:val="VerbatimChar"/>
+        </w:rPr>
+        <w:t xml:space="preserve">docs/entregable2/usabilidad.md</w:t>
+      </w:r>
+      <w:r>
+        <w:t xml:space="preserve">):</w:t>
+      </w:r>
+      <w:r>
+        <w:t xml:space="preserve"> </w:t>
+      </w:r>
+      <w:r>
+        <w:rPr>
+          <w:rStyle w:val="VerbatimChar"/>
+        </w:rPr>
+        <w:t xml:space="preserve">SC-005</w:t>
+      </w:r>
+      <w:r>
+        <w:t xml:space="preserve"> </w:t>
+      </w:r>
+      <w:r>
+        <w:t xml:space="preserve">no se cumple en la dimensión manual. Reacción textual del cliente:</w:t>
+      </w:r>
+    </w:p>
+    <w:p>
+      <w:pPr>
         <w:pStyle w:val="BlockText"/>
       </w:pPr>
       <w:r>
-        <w:t xml:space="preserve">[EDITAR: adjuntar</w:t>
-      </w:r>
-      <w:r>
-        <w:t xml:space="preserve"> </w:t>
-      </w:r>
-      <w:r>
-        <w:rPr>
-          <w:rStyle w:val="VerbatimChar"/>
-        </w:rPr>
-        <w:t xml:space="preserve">docs/entregable2/evidencia/sesion-aceptacion-historial-evaluaciones.json</w:t>
-      </w:r>
-      <w:r>
-        <w:t xml:space="preserve"> </w:t>
-      </w:r>
-      <w:r>
-        <w:t xml:space="preserve">y</w:t>
-      </w:r>
-      <w:r>
-        <w:t xml:space="preserve"> </w:t>
-      </w:r>
-      <w:r>
-        <w:rPr>
-          <w:rStyle w:val="VerbatimChar"/>
-        </w:rPr>
-        <w:t xml:space="preserve">...-historial-umbrales.json</w:t>
-      </w:r>
-      <w:r>
-        <w:t xml:space="preserve"> </w:t>
-      </w:r>
-      <w:r>
-        <w:t xml:space="preserve">citados como anexo de esta acta — no existen todavía en el repositorio].</w:t>
+        <w:t xml:space="preserve">mi reaccion es que nececitan hacerlo mas responsivo y de mas intuitivo para la gente que no sea experta</w:t>
       </w:r>
     </w:p>
     <w:p>
       <w:pPr>
         <w:pStyle w:val="Heading3"/>
       </w:pPr>
-      <w:bookmarkStart w:id="26" w:name="_ccc21e56db6afc66b386cb2a8c49c05a2a7e958"/>
-      <w:r>
-        <w:t xml:space="preserve">A.3 Hallazgos de usabilidad comunicados al cliente y reacción</w:t>
-      </w:r>
-      <w:bookmarkEnd w:id="26"/>
-    </w:p>
-    <w:p>
-      <w:pPr>
-        <w:pStyle w:val="FirstParagraph"/>
-      </w:pPr>
-      <w:r>
-        <w:t xml:space="preserve">Se informó el resultado de la prueba con personas externas (</w:t>
-      </w:r>
-      <w:r>
-        <w:rPr>
-          <w:rStyle w:val="VerbatimChar"/>
-        </w:rPr>
-        <w:t xml:space="preserve">docs/entregable2/usabilidad.md</w:t>
-      </w:r>
-      <w:r>
-        <w:t xml:space="preserve">):</w:t>
-      </w:r>
-      <w:r>
-        <w:t xml:space="preserve"> </w:t>
-      </w:r>
-      <w:r>
-        <w:rPr>
-          <w:rStyle w:val="VerbatimChar"/>
-        </w:rPr>
-        <w:t xml:space="preserve">SC-005</w:t>
-      </w:r>
-      <w:r>
-        <w:t xml:space="preserve"> </w:t>
-      </w:r>
-      <w:r>
-        <w:t xml:space="preserve">no se cumple en la dimensión manual. Reacción textual del cliente:</w:t>
-      </w:r>
-    </w:p>
-    <w:p>
-      <w:pPr>
-        <w:pStyle w:val="BlockText"/>
-      </w:pPr>
-      <w:r>
-        <w:t xml:space="preserve">mi reaccion es que nececitan hacerlo mas responsivo y de mas intuitivo para la gente que no sea experta</w:t>
-      </w:r>
-    </w:p>
-    <w:p>
-      <w:pPr>
-        <w:pStyle w:val="Heading3"/>
-      </w:pPr>
-      <w:bookmarkStart w:id="27" w:name="_8a578a2231633459a997fe2f4f1a8adf556a7ac"/>
+      <w:bookmarkStart w:id="42" w:name="_8a578a2231633459a997fe2f4f1a8adf556a7ac"/>
       <w:r>
         <w:t xml:space="preserve">A.4 Resultado y observaciones del cliente</w:t>
       </w:r>
-      <w:bookmarkEnd w:id="27"/>
+      <w:bookmarkEnd w:id="42"/>
     </w:p>
     <w:p>
       <w:pPr>
@@ -9221,7 +8958,7 @@
           <w:b/>
           <w:bCs/>
         </w:rPr>
-        <w:t xml:space="preserve">Resultado: Aceptado.</w:t>
+        <w:t xml:space="preserve">Resultado: Aceptado con observaciones.</w:t>
       </w:r>
     </w:p>
     <w:p>
@@ -9249,7 +8986,7 @@
           <w:b/>
           <w:bCs/>
         </w:rPr>
-        <w:t xml:space="preserve">Acciones derivadas (propuestas en la sesión del equipo del 19-oct, 10:00):</w:t>
+        <w:t xml:space="preserve">Acciones derivadas (el equipo decidió el 19-oct dejarlas para iteraciones futuras, por falta de tiempo):</w:t>
       </w:r>
     </w:p>
     <w:tbl>
@@ -9344,18 +9081,18 @@
               <w:pStyle w:val="Compact"/>
             </w:pPr>
             <w:r>
-              <w:t xml:space="preserve">Jorge Alvarez (por confirmar)</w:t>
-            </w:r>
-          </w:p>
-        </w:tc>
-        <w:tc>
-          <w:tcPr/>
-          <w:p>
-            <w:pPr>
-              <w:pStyle w:val="Compact"/>
-            </w:pPr>
-            <w:r>
-              <w:t xml:space="preserve">Decisión del equipo, 19-oct 10:00</w:t>
+              <w:t xml:space="preserve">Por asignar</w:t>
+            </w:r>
+          </w:p>
+        </w:tc>
+        <w:tc>
+          <w:tcPr/>
+          <w:p>
+            <w:pPr>
+              <w:pStyle w:val="Compact"/>
+            </w:pPr>
+            <w:r>
+              <w:t xml:space="preserve">Iteración futura</w:t>
             </w:r>
           </w:p>
         </w:tc>
@@ -9390,18 +9127,18 @@
               <w:pStyle w:val="Compact"/>
             </w:pPr>
             <w:r>
-              <w:t xml:space="preserve">Jorge Alvarez (por confirmar)</w:t>
-            </w:r>
-          </w:p>
-        </w:tc>
-        <w:tc>
-          <w:tcPr/>
-          <w:p>
-            <w:pPr>
-              <w:pStyle w:val="Compact"/>
-            </w:pPr>
-            <w:r>
-              <w:t xml:space="preserve">Idem</w:t>
+              <w:t xml:space="preserve">Por asignar</w:t>
+            </w:r>
+          </w:p>
+        </w:tc>
+        <w:tc>
+          <w:tcPr/>
+          <w:p>
+            <w:pPr>
+              <w:pStyle w:val="Compact"/>
+            </w:pPr>
+            <w:r>
+              <w:t xml:space="preserve">Iteración futura</w:t>
             </w:r>
           </w:p>
         </w:tc>
@@ -9436,18 +9173,18 @@
               <w:pStyle w:val="Compact"/>
             </w:pPr>
             <w:r>
-              <w:t xml:space="preserve">Jorge Alvarez (por confirmar)</w:t>
-            </w:r>
-          </w:p>
-        </w:tc>
-        <w:tc>
-          <w:tcPr/>
-          <w:p>
-            <w:pPr>
-              <w:pStyle w:val="Compact"/>
-            </w:pPr>
-            <w:r>
-              <w:t xml:space="preserve">Idem</w:t>
+              <w:t xml:space="preserve">Por asignar</w:t>
+            </w:r>
+          </w:p>
+        </w:tc>
+        <w:tc>
+          <w:tcPr/>
+          <w:p>
+            <w:pPr>
+              <w:pStyle w:val="Compact"/>
+            </w:pPr>
+            <w:r>
+              <w:t xml:space="preserve">Iteración futura</w:t>
             </w:r>
           </w:p>
         </w:tc>
@@ -9458,7 +9195,7 @@
         <w:pStyle w:val="FirstParagraph"/>
       </w:pPr>
       <w:r>
-        <w:t xml:space="preserve">Confirmación final de la categoría de aceptación a cargo de Rodrigo Guerrero, en comentario del PR que incorpora esta acta.</w:t>
+        <w:t xml:space="preserve">No se implementan en esta entrega; se declaran como defecto conocido en el informe. Confirmación final de la categoría de aceptación a cargo de Rodrigo Guerrero, con su aprobación y comentario en el PR que incorpora esta acta.</w:t>
       </w:r>
     </w:p>
     <w:sectPr>

--- a/entregable2/informe-borrador.docx
+++ b/entregable2/informe-borrador.docx
@@ -38,31 +38,29 @@
     </w:sdt>
     <w:p>
       <w:pPr>
+        <w:pStyle w:val="FirstParagraph"/>
+      </w:pPr>
+      <w:r>
+        <w:t xml:space="preserve">Entregable 2</w:t>
+      </w:r>
+    </w:p>
+    <w:p>
+      <w:pPr>
+        <w:pStyle w:val="BodyText"/>
+      </w:pPr>
+      <w:r>
+        <w:t xml:space="preserve">Desarrollo conducido por especificación y por agentes: SDD</w:t>
+      </w:r>
+    </w:p>
+    <w:p>
+      <w:pPr>
         <w:pStyle w:val="Heading1"/>
       </w:pPr>
-      <w:bookmarkStart w:id="9" w:name="_16035dff0c81c9712b315bec5c86f972595e8f0"/>
-      <w:r>
-        <w:t xml:space="preserve">GRUPO 4 — MIRA — Guerrero, Alvarez, González, Salgado</w:t>
+      <w:bookmarkStart w:id="9" w:name="_37b8fdb7ecdc087965b25930769d0dab94d63b9"/>
+      <w:r>
+        <w:t xml:space="preserve">Grupo 4</w:t>
       </w:r>
       <w:bookmarkEnd w:id="9"/>
-    </w:p>
-    <w:p>
-      <w:pPr>
-        <w:pStyle w:val="FirstParagraph"/>
-      </w:pPr>
-      <w:r>
-        <w:rPr>
-          <w:b/>
-          <w:bCs/>
-        </w:rPr>
-        <w:t xml:space="preserve">Taller de Desarrollo de Software Conducido por Agentes de IA — Entrega 2</w:t>
-      </w:r>
-      <w:r>
-        <w:t xml:space="preserve"> </w:t>
-      </w:r>
-      <w:r>
-        <w:t xml:space="preserve">Escuela de Ingeniería Informática, Facultad de Ingeniería, Universidad de Valparaíso</w:t>
-      </w:r>
     </w:p>
     <w:tbl>
       <w:tblPr>
@@ -155,22 +153,7 @@
               <w:t xml:space="preserve"> </w:t>
             </w:r>
             <w:r>
-              <w:t xml:space="preserve">— GitHub Spec Kit</w:t>
-            </w:r>
-            <w:r>
-              <w:t xml:space="preserve"> </w:t>
-            </w:r>
-            <w:r>
-              <w:rPr>
-                <w:rStyle w:val="VerbatimChar"/>
-              </w:rPr>
-              <w:t xml:space="preserve">1.0.2.dev0</w:t>
-            </w:r>
-            <w:r>
-              <w:t xml:space="preserve"> </w:t>
-            </w:r>
-            <w:r>
-              <w:t xml:space="preserve">sobre Antigravity</w:t>
+              <w:t xml:space="preserve">— GitHub Spec Kit 1.0.2.dev0 sobre Antigravity</w:t>
             </w:r>
           </w:p>
         </w:tc>
@@ -241,7 +224,65 @@
               <w:pStyle w:val="Compact"/>
             </w:pPr>
             <w:r>
-              <w:t xml:space="preserve">Rodrigo Guerrero (Backend; representante del cliente en esta entrega), Jorge Alvarez (Frontend; no participó en la Entrega 1), Lester González (QA / Spec Kit / integración), Angel Salgado (Informe, trazabilidad, bitácora de decisiones, gobernanza documental)</w:t>
+              <w:rPr>
+                <w:b/>
+                <w:bCs/>
+              </w:rPr>
+              <w:t xml:space="preserve">Rodrigo Guerrero</w:t>
+            </w:r>
+            <w:r>
+              <w:t xml:space="preserve"> </w:t>
+            </w:r>
+            <w:r>
+              <w:t xml:space="preserve">(Backend; representante del cliente en esta entrega),</w:t>
+            </w:r>
+            <w:r>
+              <w:t xml:space="preserve"> </w:t>
+            </w:r>
+            <w:r>
+              <w:rPr>
+                <w:b/>
+                <w:bCs/>
+              </w:rPr>
+              <w:t xml:space="preserve">Jorge Alvarez</w:t>
+            </w:r>
+            <w:r>
+              <w:t xml:space="preserve"> </w:t>
+            </w:r>
+            <w:r>
+              <w:t xml:space="preserve">(Frontend),</w:t>
+            </w:r>
+            <w:r>
+              <w:t xml:space="preserve"> </w:t>
+            </w:r>
+            <w:r>
+              <w:rPr>
+                <w:b/>
+                <w:bCs/>
+              </w:rPr>
+              <w:t xml:space="preserve">Lester González</w:t>
+            </w:r>
+            <w:r>
+              <w:t xml:space="preserve"> </w:t>
+            </w:r>
+            <w:r>
+              <w:t xml:space="preserve">(QA / Spec Kit / integración),</w:t>
+            </w:r>
+            <w:r>
+              <w:t xml:space="preserve"> </w:t>
+            </w:r>
+            <w:r>
+              <w:rPr>
+                <w:b/>
+                <w:bCs/>
+              </w:rPr>
+              <w:t xml:space="preserve">Angel Salgado</w:t>
+            </w:r>
+            <w:r>
+              <w:t xml:space="preserve"> </w:t>
+            </w:r>
+            <w:r>
+              <w:t xml:space="preserve">(Informe, trazabilidad, bitácora de decisiones, gobernanza documental)</w:t>
             </w:r>
           </w:p>
         </w:tc>
@@ -265,31 +306,7 @@
               <w:pStyle w:val="Compact"/>
             </w:pPr>
             <w:r>
-              <w:rPr>
-                <w:rStyle w:val="VerbatimChar"/>
-              </w:rPr>
               <w:t xml:space="preserve">github.com/elesteber/proyecto-llm</w:t>
-            </w:r>
-            <w:r>
-              <w:t xml:space="preserve"> </w:t>
-            </w:r>
-            <w:r>
-              <w:t xml:space="preserve">— versión evaluada: tag</w:t>
-            </w:r>
-            <w:r>
-              <w:t xml:space="preserve"> </w:t>
-            </w:r>
-            <w:r>
-              <w:rPr>
-                <w:rStyle w:val="VerbatimChar"/>
-              </w:rPr>
-              <w:t xml:space="preserve">v2.0</w:t>
-            </w:r>
-            <w:r>
-              <w:t xml:space="preserve"> </w:t>
-            </w:r>
-            <w:r>
-              <w:t xml:space="preserve">&gt; [EDITAR]</w:t>
             </w:r>
           </w:p>
         </w:tc>
@@ -320,13 +337,6 @@
       </w:tr>
     </w:tbl>
     <w:p>
-      <w:r>
-        <w:pict>
-          <v:rect style="width:0;height:1.5pt" o:hralign="center" o:hrstd="t" o:hr="t"/>
-        </w:pict>
-      </w:r>
-    </w:p>
-    <w:p>
       <w:pPr>
         <w:pStyle w:val="Heading2"/>
       </w:pPr>
@@ -490,13 +500,6 @@
       </w:r>
     </w:p>
     <w:p>
-      <w:r>
-        <w:pict>
-          <v:rect style="width:0;height:1.5pt" o:hralign="center" o:hrstd="t" o:hr="t"/>
-        </w:pict>
-      </w:r>
-    </w:p>
-    <w:p>
       <w:pPr>
         <w:pStyle w:val="Heading2"/>
       </w:pPr>
@@ -565,7 +568,7 @@
         <w:t xml:space="preserve"> </w:t>
       </w:r>
       <w:r>
-        <w:t xml:space="preserve">el equipo mantiene a sus 4 integrantes; Jorge Alvarez no participó en la Entrega 1, lo cual se declara aquí explícitamente. El rol de representante del cliente rota respecto de la E1: lo ejerce</w:t>
+        <w:t xml:space="preserve">el equipo mantiene a sus 4 integrantes. El rol de representante del cliente rota respecto de la E1: lo ejerce</w:t>
       </w:r>
       <w:r>
         <w:t xml:space="preserve"> </w:t>
@@ -597,7 +600,16 @@
         <w:t xml:space="preserve"> </w:t>
       </w:r>
       <w:r>
-        <w:t xml:space="preserve">Rodrigo Guerrero integra a la vez el equipo desarrollador (backend) y ejerce el rol de representante del cliente — es la misma persona evaluando criterios de aceptación sobre código que ella misma escribió. Esta superposición de roles se declara explícitamente en el acta de aceptación (Anexo A) y se mitigó con el protocolo de</w:t>
+        <w:t xml:space="preserve">Rodrigo Guerrero integra a la vez el equipo desarrollador (backend) y ejerce el rol de representante del cliente — es la misma persona evaluando criterios de aceptación sobre código que ella misma escribió. Esta superposición de roles se declara explícitamente en el acta de aceptación (</w:t>
+      </w:r>
+      <w:r>
+        <w:rPr>
+          <w:rStyle w:val="VerbatimChar"/>
+        </w:rPr>
+        <w:t xml:space="preserve">docs/entregable2/sesion-aceptacion.md</w:t>
+      </w:r>
+      <w:r>
+        <w:t xml:space="preserve">) y se mitigó con el protocolo de</w:t>
       </w:r>
       <w:r>
         <w:t xml:space="preserve"> </w:t>
@@ -643,19 +655,7 @@
         <w:t xml:space="preserve"> </w:t>
       </w:r>
       <w:r>
-        <w:t xml:space="preserve">(versión</w:t>
-      </w:r>
-      <w:r>
-        <w:t xml:space="preserve"> </w:t>
-      </w:r>
-      <w:r>
-        <w:rPr>
-          <w:rStyle w:val="VerbatimChar"/>
-        </w:rPr>
-        <w:t xml:space="preserve">1.0.2.dev0</w:t>
-      </w:r>
-      <w:r>
-        <w:t xml:space="preserve">) sobre el agente Antigravity, en vez de BMAD, por decisión explícita del equipo (</w:t>
+        <w:t xml:space="preserve">(versión 1.0.2.dev0) sobre el agente Antigravity, en vez de BMAD, por decisión explícita del equipo (</w:t>
       </w:r>
       <w:r>
         <w:rPr>
@@ -791,13 +791,6 @@
       </w:r>
       <w:r>
         <w:t xml:space="preserve">(sin contenedores Docker), React con Vite en el frontend, y Vitest/Supertest para pruebas unitarias/integración más Playwright para E2E. La interfaz está en español neutro profesional, operable de punta a punta sin devtools ni edición manual de base de datos.</w:t>
-      </w:r>
-    </w:p>
-    <w:p>
-      <w:r>
-        <w:pict>
-          <v:rect style="width:0;height:1.5pt" o:hralign="center" o:hrstd="t" o:hr="t"/>
-        </w:pict>
       </w:r>
     </w:p>
     <w:p>
@@ -1821,13 +1814,6 @@
       </w:r>
       <w:r>
         <w:t xml:space="preserve">, no archivos — un mismo archivo puede recibir varios de esos 22 commits.</w:t>
-      </w:r>
-    </w:p>
-    <w:p>
-      <w:r>
-        <w:pict>
-          <v:rect style="width:0;height:1.5pt" o:hralign="center" o:hrstd="t" o:hr="t"/>
-        </w:pict>
       </w:r>
     </w:p>
     <w:p>
@@ -2133,16 +2119,7 @@
         <w:t xml:space="preserve"> </w:t>
       </w:r>
       <w:r>
-        <w:t xml:space="preserve">las 6 historias de usuario (US1-US6), el motor de decisión con precedencia estricta, el doble control de F5 con bloqueo de auto-aprobación (</w:t>
-      </w:r>
-      <w:r>
-        <w:rPr>
-          <w:rStyle w:val="VerbatimChar"/>
-        </w:rPr>
-        <w:t xml:space="preserve">403 Forbidden</w:t>
-      </w:r>
-      <w:r>
-        <w:t xml:space="preserve">), el versionamiento inmutable, y la reevaluación histórica determinista.</w:t>
+        <w:t xml:space="preserve">las 6 historias de usuario (US1-US6), el motor de decisión con precedencia estricta, el doble control de F5 con bloqueo de auto-aprobación (403 Forbidden), el versionamiento inmutable, y la reevaluación histórica determinista.</w:t>
       </w:r>
       <w:r>
         <w:t xml:space="preserve"> </w:t>
@@ -2196,16 +2173,369 @@
           <w:b/>
           <w:bCs/>
         </w:rPr>
-        <w:t xml:space="preserve">Quedó fuera de alcance (declarado, no oculto):</w:t>
-      </w:r>
-      <w:r>
-        <w:t xml:space="preserve"> </w:t>
-      </w:r>
-      <w:r>
-        <w:t xml:space="preserve">la decisión final humana del Operador sobre un caso derivado (supuesto 7.1(f), confirmado por Rodrigo Guerrero); pruebas de carga/latencia (sin SLA contractual,</w:t>
-      </w:r>
-      <w:r>
-        <w:t xml:space="preserve"> </w:t>
+        <w:t xml:space="preserve">Quedó fuera de alcance:</w:t>
+      </w:r>
+      <w:r>
+        <w:t xml:space="preserve"> </w:t>
+      </w:r>
+      <w:r>
+        <w:t xml:space="preserve">la decisión final humana del Operador sobre un caso derivado (supuesto 7.1(f), confirmado por Rodrigo Guerrero); pruebas de carga/latencia (sin SLA contractual, H-11); anonimización de datos personales en evidencia (</w:t>
+      </w:r>
+      <w:r>
+        <w:rPr>
+          <w:rStyle w:val="VerbatimChar"/>
+        </w:rPr>
+        <w:t xml:space="preserve">DEC-12</w:t>
+      </w:r>
+      <w:r>
+        <w:t xml:space="preserve">, fuera del alcance de F5/F4).</w:t>
+      </w:r>
+    </w:p>
+    <w:p>
+      <w:pPr>
+        <w:pStyle w:val="BodyText"/>
+      </w:pPr>
+      <w:r>
+        <w:rPr>
+          <w:b/>
+          <w:bCs/>
+        </w:rPr>
+        <w:t xml:space="preserve">Aporte del agente vs. el equipo (evidencia en el repo):</w:t>
+      </w:r>
+      <w:r>
+        <w:t xml:space="preserve"> </w:t>
+      </w:r>
+      <w:r>
+        <w:t xml:space="preserve">de 39 commits de implementación, 22 recibieron corrección humana posterior (TIH = 56,4%, ver 6.6). El agente escribió la primera versión de prácticamente todo el código y los 7 artefactos de las fases Constitución/Especificación/Aclaración/Plan/Tareas recibieron al menos una corrección humana sustantiva cada uno (IRF = 100% en esas 5 fases — ver 6.6).</w:t>
+      </w:r>
+    </w:p>
+    <w:p>
+      <w:pPr>
+        <w:pStyle w:val="Heading2"/>
+      </w:pPr>
+      <w:bookmarkStart w:id="17" w:name="_1ae8c3af188913ed2b0659c4bd4c7c607d5af57"/>
+      <w:r>
+        <w:t xml:space="preserve">6.5 Pruebas y Verificación</w:t>
+      </w:r>
+      <w:bookmarkEnd w:id="17"/>
+    </w:p>
+    <w:p>
+      <w:pPr>
+        <w:pStyle w:val="FirstParagraph"/>
+      </w:pPr>
+      <w:r>
+        <w:rPr>
+          <w:b/>
+          <w:bCs/>
+        </w:rPr>
+        <w:t xml:space="preserve">Cobertura automatizada:</w:t>
+      </w:r>
+      <w:r>
+        <w:t xml:space="preserve"> </w:t>
+      </w:r>
+      <w:r>
+        <w:t xml:space="preserve">51 pruebas unitarias/integración (Vitest/Supertest) + 13 pruebas E2E (Playwright),</w:t>
+      </w:r>
+      <w:r>
+        <w:t xml:space="preserve"> </w:t>
+      </w:r>
+      <w:r>
+        <w:rPr>
+          <w:b/>
+          <w:bCs/>
+        </w:rPr>
+        <w:t xml:space="preserve">100% en verde</w:t>
+      </w:r>
+      <w:r>
+        <w:t xml:space="preserve">, más</w:t>
+      </w:r>
+      <w:r>
+        <w:t xml:space="preserve"> </w:t>
+      </w:r>
+      <w:r>
+        <w:rPr>
+          <w:rStyle w:val="VerbatimChar"/>
+        </w:rPr>
+        <w:t xml:space="preserve">npx tsc --noEmit</w:t>
+      </w:r>
+      <w:r>
+        <w:t xml:space="preserve"> </w:t>
+      </w:r>
+      <w:r>
+        <w:t xml:space="preserve">sin errores. Las pruebas de negocio se derivan directamente de los 6 casos sintéticos de la guía (</w:t>
+      </w:r>
+      <w:r>
+        <w:rPr>
+          <w:rStyle w:val="VerbatimChar"/>
+        </w:rPr>
+        <w:t xml:space="preserve">CASO-MED-001</w:t>
+      </w:r>
+      <w:r>
+        <w:t xml:space="preserve"> </w:t>
+      </w:r>
+      <w:r>
+        <w:t xml:space="preserve">a</w:t>
+      </w:r>
+      <w:r>
+        <w:t xml:space="preserve"> </w:t>
+      </w:r>
+      <w:r>
+        <w:rPr>
+          <w:rStyle w:val="VerbatimChar"/>
+        </w:rPr>
+        <w:t xml:space="preserve">CASO-MED-006</w:t>
+      </w:r>
+      <w:r>
+        <w:t xml:space="preserve">), mapeados 1 a 1 a los criterios</w:t>
+      </w:r>
+      <w:r>
+        <w:t xml:space="preserve"> </w:t>
+      </w:r>
+      <w:r>
+        <w:rPr>
+          <w:rStyle w:val="VerbatimChar"/>
+        </w:rPr>
+        <w:t xml:space="preserve">AC-1</w:t>
+      </w:r>
+      <w:r>
+        <w:t xml:space="preserve"> </w:t>
+      </w:r>
+      <w:r>
+        <w:t xml:space="preserve">a</w:t>
+      </w:r>
+      <w:r>
+        <w:t xml:space="preserve"> </w:t>
+      </w:r>
+      <w:r>
+        <w:rPr>
+          <w:rStyle w:val="VerbatimChar"/>
+        </w:rPr>
+        <w:t xml:space="preserve">AC-6</w:t>
+      </w:r>
+      <w:r>
+        <w:t xml:space="preserve"> </w:t>
+      </w:r>
+      <w:r>
+        <w:t xml:space="preserve">de</w:t>
+      </w:r>
+      <w:r>
+        <w:t xml:space="preserve"> </w:t>
+      </w:r>
+      <w:r>
+        <w:rPr>
+          <w:rStyle w:val="VerbatimChar"/>
+        </w:rPr>
+        <w:t xml:space="preserve">spec.md</w:t>
+      </w:r>
+      <w:r>
+        <w:t xml:space="preserve">, y de una prueba unitaria técnica adicional (</w:t>
+      </w:r>
+      <w:r>
+        <w:rPr>
+          <w:rStyle w:val="VerbatimChar"/>
+        </w:rPr>
+        <w:t xml:space="preserve">PU-1</w:t>
+      </w:r>
+      <w:r>
+        <w:t xml:space="preserve">) que aísla la condición</w:t>
+      </w:r>
+      <w:r>
+        <w:t xml:space="preserve"> </w:t>
+      </w:r>
+      <w:r>
+        <w:t xml:space="preserve">“dos o más señales bajo mínimo”</w:t>
+      </w:r>
+      <w:r>
+        <w:t xml:space="preserve"> </w:t>
+      </w:r>
+      <w:r>
+        <w:t xml:space="preserve">con puntaje no crítico.</w:t>
+      </w:r>
+    </w:p>
+    <w:p>
+      <w:pPr>
+        <w:pStyle w:val="BodyText"/>
+      </w:pPr>
+      <w:r>
+        <w:rPr>
+          <w:b/>
+          <w:bCs/>
+        </w:rPr>
+        <w:t xml:space="preserve">Reglas del capítulo 3 y excepciones cubiertas:</w:t>
+      </w:r>
+      <w:r>
+        <w:t xml:space="preserve"> </w:t>
+      </w:r>
+      <w:r>
+        <w:t xml:space="preserve">precedencia de fraude sobre cualquier puntaje (</w:t>
+      </w:r>
+      <w:r>
+        <w:rPr>
+          <w:rStyle w:val="VerbatimChar"/>
+        </w:rPr>
+        <w:t xml:space="preserve">AC-3</w:t>
+      </w:r>
+      <w:r>
+        <w:t xml:space="preserve">), derivación por señal bajo mínimo con puntaje aprobatorio (</w:t>
+      </w:r>
+      <w:r>
+        <w:rPr>
+          <w:rStyle w:val="VerbatimChar"/>
+        </w:rPr>
+        <w:t xml:space="preserve">AC-2</w:t>
+      </w:r>
+      <w:r>
+        <w:t xml:space="preserve">), advertencia de riesgo alto sin alterar la decisión (</w:t>
+      </w:r>
+      <w:r>
+        <w:rPr>
+          <w:rStyle w:val="VerbatimChar"/>
+        </w:rPr>
+        <w:t xml:space="preserve">AC-4</w:t>
+      </w:r>
+      <w:r>
+        <w:t xml:space="preserve">,</w:t>
+      </w:r>
+      <w:r>
+        <w:t xml:space="preserve"> </w:t>
+      </w:r>
+      <w:r>
+        <w:rPr>
+          <w:rStyle w:val="VerbatimChar"/>
+        </w:rPr>
+        <w:t xml:space="preserve">AC-6</w:t>
+      </w:r>
+      <w:r>
+        <w:t xml:space="preserve">,</w:t>
+      </w:r>
+      <w:r>
+        <w:t xml:space="preserve"> </w:t>
+      </w:r>
+      <w:r>
+        <w:rPr>
+          <w:rStyle w:val="VerbatimChar"/>
+        </w:rPr>
+        <w:t xml:space="preserve">PU-1</w:t>
+      </w:r>
+      <w:r>
+        <w:t xml:space="preserve">), y bloqueo de auto-aprobación en F5 (E2E</w:t>
+      </w:r>
+      <w:r>
+        <w:t xml:space="preserve"> </w:t>
+      </w:r>
+      <w:r>
+        <w:rPr>
+          <w:rStyle w:val="VerbatimChar"/>
+        </w:rPr>
+        <w:t xml:space="preserve">doble-control-f5.spec.ts</w:t>
+      </w:r>
+      <w:r>
+        <w:t xml:space="preserve">).</w:t>
+      </w:r>
+    </w:p>
+    <w:p>
+      <w:pPr>
+        <w:pStyle w:val="BodyText"/>
+      </w:pPr>
+      <w:r>
+        <w:rPr>
+          <w:b/>
+          <w:bCs/>
+        </w:rPr>
+        <w:t xml:space="preserve">E2E por funcionalidad:</w:t>
+      </w:r>
+      <w:r>
+        <w:t xml:space="preserve"> </w:t>
+      </w:r>
+      <w:r>
+        <w:rPr>
+          <w:rStyle w:val="VerbatimChar"/>
+        </w:rPr>
+        <w:t xml:space="preserve">doble-control-f5.spec.ts</w:t>
+      </w:r>
+      <w:r>
+        <w:t xml:space="preserve"> </w:t>
+      </w:r>
+      <w:r>
+        <w:t xml:space="preserve">(propuesta → bloqueo 403 → aprobación por rol distinto) y</w:t>
+      </w:r>
+      <w:r>
+        <w:t xml:space="preserve"> </w:t>
+      </w:r>
+      <w:r>
+        <w:rPr>
+          <w:rStyle w:val="VerbatimChar"/>
+        </w:rPr>
+        <w:t xml:space="preserve">evaluacion-f4.spec.ts</w:t>
+      </w:r>
+      <w:r>
+        <w:t xml:space="preserve"> </w:t>
+      </w:r>
+      <w:r>
+        <w:t xml:space="preserve">(los 6 dictámenes deterministas en navegador).</w:t>
+      </w:r>
+    </w:p>
+    <w:p>
+      <w:pPr>
+        <w:pStyle w:val="BodyText"/>
+      </w:pPr>
+      <w:r>
+        <w:rPr>
+          <w:b/>
+          <w:bCs/>
+        </w:rPr>
+        <w:t xml:space="preserve">Prueba extra-funcional medible:</w:t>
+      </w:r>
+      <w:r>
+        <w:t xml:space="preserve"> </w:t>
+      </w:r>
+      <w:r>
+        <w:rPr>
+          <w:rStyle w:val="VerbatimChar"/>
+        </w:rPr>
+        <w:t xml:space="preserve">tests/reproducibility/deterministic.test.ts</w:t>
+      </w:r>
+      <w:r>
+        <w:t xml:space="preserve"> </w:t>
+      </w:r>
+      <w:r>
+        <w:t xml:space="preserve">exige y verifica 100% de reproducibilidad determinista al reevaluar un caso histórico contra la versión de umbrales archivada (</w:t>
+      </w:r>
+      <w:r>
+        <w:rPr>
+          <w:rStyle w:val="VerbatimChar"/>
+        </w:rPr>
+        <w:t xml:space="preserve">SC-004</w:t>
+      </w:r>
+      <w:r>
+        <w:t xml:space="preserve">, heredada de</w:t>
+      </w:r>
+      <w:r>
+        <w:t xml:space="preserve"> </w:t>
+      </w:r>
+      <w:r>
+        <w:rPr>
+          <w:rStyle w:val="VerbatimChar"/>
+        </w:rPr>
+        <w:t xml:space="preserve">RQNF-002 [fase5-lester]</w:t>
+      </w:r>
+      <w:r>
+        <w:t xml:space="preserve"> </w:t>
+      </w:r>
+      <w:r>
+        <w:t xml:space="preserve">/</w:t>
+      </w:r>
+      <w:r>
+        <w:t xml:space="preserve"> </w:t>
+      </w:r>
+      <w:r>
+        <w:rPr>
+          <w:rStyle w:val="VerbatimChar"/>
+        </w:rPr>
+        <w:t xml:space="preserve">H-14</w:t>
+      </w:r>
+      <w:r>
+        <w:t xml:space="preserve">). El equipo decidió explícitamente no construir una prueba de latencia: la E1 (</w:t>
       </w:r>
       <w:r>
         <w:rPr>
@@ -2214,16 +2544,19 @@
         <w:t xml:space="preserve">H-11</w:t>
       </w:r>
       <w:r>
-        <w:t xml:space="preserve">); anonimización de datos personales en evidencia (</w:t>
-      </w:r>
-      <w:r>
-        <w:rPr>
-          <w:rStyle w:val="VerbatimChar"/>
-        </w:rPr>
-        <w:t xml:space="preserve">DEC-12</w:t>
-      </w:r>
-      <w:r>
-        <w:t xml:space="preserve">, fuera del alcance de F5/F4).</w:t>
+        <w:t xml:space="preserve">) ya había mostrado que el requisito original de</w:t>
+      </w:r>
+      <w:r>
+        <w:t xml:space="preserve"> </w:t>
+      </w:r>
+      <w:r>
+        <w:t xml:space="preserve">“5 segundos”</w:t>
+      </w:r>
+      <w:r>
+        <w:t xml:space="preserve"> </w:t>
+      </w:r>
+      <w:r>
+        <w:t xml:space="preserve">era técnicamente inviable, y no hay datos de carga reales para fijar un SLA creíble.</w:t>
       </w:r>
     </w:p>
     <w:p>
@@ -2235,184 +2568,148 @@
           <w:b/>
           <w:bCs/>
         </w:rPr>
-        <w:t xml:space="preserve">Aporte del agente vs. el equipo (evidencia en el repo):</w:t>
-      </w:r>
-      <w:r>
-        <w:t xml:space="preserve"> </w:t>
-      </w:r>
-      <w:r>
-        <w:t xml:space="preserve">de 39 commits de implementación, 22 recibieron corrección humana posterior (</w:t>
-      </w:r>
-      <w:r>
-        <w:rPr>
-          <w:rStyle w:val="VerbatimChar"/>
-        </w:rPr>
-        <w:t xml:space="preserve">TIH = 56,4%</w:t>
-      </w:r>
-      <w:r>
-        <w:t xml:space="preserve">, ver 6.6). El agente escribió la primera versión de prácticamente todo el código y los 7 artefactos de las fases Constitución/Especificación/Aclaración/Plan/Tareas recibieron al menos una corrección humana sustantiva cada uno (</w:t>
-      </w:r>
-      <w:r>
-        <w:rPr>
-          <w:rStyle w:val="VerbatimChar"/>
-        </w:rPr>
-        <w:t xml:space="preserve">IRF = 100%</w:t>
-      </w:r>
-      <w:r>
-        <w:t xml:space="preserve"> </w:t>
-      </w:r>
-      <w:r>
-        <w:t xml:space="preserve">en esas 5 fases — ver 6.6).</w:t>
-      </w:r>
-    </w:p>
-    <w:p>
-      <w:r>
-        <w:pict>
-          <v:rect style="width:0;height:1.5pt" o:hralign="center" o:hrstd="t" o:hr="t"/>
-        </w:pict>
-      </w:r>
-    </w:p>
-    <w:p>
-      <w:pPr>
-        <w:pStyle w:val="Heading2"/>
-      </w:pPr>
-      <w:bookmarkStart w:id="17" w:name="_1ae8c3af188913ed2b0659c4bd4c7c607d5af57"/>
-      <w:r>
-        <w:t xml:space="preserve">6.5 Pruebas y Verificación</w:t>
-      </w:r>
-      <w:bookmarkEnd w:id="17"/>
-    </w:p>
-    <w:p>
-      <w:pPr>
-        <w:pStyle w:val="FirstParagraph"/>
-      </w:pPr>
-      <w:r>
-        <w:rPr>
-          <w:b/>
-          <w:bCs/>
-        </w:rPr>
-        <w:t xml:space="preserve">Cobertura automatizada:</w:t>
-      </w:r>
-      <w:r>
-        <w:t xml:space="preserve"> </w:t>
-      </w:r>
-      <w:r>
-        <w:t xml:space="preserve">51 pruebas unitarias/integración (Vitest/Supertest) + 13 pruebas E2E (Playwright),</w:t>
-      </w:r>
-      <w:r>
-        <w:t xml:space="preserve"> </w:t>
-      </w:r>
-      <w:r>
-        <w:rPr>
-          <w:b/>
-          <w:bCs/>
-        </w:rPr>
-        <w:t xml:space="preserve">100% en verde</w:t>
-      </w:r>
-      <w:r>
-        <w:t xml:space="preserve">, más</w:t>
-      </w:r>
-      <w:r>
-        <w:t xml:space="preserve"> </w:t>
-      </w:r>
-      <w:r>
-        <w:rPr>
-          <w:rStyle w:val="VerbatimChar"/>
-        </w:rPr>
-        <w:t xml:space="preserve">npx tsc --noEmit</w:t>
-      </w:r>
-      <w:r>
-        <w:t xml:space="preserve"> </w:t>
-      </w:r>
-      <w:r>
-        <w:t xml:space="preserve">sin errores. Las pruebas de negocio se derivan directamente de los 6 casos sintéticos de la guía (</w:t>
-      </w:r>
-      <w:r>
-        <w:rPr>
-          <w:rStyle w:val="VerbatimChar"/>
-        </w:rPr>
-        <w:t xml:space="preserve">CASO-MED-001</w:t>
-      </w:r>
-      <w:r>
-        <w:t xml:space="preserve"> </w:t>
-      </w:r>
-      <w:r>
-        <w:t xml:space="preserve">a</w:t>
-      </w:r>
-      <w:r>
-        <w:t xml:space="preserve"> </w:t>
-      </w:r>
-      <w:r>
-        <w:rPr>
-          <w:rStyle w:val="VerbatimChar"/>
-        </w:rPr>
-        <w:t xml:space="preserve">CASO-MED-006</w:t>
-      </w:r>
-      <w:r>
-        <w:t xml:space="preserve">), mapeados 1 a 1 a los criterios</w:t>
-      </w:r>
-      <w:r>
-        <w:t xml:space="preserve"> </w:t>
-      </w:r>
-      <w:r>
-        <w:rPr>
-          <w:rStyle w:val="VerbatimChar"/>
-        </w:rPr>
-        <w:t xml:space="preserve">AC-1</w:t>
-      </w:r>
-      <w:r>
-        <w:t xml:space="preserve"> </w:t>
-      </w:r>
-      <w:r>
-        <w:t xml:space="preserve">a</w:t>
-      </w:r>
-      <w:r>
-        <w:t xml:space="preserve"> </w:t>
-      </w:r>
-      <w:r>
-        <w:rPr>
-          <w:rStyle w:val="VerbatimChar"/>
-        </w:rPr>
-        <w:t xml:space="preserve">AC-6</w:t>
-      </w:r>
-      <w:r>
-        <w:t xml:space="preserve"> </w:t>
-      </w:r>
-      <w:r>
-        <w:t xml:space="preserve">de</w:t>
-      </w:r>
-      <w:r>
-        <w:t xml:space="preserve"> </w:t>
-      </w:r>
-      <w:r>
-        <w:rPr>
-          <w:rStyle w:val="VerbatimChar"/>
-        </w:rPr>
-        <w:t xml:space="preserve">spec.md</w:t>
-      </w:r>
-      <w:r>
-        <w:t xml:space="preserve">, y de una prueba unitaria técnica adicional (</w:t>
-      </w:r>
-      <w:r>
-        <w:rPr>
-          <w:rStyle w:val="VerbatimChar"/>
-        </w:rPr>
-        <w:t xml:space="preserve">PU-1</w:t>
-      </w:r>
-      <w:r>
-        <w:t xml:space="preserve">) que aísla la condición</w:t>
-      </w:r>
-      <w:r>
-        <w:t xml:space="preserve"> </w:t>
-      </w:r>
-      <w:r>
-        <w:t xml:space="preserve">“dos o más señales bajo mínimo”</w:t>
-      </w:r>
-      <w:r>
-        <w:t xml:space="preserve"> </w:t>
-      </w:r>
-      <w:r>
-        <w:t xml:space="preserve">con puntaje no crítico.</w:t>
+        <w:t xml:space="preserve">Prueba de usabilidad con integrante externo — resultado no satisfactorio, declarado con honestidad:</w:t>
+      </w:r>
+      <w:r>
+        <w:t xml:space="preserve"> </w:t>
+      </w:r>
+      <w:r>
+        <w:t xml:space="preserve">Lester González ejecutó la prueba el 18-oct con</w:t>
+      </w:r>
+      <w:r>
+        <w:t xml:space="preserve"> </w:t>
+      </w:r>
+      <w:r>
+        <w:rPr>
+          <w:b/>
+          <w:bCs/>
+        </w:rPr>
+        <w:t xml:space="preserve">2 personas externas al curso</w:t>
+      </w:r>
+      <w:r>
+        <w:t xml:space="preserve"> </w:t>
+      </w:r>
+      <w:r>
+        <w:t xml:space="preserve">(consentimiento, identificadas solo por iniciales). Resultado frente a</w:t>
+      </w:r>
+      <w:r>
+        <w:t xml:space="preserve"> </w:t>
+      </w:r>
+      <w:r>
+        <w:rPr>
+          <w:rStyle w:val="VerbatimChar"/>
+        </w:rPr>
+        <w:t xml:space="preserve">SC-005</w:t>
+      </w:r>
+      <w:r>
+        <w:t xml:space="preserve"> </w:t>
+      </w:r>
+      <w:r>
+        <w:t xml:space="preserve">(≤2 clics de consulta, ≤3 min de tarea, sin asistencia):</w:t>
+      </w:r>
+      <w:r>
+        <w:t xml:space="preserve"> </w:t>
+      </w:r>
+      <w:r>
+        <w:rPr>
+          <w:b/>
+          <w:bCs/>
+        </w:rPr>
+        <w:t xml:space="preserve">3 de 8 ejecuciones de tarea cumplieron</w:t>
+      </w:r>
+      <w:r>
+        <w:t xml:space="preserve">, y una de ellas sin recuento de clics registrado; el segundo participante no cumplió ninguna de las 4 tareas sin ayuda. Defecto dominante: los menús de navegación y el selector de rol</w:t>
+      </w:r>
+      <w:r>
+        <w:t xml:space="preserve"> </w:t>
+      </w:r>
+      <w:r>
+        <w:t xml:space="preserve">“no se perciben como interactivos en el primer contacto”</w:t>
+      </w:r>
+      <w:r>
+        <w:t xml:space="preserve"> </w:t>
+      </w:r>
+      <w:r>
+        <w:t xml:space="preserve">y se describieron como</w:t>
+      </w:r>
+      <w:r>
+        <w:t xml:space="preserve"> </w:t>
+      </w:r>
+      <w:r>
+        <w:t xml:space="preserve">“chiquititos”</w:t>
+      </w:r>
+      <w:r>
+        <w:t xml:space="preserve">/</w:t>
+      </w:r>
+      <w:r>
+        <w:t xml:space="preserve">“muy pequeños”</w:t>
+      </w:r>
+      <w:r>
+        <w:t xml:space="preserve"> </w:t>
+      </w:r>
+      <w:r>
+        <w:t xml:space="preserve">(cita textual de ambos participantes,</w:t>
+      </w:r>
+      <w:r>
+        <w:t xml:space="preserve"> </w:t>
+      </w:r>
+      <w:r>
+        <w:rPr>
+          <w:rStyle w:val="VerbatimChar"/>
+        </w:rPr>
+        <w:t xml:space="preserve">docs/entregable2/usabilidad.md</w:t>
+      </w:r>
+      <w:r>
+        <w:t xml:space="preserve">). Esto</w:t>
+      </w:r>
+      <w:r>
+        <w:t xml:space="preserve"> </w:t>
+      </w:r>
+      <w:r>
+        <w:rPr>
+          <w:b/>
+          <w:bCs/>
+        </w:rPr>
+        <w:t xml:space="preserve">contrasta</w:t>
+      </w:r>
+      <w:r>
+        <w:t xml:space="preserve"> </w:t>
+      </w:r>
+      <w:r>
+        <w:t xml:space="preserve">con la prueba E2E automatizada (</w:t>
+      </w:r>
+      <w:r>
+        <w:rPr>
+          <w:rStyle w:val="VerbatimChar"/>
+        </w:rPr>
+        <w:t xml:space="preserve">usabilidad-recorrido.spec.ts</w:t>
+      </w:r>
+      <w:r>
+        <w:t xml:space="preserve">), que sí cumple</w:t>
+      </w:r>
+      <w:r>
+        <w:t xml:space="preserve"> </w:t>
+      </w:r>
+      <w:r>
+        <w:rPr>
+          <w:rStyle w:val="VerbatimChar"/>
+        </w:rPr>
+        <w:t xml:space="preserve">SC-005</w:t>
+      </w:r>
+      <w:r>
+        <w:t xml:space="preserve"> </w:t>
+      </w:r>
+      <w:r>
+        <w:t xml:space="preserve">porque mide el camino técnico mínimo, no si una persona lo descubre — la propia matriz de trazabilidad (</w:t>
+      </w:r>
+      <w:r>
+        <w:rPr>
+          <w:rStyle w:val="VerbatimChar"/>
+        </w:rPr>
+        <w:t xml:space="preserve">docs/entregable2/matriz-trazabilidad-tareas.md</w:t>
+      </w:r>
+      <w:r>
+        <w:t xml:space="preserve">, §E.2) documenta esta brecha explícitamente.</w:t>
       </w:r>
     </w:p>
     <w:p>
@@ -2424,76 +2721,68 @@
           <w:b/>
           <w:bCs/>
         </w:rPr>
-        <w:t xml:space="preserve">Reglas del capítulo 3 y excepciones cubiertas:</w:t>
-      </w:r>
-      <w:r>
-        <w:t xml:space="preserve"> </w:t>
-      </w:r>
-      <w:r>
-        <w:t xml:space="preserve">precedencia de fraude sobre cualquier puntaje (</w:t>
-      </w:r>
-      <w:r>
-        <w:rPr>
-          <w:rStyle w:val="VerbatimChar"/>
-        </w:rPr>
-        <w:t xml:space="preserve">AC-3</w:t>
-      </w:r>
-      <w:r>
-        <w:t xml:space="preserve">), derivación por señal bajo mínimo con puntaje aprobatorio (</w:t>
-      </w:r>
-      <w:r>
-        <w:rPr>
-          <w:rStyle w:val="VerbatimChar"/>
-        </w:rPr>
-        <w:t xml:space="preserve">AC-2</w:t>
-      </w:r>
-      <w:r>
-        <w:t xml:space="preserve">), advertencia de riesgo alto sin alterar la decisión (</w:t>
-      </w:r>
-      <w:r>
-        <w:rPr>
-          <w:rStyle w:val="VerbatimChar"/>
-        </w:rPr>
-        <w:t xml:space="preserve">AC-4</w:t>
-      </w:r>
-      <w:r>
-        <w:t xml:space="preserve">,</w:t>
-      </w:r>
-      <w:r>
-        <w:t xml:space="preserve"> </w:t>
-      </w:r>
-      <w:r>
-        <w:rPr>
-          <w:rStyle w:val="VerbatimChar"/>
-        </w:rPr>
-        <w:t xml:space="preserve">AC-6</w:t>
-      </w:r>
-      <w:r>
-        <w:t xml:space="preserve">,</w:t>
-      </w:r>
-      <w:r>
-        <w:t xml:space="preserve"> </w:t>
-      </w:r>
-      <w:r>
-        <w:rPr>
-          <w:rStyle w:val="VerbatimChar"/>
-        </w:rPr>
-        <w:t xml:space="preserve">PU-1</w:t>
-      </w:r>
-      <w:r>
-        <w:t xml:space="preserve">), y bloqueo de auto-aprobación en F5 (E2E</w:t>
-      </w:r>
-      <w:r>
-        <w:t xml:space="preserve"> </w:t>
-      </w:r>
-      <w:r>
-        <w:rPr>
-          <w:rStyle w:val="VerbatimChar"/>
-        </w:rPr>
-        <w:t xml:space="preserve">doble-control-f5.spec.ts</w:t>
-      </w:r>
-      <w:r>
-        <w:t xml:space="preserve">).</w:t>
+        <w:t xml:space="preserve">Sesión formal de aceptación con el representante del cliente:</w:t>
+      </w:r>
+      <w:r>
+        <w:t xml:space="preserve"> </w:t>
+      </w:r>
+      <w:r>
+        <w:t xml:space="preserve">Rodrigo Guerrero (representante del cliente) aceptó el incremento el 19-oct (00:15-00:38, videollamada; demo de Lester González; versión demostrada</w:t>
+      </w:r>
+      <w:r>
+        <w:t xml:space="preserve"> </w:t>
+      </w:r>
+      <w:r>
+        <w:rPr>
+          <w:rStyle w:val="VerbatimChar"/>
+        </w:rPr>
+        <w:t xml:space="preserve">main @ b9f5f2d</w:t>
+      </w:r>
+      <w:r>
+        <w:t xml:space="preserve">). Se recorrieron 12 escenarios (propuesta y aprobación de umbrales con doble control, los 6 dictámenes de F4, reevaluación determinista) y los 12 dieron el resultado esperado —</w:t>
+      </w:r>
+      <w:r>
+        <w:t xml:space="preserve"> </w:t>
+      </w:r>
+      <w:r>
+        <w:rPr>
+          <w:b/>
+          <w:bCs/>
+        </w:rPr>
+        <w:t xml:space="preserve">resultado: Aceptado con observaciones</w:t>
+      </w:r>
+      <w:r>
+        <w:t xml:space="preserve">. El cliente registró dos observaciones de diseño: la puntuación del dictamen se ve</w:t>
+      </w:r>
+      <w:r>
+        <w:t xml:space="preserve"> </w:t>
+      </w:r>
+      <w:r>
+        <w:t xml:space="preserve">“muy pequeña y opacada por los demás textos”</w:t>
+      </w:r>
+      <w:r>
+        <w:t xml:space="preserve"> </w:t>
+      </w:r>
+      <w:r>
+        <w:t xml:space="preserve">y</w:t>
+      </w:r>
+      <w:r>
+        <w:t xml:space="preserve"> </w:t>
+      </w:r>
+      <w:r>
+        <w:t xml:space="preserve">“hay algunas opciones que es necesario escrolear para encontrar”</w:t>
+      </w:r>
+      <w:r>
+        <w:t xml:space="preserve">, y reaccionó al hallazgo de usabilidad de la sección anterior pidiendo una interfaz</w:t>
+      </w:r>
+      <w:r>
+        <w:t xml:space="preserve"> </w:t>
+      </w:r>
+      <w:r>
+        <w:t xml:space="preserve">“más responsiva e intuitiva para la gente que no sea experta”</w:t>
+      </w:r>
+      <w:r>
+        <w:t xml:space="preserve">. Por falta de tiempo, las 3 acciones correctivas derivadas de estas observaciones no se implementan en esta entrega y quedan declaradas como defecto conocido para la siguiente iteración. Acta completa en el Anexo.</w:t>
       </w:r>
     </w:p>
     <w:p>
@@ -2505,358 +2794,6 @@
           <w:b/>
           <w:bCs/>
         </w:rPr>
-        <w:t xml:space="preserve">E2E por funcionalidad:</w:t>
-      </w:r>
-      <w:r>
-        <w:t xml:space="preserve"> </w:t>
-      </w:r>
-      <w:r>
-        <w:rPr>
-          <w:rStyle w:val="VerbatimChar"/>
-        </w:rPr>
-        <w:t xml:space="preserve">doble-control-f5.spec.ts</w:t>
-      </w:r>
-      <w:r>
-        <w:t xml:space="preserve"> </w:t>
-      </w:r>
-      <w:r>
-        <w:t xml:space="preserve">(propuesta → bloqueo 403 → aprobación por rol distinto) y</w:t>
-      </w:r>
-      <w:r>
-        <w:t xml:space="preserve"> </w:t>
-      </w:r>
-      <w:r>
-        <w:rPr>
-          <w:rStyle w:val="VerbatimChar"/>
-        </w:rPr>
-        <w:t xml:space="preserve">evaluacion-f4.spec.ts</w:t>
-      </w:r>
-      <w:r>
-        <w:t xml:space="preserve"> </w:t>
-      </w:r>
-      <w:r>
-        <w:t xml:space="preserve">(los 6 dictámenes deterministas en navegador).</w:t>
-      </w:r>
-    </w:p>
-    <w:p>
-      <w:pPr>
-        <w:pStyle w:val="BodyText"/>
-      </w:pPr>
-      <w:r>
-        <w:rPr>
-          <w:b/>
-          <w:bCs/>
-        </w:rPr>
-        <w:t xml:space="preserve">Prueba extra-funcional medible:</w:t>
-      </w:r>
-      <w:r>
-        <w:t xml:space="preserve"> </w:t>
-      </w:r>
-      <w:r>
-        <w:rPr>
-          <w:rStyle w:val="VerbatimChar"/>
-        </w:rPr>
-        <w:t xml:space="preserve">tests/reproducibility/deterministic.test.ts</w:t>
-      </w:r>
-      <w:r>
-        <w:t xml:space="preserve"> </w:t>
-      </w:r>
-      <w:r>
-        <w:t xml:space="preserve">exige y verifica 100% de reproducibilidad determinista al reevaluar un caso histórico contra la versión de umbrales archivada (</w:t>
-      </w:r>
-      <w:r>
-        <w:rPr>
-          <w:rStyle w:val="VerbatimChar"/>
-        </w:rPr>
-        <w:t xml:space="preserve">SC-004</w:t>
-      </w:r>
-      <w:r>
-        <w:t xml:space="preserve">, heredada de</w:t>
-      </w:r>
-      <w:r>
-        <w:t xml:space="preserve"> </w:t>
-      </w:r>
-      <w:r>
-        <w:rPr>
-          <w:rStyle w:val="VerbatimChar"/>
-        </w:rPr>
-        <w:t xml:space="preserve">RQNF-002 [fase5-lester]</w:t>
-      </w:r>
-      <w:r>
-        <w:t xml:space="preserve"> </w:t>
-      </w:r>
-      <w:r>
-        <w:t xml:space="preserve">/</w:t>
-      </w:r>
-      <w:r>
-        <w:t xml:space="preserve"> </w:t>
-      </w:r>
-      <w:r>
-        <w:rPr>
-          <w:rStyle w:val="VerbatimChar"/>
-        </w:rPr>
-        <w:t xml:space="preserve">H-14</w:t>
-      </w:r>
-      <w:r>
-        <w:t xml:space="preserve">). El equipo decidió explícitamente no construir una prueba de latencia: la E1 (</w:t>
-      </w:r>
-      <w:r>
-        <w:rPr>
-          <w:rStyle w:val="VerbatimChar"/>
-        </w:rPr>
-        <w:t xml:space="preserve">H-11</w:t>
-      </w:r>
-      <w:r>
-        <w:t xml:space="preserve">) ya había mostrado que el requisito original de</w:t>
-      </w:r>
-      <w:r>
-        <w:t xml:space="preserve"> </w:t>
-      </w:r>
-      <w:r>
-        <w:t xml:space="preserve">“5 segundos”</w:t>
-      </w:r>
-      <w:r>
-        <w:t xml:space="preserve"> </w:t>
-      </w:r>
-      <w:r>
-        <w:t xml:space="preserve">era técnicamente inviable, y no hay datos de carga reales para fijar un SLA creíble.</w:t>
-      </w:r>
-    </w:p>
-    <w:p>
-      <w:pPr>
-        <w:pStyle w:val="BodyText"/>
-      </w:pPr>
-      <w:r>
-        <w:rPr>
-          <w:b/>
-          <w:bCs/>
-        </w:rPr>
-        <w:t xml:space="preserve">Prueba de usabilidad con integrante externo — resultado no satisfactorio, declarado con honestidad:</w:t>
-      </w:r>
-      <w:r>
-        <w:t xml:space="preserve"> </w:t>
-      </w:r>
-      <w:r>
-        <w:t xml:space="preserve">Lester González ejecutó la prueba el 18-oct con</w:t>
-      </w:r>
-      <w:r>
-        <w:t xml:space="preserve"> </w:t>
-      </w:r>
-      <w:r>
-        <w:rPr>
-          <w:b/>
-          <w:bCs/>
-        </w:rPr>
-        <w:t xml:space="preserve">2 personas externas al curso</w:t>
-      </w:r>
-      <w:r>
-        <w:t xml:space="preserve"> </w:t>
-      </w:r>
-      <w:r>
-        <w:t xml:space="preserve">(consentimiento, identificadas solo por iniciales). Resultado frente a</w:t>
-      </w:r>
-      <w:r>
-        <w:t xml:space="preserve"> </w:t>
-      </w:r>
-      <w:r>
-        <w:rPr>
-          <w:rStyle w:val="VerbatimChar"/>
-        </w:rPr>
-        <w:t xml:space="preserve">SC-005</w:t>
-      </w:r>
-      <w:r>
-        <w:t xml:space="preserve"> </w:t>
-      </w:r>
-      <w:r>
-        <w:t xml:space="preserve">(≤2 clics de consulta, ≤3 min de tarea, sin asistencia):</w:t>
-      </w:r>
-      <w:r>
-        <w:t xml:space="preserve"> </w:t>
-      </w:r>
-      <w:r>
-        <w:rPr>
-          <w:b/>
-          <w:bCs/>
-        </w:rPr>
-        <w:t xml:space="preserve">3 de 8 ejecuciones de tarea cumplieron</w:t>
-      </w:r>
-      <w:r>
-        <w:t xml:space="preserve">, y una de ellas sin recuento de clics registrado; el segundo participante no cumplió ninguna de las 4 tareas sin ayuda. Defecto dominante: los menús de navegación y el selector de rol</w:t>
-      </w:r>
-      <w:r>
-        <w:t xml:space="preserve"> </w:t>
-      </w:r>
-      <w:r>
-        <w:t xml:space="preserve">“no se perciben como interactivos en el primer contacto”</w:t>
-      </w:r>
-      <w:r>
-        <w:t xml:space="preserve"> </w:t>
-      </w:r>
-      <w:r>
-        <w:t xml:space="preserve">y se describieron como</w:t>
-      </w:r>
-      <w:r>
-        <w:t xml:space="preserve"> </w:t>
-      </w:r>
-      <w:r>
-        <w:t xml:space="preserve">“chiquititos”</w:t>
-      </w:r>
-      <w:r>
-        <w:t xml:space="preserve">/</w:t>
-      </w:r>
-      <w:r>
-        <w:t xml:space="preserve">“muy pequeños”</w:t>
-      </w:r>
-      <w:r>
-        <w:t xml:space="preserve"> </w:t>
-      </w:r>
-      <w:r>
-        <w:t xml:space="preserve">(cita textual de ambos participantes,</w:t>
-      </w:r>
-      <w:r>
-        <w:t xml:space="preserve"> </w:t>
-      </w:r>
-      <w:r>
-        <w:rPr>
-          <w:rStyle w:val="VerbatimChar"/>
-        </w:rPr>
-        <w:t xml:space="preserve">docs/entregable2/usabilidad.md</w:t>
-      </w:r>
-      <w:r>
-        <w:t xml:space="preserve">). Esto</w:t>
-      </w:r>
-      <w:r>
-        <w:t xml:space="preserve"> </w:t>
-      </w:r>
-      <w:r>
-        <w:rPr>
-          <w:b/>
-          <w:bCs/>
-        </w:rPr>
-        <w:t xml:space="preserve">contrasta</w:t>
-      </w:r>
-      <w:r>
-        <w:t xml:space="preserve"> </w:t>
-      </w:r>
-      <w:r>
-        <w:t xml:space="preserve">con la prueba E2E automatizada (</w:t>
-      </w:r>
-      <w:r>
-        <w:rPr>
-          <w:rStyle w:val="VerbatimChar"/>
-        </w:rPr>
-        <w:t xml:space="preserve">usabilidad-recorrido.spec.ts</w:t>
-      </w:r>
-      <w:r>
-        <w:t xml:space="preserve">), que sí cumple</w:t>
-      </w:r>
-      <w:r>
-        <w:t xml:space="preserve"> </w:t>
-      </w:r>
-      <w:r>
-        <w:rPr>
-          <w:rStyle w:val="VerbatimChar"/>
-        </w:rPr>
-        <w:t xml:space="preserve">SC-005</w:t>
-      </w:r>
-      <w:r>
-        <w:t xml:space="preserve"> </w:t>
-      </w:r>
-      <w:r>
-        <w:t xml:space="preserve">porque mide el camino técnico mínimo, no si una persona lo descubre — la propia matriz de trazabilidad (</w:t>
-      </w:r>
-      <w:r>
-        <w:rPr>
-          <w:rStyle w:val="VerbatimChar"/>
-        </w:rPr>
-        <w:t xml:space="preserve">docs/entregable2/matriz-trazabilidad-tareas.md</w:t>
-      </w:r>
-      <w:r>
-        <w:t xml:space="preserve">, §E.2) documenta esta brecha explícitamente.</w:t>
-      </w:r>
-    </w:p>
-    <w:p>
-      <w:pPr>
-        <w:pStyle w:val="BodyText"/>
-      </w:pPr>
-      <w:r>
-        <w:rPr>
-          <w:b/>
-          <w:bCs/>
-        </w:rPr>
-        <w:t xml:space="preserve">Sesión formal de aceptación con el representante del cliente:</w:t>
-      </w:r>
-      <w:r>
-        <w:t xml:space="preserve"> </w:t>
-      </w:r>
-      <w:r>
-        <w:t xml:space="preserve">Rodrigo Guerrero (representante del cliente) aceptó el incremento el 19-oct (00:15-00:38, videollamada; demo de Lester González; versión demostrada</w:t>
-      </w:r>
-      <w:r>
-        <w:t xml:space="preserve"> </w:t>
-      </w:r>
-      <w:r>
-        <w:rPr>
-          <w:rStyle w:val="VerbatimChar"/>
-        </w:rPr>
-        <w:t xml:space="preserve">main @ b9f5f2d</w:t>
-      </w:r>
-      <w:r>
-        <w:t xml:space="preserve">). Se recorrieron 12 escenarios (propuesta y aprobación de umbrales con doble control, los 6 dictámenes de F4, reevaluación determinista) y los 12 dieron el resultado esperado —</w:t>
-      </w:r>
-      <w:r>
-        <w:t xml:space="preserve"> </w:t>
-      </w:r>
-      <w:r>
-        <w:rPr>
-          <w:b/>
-          <w:bCs/>
-        </w:rPr>
-        <w:t xml:space="preserve">resultado: Aceptado con observaciones</w:t>
-      </w:r>
-      <w:r>
-        <w:t xml:space="preserve">. El cliente registró dos observaciones de diseño: la puntuación del dictamen se ve</w:t>
-      </w:r>
-      <w:r>
-        <w:t xml:space="preserve"> </w:t>
-      </w:r>
-      <w:r>
-        <w:t xml:space="preserve">“muy pequeña y opacada por los demás textos”</w:t>
-      </w:r>
-      <w:r>
-        <w:t xml:space="preserve"> </w:t>
-      </w:r>
-      <w:r>
-        <w:t xml:space="preserve">y</w:t>
-      </w:r>
-      <w:r>
-        <w:t xml:space="preserve"> </w:t>
-      </w:r>
-      <w:r>
-        <w:t xml:space="preserve">“hay algunas opciones que es necesario escrolear para encontrar”</w:t>
-      </w:r>
-      <w:r>
-        <w:t xml:space="preserve">, y reaccionó al hallazgo de usabilidad de la sección anterior pidiendo una interfaz</w:t>
-      </w:r>
-      <w:r>
-        <w:t xml:space="preserve"> </w:t>
-      </w:r>
-      <w:r>
-        <w:t xml:space="preserve">“más responsiva e intuitiva para la gente que no sea experta”</w:t>
-      </w:r>
-      <w:r>
-        <w:t xml:space="preserve">. Por falta de tiempo, las 3 acciones correctivas derivadas de estas observaciones no se implementan en esta entrega y quedan declaradas como defecto conocido para la siguiente iteración. Acta completa en el Anexo A.</w:t>
-      </w:r>
-    </w:p>
-    <w:p>
-      <w:pPr>
-        <w:pStyle w:val="BodyText"/>
-      </w:pPr>
-      <w:r>
-        <w:rPr>
-          <w:b/>
-          <w:bCs/>
-        </w:rPr>
         <w:t xml:space="preserve">Advertencia aplicada:</w:t>
       </w:r>
       <w:r>
@@ -2864,13 +2801,6 @@
       </w:r>
       <w:r>
         <w:t xml:space="preserve">se verificó que las pruebas automatizadas comprueban los criterios de aceptación de la E1/spec (valores de entrada y salida fijados de antemano en la guía), no el comportamiento que el código ya tenía — el hallazgo de usabilidad de arriba es evidencia de que esta disciplina se mantuvo: una prueba que solo confirmara su propia implementación no habría podido mostrar ese resultado.</w:t>
-      </w:r>
-    </w:p>
-    <w:p>
-      <w:r>
-        <w:pict>
-          <v:rect style="width:0;height:1.5pt" o:hralign="center" o:hrstd="t" o:hr="t"/>
-        </w:pict>
       </w:r>
     </w:p>
     <w:p>
@@ -5213,19 +5143,7 @@
               <w:t xml:space="preserve"> </w:t>
             </w:r>
             <w:r>
-              <w:t xml:space="preserve">&gt; [EDITAR: cerrar con el detalle completo del commit</w:t>
-            </w:r>
-            <w:r>
-              <w:t xml:space="preserve"> </w:t>
-            </w:r>
-            <w:r>
-              <w:rPr>
-                <w:rStyle w:val="VerbatimChar"/>
-              </w:rPr>
-              <w:t xml:space="preserve">fdfc199</w:t>
-            </w:r>
-            <w:r>
-              <w:t xml:space="preserve">]</w:t>
+              <w:t xml:space="preserve">(7 de 52 archivos confirmados, ver 6.3)</w:t>
             </w:r>
           </w:p>
         </w:tc>
@@ -5276,7 +5194,7 @@
         <w:t xml:space="preserve"> </w:t>
       </w:r>
       <w:r>
-        <w:t xml:space="preserve">y el cálculo de estos mismos indicadores— se produjo con asistencia de un agente de IA (Claude Code) operando bajo la identidad de commit de Angel Salgado, en ramas todavía no fusionadas al momento de este borrador. Esos commits</w:t>
+        <w:t xml:space="preserve">y el cálculo de estos mismos indicadores— se produjo con asistencia de un agente de IA (Claude Code) operando bajo la identidad de commit de Angel Salgado, en ramas separadas. Esos commits</w:t>
       </w:r>
       <w:r>
         <w:t xml:space="preserve"> </w:t>
@@ -6066,13 +5984,6 @@
       </w:r>
     </w:p>
     <w:p>
-      <w:r>
-        <w:pict>
-          <v:rect style="width:0;height:1.5pt" o:hralign="center" o:hrstd="t" o:hr="t"/>
-        </w:pict>
-      </w:r>
-    </w:p>
-    <w:p>
       <w:pPr>
         <w:pStyle w:val="Heading2"/>
       </w:pPr>
@@ -6253,13 +6164,6 @@
       </w:r>
     </w:p>
     <w:p>
-      <w:r>
-        <w:pict>
-          <v:rect style="width:0;height:1.5pt" o:hralign="center" o:hrstd="t" o:hr="t"/>
-        </w:pict>
-      </w:r>
-    </w:p>
-    <w:p>
       <w:pPr>
         <w:pStyle w:val="Heading2"/>
       </w:pPr>
@@ -6346,13 +6250,6 @@
       </w:r>
       <w:r>
         <w:t xml:space="preserve">con datos reales (pruebas de carga y validación comercial) y rediseñar la descubribilidad de la navegación de F4/F5 a partir de los defectos documentados en la prueba de usabilidad.</w:t>
-      </w:r>
-    </w:p>
-    <w:p>
-      <w:r>
-        <w:pict>
-          <v:rect style="width:0;height:1.5pt" o:hralign="center" o:hrstd="t" o:hr="t"/>
-        </w:pict>
       </w:r>
     </w:p>
     <w:p>
@@ -6626,10 +6523,7 @@
         <w:t xml:space="preserve">docs/entregable2/sesion-aceptacion.md</w:t>
       </w:r>
       <w:r>
-        <w:t xml:space="preserve"> </w:t>
-      </w:r>
-      <w:r>
-        <w:t xml:space="preserve">— texto completo en el Anexo A.</w:t>
+        <w:t xml:space="preserve">.</w:t>
       </w:r>
     </w:p>
     <w:p>
@@ -6701,19 +6595,51 @@
           <w:b/>
           <w:bCs/>
         </w:rPr>
-        <w:t xml:space="preserve">Constitución del proyecto:</w:t>
-      </w:r>
-      <w:r>
-        <w:t xml:space="preserve"> </w:t>
-      </w:r>
-      <w:r>
-        <w:rPr>
-          <w:rStyle w:val="VerbatimChar"/>
-        </w:rPr>
-        <w:t xml:space="preserve">.specify/memory/constitution.md</w:t>
-      </w:r>
-      <w:r>
-        <w:t xml:space="preserve">.</w:t>
+        <w:t xml:space="preserve">Registro de comandos</w:t>
+      </w:r>
+      <w:r>
+        <w:rPr>
+          <w:b/>
+          <w:bCs/>
+        </w:rPr>
+        <w:t xml:space="preserve"> </w:t>
+      </w:r>
+      <w:r>
+        <w:rPr>
+          <w:rStyle w:val="VerbatimChar"/>
+          <w:b/>
+          <w:bCs/>
+        </w:rPr>
+        <w:t xml:space="preserve">/speckit-*</w:t>
+      </w:r>
+      <w:r>
+        <w:rPr>
+          <w:b/>
+          <w:bCs/>
+        </w:rPr>
+        <w:t xml:space="preserve"> </w:t>
+      </w:r>
+      <w:r>
+        <w:rPr>
+          <w:b/>
+          <w:bCs/>
+        </w:rPr>
+        <w:t xml:space="preserve">ejecutados:</w:t>
+      </w:r>
+      <w:r>
+        <w:t xml:space="preserve"> </w:t>
+      </w:r>
+      <w:r>
+        <w:rPr>
+          <w:rStyle w:val="VerbatimChar"/>
+        </w:rPr>
+        <w:t xml:space="preserve">entregable2/registro-comandos-speckit.md</w:t>
+      </w:r>
+      <w:r>
+        <w:t xml:space="preserve"> </w:t>
+      </w:r>
+      <w:r>
+        <w:t xml:space="preserve">— qué comando, quién, cuándo y en qué commit/PR. Los prompts literales no se incluyen porque Antigravity no ofrece función de exportación de historial de prompts; este registro documenta en su lugar lo verificable en git (comando, autor, fecha, commit).</w:t>
       </w:r>
     </w:p>
     <w:p>
@@ -6729,28 +6655,16 @@
           <w:b/>
           <w:bCs/>
         </w:rPr>
-        <w:t xml:space="preserve">Especificación, plan y tareas:</w:t>
-      </w:r>
-      <w:r>
-        <w:t xml:space="preserve"> </w:t>
-      </w:r>
-      <w:r>
-        <w:rPr>
-          <w:rStyle w:val="VerbatimChar"/>
-        </w:rPr>
-        <w:t xml:space="preserve">specs/001-f5-f4-umbrales-evaluacion/</w:t>
-      </w:r>
-      <w:r>
-        <w:t xml:space="preserve"> </w:t>
-      </w:r>
-      <w:r>
-        <w:t xml:space="preserve">(</w:t>
-      </w:r>
-      <w:r>
-        <w:rPr>
-          <w:rStyle w:val="VerbatimChar"/>
-        </w:rPr>
-        <w:t xml:space="preserve">spec.md</w:t>
+        <w:t xml:space="preserve">Evidencia de la sesión de aceptación:</w:t>
+      </w:r>
+      <w:r>
+        <w:t xml:space="preserve"> </w:t>
+      </w:r>
+      <w:r>
+        <w:rPr>
+          <w:rStyle w:val="VerbatimChar"/>
+        </w:rPr>
+        <w:t xml:space="preserve">docs/entregable2/evidencia/sesion-aceptacion-historial-evaluaciones.json</w:t>
       </w:r>
       <w:r>
         <w:t xml:space="preserve">,</w:t>
@@ -6762,46 +6676,10 @@
         <w:rPr>
           <w:rStyle w:val="VerbatimChar"/>
         </w:rPr>
-        <w:t xml:space="preserve">plan.md</w:t>
-      </w:r>
-      <w:r>
-        <w:t xml:space="preserve">,</w:t>
-      </w:r>
-      <w:r>
-        <w:t xml:space="preserve"> </w:t>
-      </w:r>
-      <w:r>
-        <w:rPr>
-          <w:rStyle w:val="VerbatimChar"/>
-        </w:rPr>
-        <w:t xml:space="preserve">tasks.md</w:t>
-      </w:r>
-      <w:r>
-        <w:t xml:space="preserve">,</w:t>
-      </w:r>
-      <w:r>
-        <w:t xml:space="preserve"> </w:t>
-      </w:r>
-      <w:r>
-        <w:rPr>
-          <w:rStyle w:val="VerbatimChar"/>
-        </w:rPr>
-        <w:t xml:space="preserve">data-model.md</w:t>
-      </w:r>
-      <w:r>
-        <w:t xml:space="preserve">,</w:t>
-      </w:r>
-      <w:r>
-        <w:t xml:space="preserve"> </w:t>
-      </w:r>
-      <w:r>
-        <w:rPr>
-          <w:rStyle w:val="VerbatimChar"/>
-        </w:rPr>
-        <w:t xml:space="preserve">contracts/</w:t>
-      </w:r>
-      <w:r>
-        <w:t xml:space="preserve">).</w:t>
+        <w:t xml:space="preserve">...-historial-umbrales.json</w:t>
+      </w:r>
+      <w:r>
+        <w:t xml:space="preserve">.</w:t>
       </w:r>
     </w:p>
     <w:p>
@@ -6817,51 +6695,19 @@
           <w:b/>
           <w:bCs/>
         </w:rPr>
-        <w:t xml:space="preserve">Registro de comandos</w:t>
-      </w:r>
-      <w:r>
-        <w:rPr>
-          <w:b/>
-          <w:bCs/>
-        </w:rPr>
-        <w:t xml:space="preserve"> </w:t>
-      </w:r>
-      <w:r>
-        <w:rPr>
-          <w:rStyle w:val="VerbatimChar"/>
-          <w:b/>
-          <w:bCs/>
-        </w:rPr>
-        <w:t xml:space="preserve">/speckit-*</w:t>
-      </w:r>
-      <w:r>
-        <w:rPr>
-          <w:b/>
-          <w:bCs/>
-        </w:rPr>
-        <w:t xml:space="preserve"> </w:t>
-      </w:r>
-      <w:r>
-        <w:rPr>
-          <w:b/>
-          <w:bCs/>
-        </w:rPr>
-        <w:t xml:space="preserve">ejecutados:</w:t>
-      </w:r>
-      <w:r>
-        <w:t xml:space="preserve"> </w:t>
-      </w:r>
-      <w:r>
-        <w:rPr>
-          <w:rStyle w:val="VerbatimChar"/>
-        </w:rPr>
-        <w:t xml:space="preserve">entregable2/registro-comandos-speckit.md</w:t>
-      </w:r>
-      <w:r>
-        <w:t xml:space="preserve"> </w:t>
-      </w:r>
-      <w:r>
-        <w:t xml:space="preserve">— qué comando, quién, cuándo y en qué commit/PR. Los prompts literales no se incluyen porque Antigravity no ofrece función de exportación de historial de prompts; este registro documenta en su lugar lo verificable en git (comando, autor, fecha, commit).</w:t>
+        <w:t xml:space="preserve">Constitución del proyecto:</w:t>
+      </w:r>
+      <w:r>
+        <w:t xml:space="preserve"> </w:t>
+      </w:r>
+      <w:r>
+        <w:rPr>
+          <w:rStyle w:val="VerbatimChar"/>
+        </w:rPr>
+        <w:t xml:space="preserve">.specify/memory/constitution.md</w:t>
+      </w:r>
+      <w:r>
+        <w:t xml:space="preserve">.</w:t>
       </w:r>
     </w:p>
     <w:p>
@@ -6877,16 +6723,28 @@
           <w:b/>
           <w:bCs/>
         </w:rPr>
-        <w:t xml:space="preserve">Evidencia de la sesión de aceptación:</w:t>
-      </w:r>
-      <w:r>
-        <w:t xml:space="preserve"> </w:t>
-      </w:r>
-      <w:r>
-        <w:rPr>
-          <w:rStyle w:val="VerbatimChar"/>
-        </w:rPr>
-        <w:t xml:space="preserve">docs/entregable2/evidencia/sesion-aceptacion-historial-evaluaciones.json</w:t>
+        <w:t xml:space="preserve">Especificación, plan y tareas:</w:t>
+      </w:r>
+      <w:r>
+        <w:t xml:space="preserve"> </w:t>
+      </w:r>
+      <w:r>
+        <w:rPr>
+          <w:rStyle w:val="VerbatimChar"/>
+        </w:rPr>
+        <w:t xml:space="preserve">specs/001-f5-f4-umbrales-evaluacion/</w:t>
+      </w:r>
+      <w:r>
+        <w:t xml:space="preserve"> </w:t>
+      </w:r>
+      <w:r>
+        <w:t xml:space="preserve">(</w:t>
+      </w:r>
+      <w:r>
+        <w:rPr>
+          <w:rStyle w:val="VerbatimChar"/>
+        </w:rPr>
+        <w:t xml:space="preserve">spec.md</w:t>
       </w:r>
       <w:r>
         <w:t xml:space="preserve">,</w:t>
@@ -6898,10 +6756,46 @@
         <w:rPr>
           <w:rStyle w:val="VerbatimChar"/>
         </w:rPr>
-        <w:t xml:space="preserve">...-historial-umbrales.json</w:t>
-      </w:r>
-      <w:r>
-        <w:t xml:space="preserve">.</w:t>
+        <w:t xml:space="preserve">plan.md</w:t>
+      </w:r>
+      <w:r>
+        <w:t xml:space="preserve">,</w:t>
+      </w:r>
+      <w:r>
+        <w:t xml:space="preserve"> </w:t>
+      </w:r>
+      <w:r>
+        <w:rPr>
+          <w:rStyle w:val="VerbatimChar"/>
+        </w:rPr>
+        <w:t xml:space="preserve">tasks.md</w:t>
+      </w:r>
+      <w:r>
+        <w:t xml:space="preserve">,</w:t>
+      </w:r>
+      <w:r>
+        <w:t xml:space="preserve"> </w:t>
+      </w:r>
+      <w:r>
+        <w:rPr>
+          <w:rStyle w:val="VerbatimChar"/>
+        </w:rPr>
+        <w:t xml:space="preserve">data-model.md</w:t>
+      </w:r>
+      <w:r>
+        <w:t xml:space="preserve">,</w:t>
+      </w:r>
+      <w:r>
+        <w:t xml:space="preserve"> </w:t>
+      </w:r>
+      <w:r>
+        <w:rPr>
+          <w:rStyle w:val="VerbatimChar"/>
+        </w:rPr>
+        <w:t xml:space="preserve">contracts/</w:t>
+      </w:r>
+      <w:r>
+        <w:t xml:space="preserve">).</w:t>
       </w:r>
     </w:p>
     <w:p>
@@ -7111,7 +7005,7 @@
     </w:p>
     <w:p>
       <w:pPr>
-        <w:pStyle w:val="FirstParagraph"/>
+        <w:pStyle w:val="CaptionedFigure"/>
       </w:pPr>
       <w:r>
         <w:drawing>
@@ -7155,15 +7049,23 @@
           </wp:inline>
         </w:drawing>
       </w:r>
-      <w:r>
-        <w:t xml:space="preserve"> </w:t>
-      </w:r>
-      <w:r>
-        <w:t xml:space="preserve">-</w:t>
-      </w:r>
-      <w:r>
-        <w:t xml:space="preserve"> </w:t>
-      </w:r>
+    </w:p>
+    <w:p>
+      <w:pPr>
+        <w:pStyle w:val="ImageCaption"/>
+      </w:pPr>
+      <w:r>
+        <w:t xml:space="preserve">F4 — dictamen de evaluación</w:t>
+      </w:r>
+    </w:p>
+    <w:p>
+      <w:pPr>
+        <w:pStyle w:val="Compact"/>
+        <w:numPr>
+          <w:ilvl w:val="0"/>
+          <w:numId w:val="1002"/>
+        </w:numPr>
+      </w:pPr>
       <w:r>
         <w:rPr>
           <w:b/>
@@ -7175,2027 +7077,7 @@
         <w:t xml:space="preserve"> </w:t>
       </w:r>
       <w:r>
-        <w:rPr>
-          <w:rStyle w:val="VerbatimChar"/>
-        </w:rPr>
-        <w:t xml:space="preserve">github.com/elesteber/proyecto-llm</w:t>
-      </w:r>
-      <w:r>
-        <w:t xml:space="preserve">, tag</w:t>
-      </w:r>
-      <w:r>
-        <w:t xml:space="preserve"> </w:t>
-      </w:r>
-      <w:r>
-        <w:rPr>
-          <w:rStyle w:val="VerbatimChar"/>
-        </w:rPr>
-        <w:t xml:space="preserve">v2.0</w:t>
-      </w:r>
-      <w:r>
-        <w:t xml:space="preserve"> </w:t>
-      </w:r>
-      <w:r>
-        <w:t xml:space="preserve">&gt; [EDITAR].</w:t>
-      </w:r>
-    </w:p>
-    <w:p>
-      <w:r>
-        <w:pict>
-          <v:rect style="width:0;height:1.5pt" o:hralign="center" o:hrstd="t" o:hr="t"/>
-        </w:pict>
-      </w:r>
-    </w:p>
-    <w:p>
-      <w:pPr>
-        <w:pStyle w:val="Heading2"/>
-      </w:pPr>
-      <w:bookmarkStart w:id="38" w:name="_08d56eb61c2e47b6b869db13a032d3f90195bda"/>
-      <w:r>
-        <w:t xml:space="preserve">Anexo A — Acta de la sesión formal de aceptación con el cliente</w:t>
-      </w:r>
-      <w:bookmarkEnd w:id="38"/>
-    </w:p>
-    <w:p>
-      <w:pPr>
-        <w:pStyle w:val="FirstParagraph"/>
-      </w:pPr>
-      <w:r>
-        <w:rPr>
-          <w:i/>
-          <w:iCs/>
-        </w:rPr>
-        <w:t xml:space="preserve">(texto completo de</w:t>
-      </w:r>
-      <w:r>
-        <w:rPr>
-          <w:i/>
-          <w:iCs/>
-        </w:rPr>
-        <w:t xml:space="preserve"> </w:t>
-      </w:r>
-      <w:r>
-        <w:rPr>
-          <w:rStyle w:val="VerbatimChar"/>
-          <w:i/>
-          <w:iCs/>
-        </w:rPr>
-        <w:t xml:space="preserve">docs/entregable2/sesion-aceptacion.md</w:t>
-      </w:r>
-      <w:r>
-        <w:rPr>
-          <w:i/>
-          <w:iCs/>
-        </w:rPr>
-        <w:t xml:space="preserve">)</w:t>
-      </w:r>
-    </w:p>
-    <w:p>
-      <w:pPr>
-        <w:pStyle w:val="Heading3"/>
-      </w:pPr>
-      <w:bookmarkStart w:id="39" w:name="_40e0b479020e6c1a134cd7d50ae59d2108b3847"/>
-      <w:r>
-        <w:t xml:space="preserve">A.1 Datos de la sesión</w:t>
-      </w:r>
-      <w:bookmarkEnd w:id="39"/>
-    </w:p>
-    <w:tbl>
-      <w:tblPr>
-        <w:tblStyle w:val="Table"/>
-        <w:tblW w:type="pct" w:w="5000"/>
-        <w:tblLayout w:type="fixed"/>
-        <w:tblLook w:firstRow="1" w:lastRow="0" w:firstColumn="0" w:lastColumn="0" w:noHBand="0" w:noVBand="0" w:val="0020"/>
-      </w:tblPr>
-      <w:tblGrid>
-        <w:gridCol w:w="3960"/>
-        <w:gridCol w:w="3960"/>
-      </w:tblGrid>
-      <w:tr>
-        <w:trPr>
-          <w:tblHeader w:val="on"/>
-        </w:trPr>
-        <w:tc>
-          <w:tcPr/>
-          <w:p>
-            <w:pPr>
-              <w:pStyle w:val="Compact"/>
-            </w:pPr>
-            <w:r>
-              <w:t xml:space="preserve">Campo</w:t>
-            </w:r>
-          </w:p>
-        </w:tc>
-        <w:tc>
-          <w:tcPr/>
-          <w:p>
-            <w:pPr>
-              <w:pStyle w:val="Compact"/>
-            </w:pPr>
-            <w:r>
-              <w:t xml:space="preserve">Valor</w:t>
-            </w:r>
-          </w:p>
-        </w:tc>
-      </w:tr>
-      <w:tr>
-        <w:tc>
-          <w:tcPr/>
-          <w:p>
-            <w:pPr>
-              <w:pStyle w:val="Compact"/>
-            </w:pPr>
-            <w:r>
-              <w:t xml:space="preserve">Fecha</w:t>
-            </w:r>
-          </w:p>
-        </w:tc>
-        <w:tc>
-          <w:tcPr/>
-          <w:p>
-            <w:pPr>
-              <w:pStyle w:val="Compact"/>
-            </w:pPr>
-            <w:r>
-              <w:t xml:space="preserve">2026-10-19</w:t>
-            </w:r>
-          </w:p>
-        </w:tc>
-      </w:tr>
-      <w:tr>
-        <w:tc>
-          <w:tcPr/>
-          <w:p>
-            <w:pPr>
-              <w:pStyle w:val="Compact"/>
-            </w:pPr>
-            <w:r>
-              <w:t xml:space="preserve">Hora de inicio / término</w:t>
-            </w:r>
-          </w:p>
-        </w:tc>
-        <w:tc>
-          <w:tcPr/>
-          <w:p>
-            <w:pPr>
-              <w:pStyle w:val="Compact"/>
-            </w:pPr>
-            <w:r>
-              <w:t xml:space="preserve">00:15 / 00:38</w:t>
-            </w:r>
-          </w:p>
-        </w:tc>
-      </w:tr>
-      <w:tr>
-        <w:tc>
-          <w:tcPr/>
-          <w:p>
-            <w:pPr>
-              <w:pStyle w:val="Compact"/>
-            </w:pPr>
-            <w:r>
-              <w:t xml:space="preserve">Medio</w:t>
-            </w:r>
-          </w:p>
-        </w:tc>
-        <w:tc>
-          <w:tcPr/>
-          <w:p>
-            <w:pPr>
-              <w:pStyle w:val="Compact"/>
-            </w:pPr>
-            <w:r>
-              <w:t xml:space="preserve">Videollamada</w:t>
-            </w:r>
-          </w:p>
-        </w:tc>
-      </w:tr>
-      <w:tr>
-        <w:tc>
-          <w:tcPr/>
-          <w:p>
-            <w:pPr>
-              <w:pStyle w:val="Compact"/>
-            </w:pPr>
-            <w:r>
-              <w:t xml:space="preserve">Representante del Cliente</w:t>
-            </w:r>
-          </w:p>
-        </w:tc>
-        <w:tc>
-          <w:tcPr/>
-          <w:p>
-            <w:pPr>
-              <w:pStyle w:val="Compact"/>
-            </w:pPr>
-            <w:r>
-              <w:t xml:space="preserve">Rodrigo Guerrero</w:t>
-            </w:r>
-          </w:p>
-        </w:tc>
-      </w:tr>
-      <w:tr>
-        <w:tc>
-          <w:tcPr/>
-          <w:p>
-            <w:pPr>
-              <w:pStyle w:val="Compact"/>
-            </w:pPr>
-            <w:r>
-              <w:t xml:space="preserve">Demostración</w:t>
-            </w:r>
-          </w:p>
-        </w:tc>
-        <w:tc>
-          <w:tcPr/>
-          <w:p>
-            <w:pPr>
-              <w:pStyle w:val="Compact"/>
-            </w:pPr>
-            <w:r>
-              <w:t xml:space="preserve">Lester González</w:t>
-            </w:r>
-          </w:p>
-        </w:tc>
-      </w:tr>
-      <w:tr>
-        <w:tc>
-          <w:tcPr/>
-          <w:p>
-            <w:pPr>
-              <w:pStyle w:val="Compact"/>
-            </w:pPr>
-            <w:r>
-              <w:t xml:space="preserve">Acta</w:t>
-            </w:r>
-          </w:p>
-        </w:tc>
-        <w:tc>
-          <w:tcPr/>
-          <w:p>
-            <w:pPr>
-              <w:pStyle w:val="Compact"/>
-            </w:pPr>
-            <w:r>
-              <w:t xml:space="preserve">Lester González</w:t>
-            </w:r>
-          </w:p>
-        </w:tc>
-      </w:tr>
-      <w:tr>
-        <w:tc>
-          <w:tcPr/>
-          <w:p>
-            <w:pPr>
-              <w:pStyle w:val="Compact"/>
-            </w:pPr>
-            <w:r>
-              <w:t xml:space="preserve">Otros asistentes</w:t>
-            </w:r>
-          </w:p>
-        </w:tc>
-        <w:tc>
-          <w:tcPr/>
-          <w:p>
-            <w:pPr>
-              <w:pStyle w:val="Compact"/>
-            </w:pPr>
-            <w:r>
-              <w:t xml:space="preserve">Angel Salgado</w:t>
-            </w:r>
-          </w:p>
-        </w:tc>
-      </w:tr>
-      <w:tr>
-        <w:tc>
-          <w:tcPr/>
-          <w:p>
-            <w:pPr>
-              <w:pStyle w:val="Compact"/>
-            </w:pPr>
-            <w:r>
-              <w:t xml:space="preserve">Versión demostrada</w:t>
-            </w:r>
-          </w:p>
-        </w:tc>
-        <w:tc>
-          <w:tcPr/>
-          <w:p>
-            <w:pPr>
-              <w:pStyle w:val="Compact"/>
-            </w:pPr>
-            <w:r>
-              <w:rPr>
-                <w:rStyle w:val="VerbatimChar"/>
-              </w:rPr>
-              <w:t xml:space="preserve">main</w:t>
-            </w:r>
-            <w:r>
-              <w:t xml:space="preserve"> </w:t>
-            </w:r>
-            <w:r>
-              <w:t xml:space="preserve">en el commit</w:t>
-            </w:r>
-            <w:r>
-              <w:t xml:space="preserve"> </w:t>
-            </w:r>
-            <w:r>
-              <w:rPr>
-                <w:rStyle w:val="VerbatimChar"/>
-              </w:rPr>
-              <w:t xml:space="preserve">b9f5f2d</w:t>
-            </w:r>
-          </w:p>
-        </w:tc>
-      </w:tr>
-      <w:tr>
-        <w:tc>
-          <w:tcPr/>
-          <w:p>
-            <w:pPr>
-              <w:pStyle w:val="Compact"/>
-            </w:pPr>
-            <w:r>
-              <w:t xml:space="preserve">Preparación del entorno</w:t>
-            </w:r>
-          </w:p>
-        </w:tc>
-        <w:tc>
-          <w:tcPr/>
-          <w:p>
-            <w:pPr>
-              <w:pStyle w:val="Compact"/>
-            </w:pPr>
-            <w:r>
-              <w:rPr>
-                <w:rStyle w:val="VerbatimChar"/>
-              </w:rPr>
-              <w:t xml:space="preserve">rm -f data/mira.db*</w:t>
-            </w:r>
-            <w:r>
-              <w:t xml:space="preserve"> </w:t>
-            </w:r>
-            <w:r>
-              <w:t xml:space="preserve">y</w:t>
-            </w:r>
-            <w:r>
-              <w:t xml:space="preserve"> </w:t>
-            </w:r>
-            <w:r>
-              <w:rPr>
-                <w:rStyle w:val="VerbatimChar"/>
-              </w:rPr>
-              <w:t xml:space="preserve">npm run db:seed</w:t>
-            </w:r>
-            <w:r>
-              <w:t xml:space="preserve"> </w:t>
-            </w:r>
-            <w:r>
-              <w:t xml:space="preserve">(base sembrada el 2026-10-18 a las 23:58);</w:t>
-            </w:r>
-            <w:r>
-              <w:t xml:space="preserve"> </w:t>
-            </w:r>
-            <w:r>
-              <w:rPr>
-                <w:rStyle w:val="VerbatimChar"/>
-              </w:rPr>
-              <w:t xml:space="preserve">npm run dev</w:t>
-            </w:r>
-            <w:r>
-              <w:t xml:space="preserve">; navegador</w:t>
-            </w:r>
-          </w:p>
-        </w:tc>
-      </w:tr>
-    </w:tbl>
-    <w:p>
-      <w:pPr>
-        <w:pStyle w:val="FirstParagraph"/>
-      </w:pPr>
-      <w:r>
-        <w:rPr>
-          <w:b/>
-          <w:bCs/>
-        </w:rPr>
-        <w:t xml:space="preserve">Declaración de rol:</w:t>
-      </w:r>
-      <w:r>
-        <w:t xml:space="preserve"> </w:t>
-      </w:r>
-      <w:r>
-        <w:t xml:space="preserve">Rodrigo Guerrero integra el equipo desarrollador (backend) y actúa como Representante del Cliente por asignación del taller. La aceptación se registra bajo ese rol.</w:t>
-      </w:r>
-    </w:p>
-    <w:p>
-      <w:pPr>
-        <w:pStyle w:val="BodyText"/>
-      </w:pPr>
-      <w:r>
-        <w:rPr>
-          <w:b/>
-          <w:bCs/>
-        </w:rPr>
-        <w:t xml:space="preserve">Alcance:</w:t>
-      </w:r>
-      <w:r>
-        <w:t xml:space="preserve"> </w:t>
-      </w:r>
-      <w:r>
-        <w:t xml:space="preserve">incluido F5 (configuración de umbrales con doble control) y F4 (evaluación de casos por umbrales). Fuera de alcance de este incremento: la decisión final humana del Operador sobre casos derivados (</w:t>
-      </w:r>
-      <w:r>
-        <w:rPr>
-          <w:rStyle w:val="VerbatimChar"/>
-        </w:rPr>
-        <w:t xml:space="preserve">spec.md</w:t>
-      </w:r>
-      <w:r>
-        <w:t xml:space="preserve">, supuesto (f)) y el SLA numérico (</w:t>
-      </w:r>
-      <w:r>
-        <w:rPr>
-          <w:rStyle w:val="VerbatimChar"/>
-        </w:rPr>
-        <w:t xml:space="preserve">H-11</w:t>
-      </w:r>
-      <w:r>
-        <w:t xml:space="preserve">).</w:t>
-      </w:r>
-    </w:p>
-    <w:p>
-      <w:pPr>
-        <w:pStyle w:val="Heading3"/>
-      </w:pPr>
-      <w:bookmarkStart w:id="40" w:name="_ad317ae78e5323cba4c776efe79755642ced929"/>
-      <w:r>
-        <w:t xml:space="preserve">A.2 Escenarios demostrados</w:t>
-      </w:r>
-      <w:bookmarkEnd w:id="40"/>
-    </w:p>
-    <w:tbl>
-      <w:tblPr>
-        <w:tblStyle w:val="Table"/>
-        <w:tblW w:type="pct" w:w="5000"/>
-        <w:tblLayout w:type="fixed"/>
-        <w:tblLook w:firstRow="1" w:lastRow="0" w:firstColumn="0" w:lastColumn="0" w:noHBand="0" w:noVBand="0" w:val="0020"/>
-      </w:tblPr>
-      <w:tblGrid>
-        <w:gridCol w:w="1131"/>
-        <w:gridCol w:w="1131"/>
-        <w:gridCol w:w="1131"/>
-        <w:gridCol w:w="1131"/>
-        <w:gridCol w:w="1131"/>
-        <w:gridCol w:w="1131"/>
-        <w:gridCol w:w="1131"/>
-      </w:tblGrid>
-      <w:tr>
-        <w:trPr>
-          <w:tblHeader w:val="on"/>
-        </w:trPr>
-        <w:tc>
-          <w:tcPr/>
-          <w:p>
-            <w:pPr>
-              <w:pStyle w:val="Compact"/>
-            </w:pPr>
-            <w:r>
-              <w:t xml:space="preserve">#</w:t>
-            </w:r>
-          </w:p>
-        </w:tc>
-        <w:tc>
-          <w:tcPr/>
-          <w:p>
-            <w:pPr>
-              <w:pStyle w:val="Compact"/>
-            </w:pPr>
-            <w:r>
-              <w:t xml:space="preserve">Escenario</w:t>
-            </w:r>
-          </w:p>
-        </w:tc>
-        <w:tc>
-          <w:tcPr/>
-          <w:p>
-            <w:pPr>
-              <w:pStyle w:val="Compact"/>
-            </w:pPr>
-            <w:r>
-              <w:t xml:space="preserve">Pasos resumidos</w:t>
-            </w:r>
-          </w:p>
-        </w:tc>
-        <w:tc>
-          <w:tcPr/>
-          <w:p>
-            <w:pPr>
-              <w:pStyle w:val="Compact"/>
-            </w:pPr>
-            <w:r>
-              <w:t xml:space="preserve">Resultado esperado</w:t>
-            </w:r>
-          </w:p>
-        </w:tc>
-        <w:tc>
-          <w:tcPr/>
-          <w:p>
-            <w:pPr>
-              <w:pStyle w:val="Compact"/>
-            </w:pPr>
-            <w:r>
-              <w:t xml:space="preserve">Criterio</w:t>
-            </w:r>
-          </w:p>
-        </w:tc>
-        <w:tc>
-          <w:tcPr/>
-          <w:p>
-            <w:pPr>
-              <w:pStyle w:val="Compact"/>
-            </w:pPr>
-            <w:r>
-              <w:t xml:space="preserve">Resultado observado</w:t>
-            </w:r>
-          </w:p>
-        </w:tc>
-        <w:tc>
-          <w:tcPr/>
-          <w:p>
-            <w:pPr>
-              <w:pStyle w:val="Compact"/>
-            </w:pPr>
-            <w:r>
-              <w:t xml:space="preserve">Decisión</w:t>
-            </w:r>
-          </w:p>
-        </w:tc>
-      </w:tr>
-      <w:tr>
-        <w:tc>
-          <w:tcPr/>
-          <w:p>
-            <w:pPr>
-              <w:pStyle w:val="Compact"/>
-            </w:pPr>
-            <w:r>
-              <w:t xml:space="preserve">1</w:t>
-            </w:r>
-          </w:p>
-        </w:tc>
-        <w:tc>
-          <w:tcPr/>
-          <w:p>
-            <w:pPr>
-              <w:pStyle w:val="Compact"/>
-            </w:pPr>
-            <w:r>
-              <w:t xml:space="preserve">Consultar la política vigente (F5)</w:t>
-            </w:r>
-          </w:p>
-        </w:tc>
-        <w:tc>
-          <w:tcPr/>
-          <w:p>
-            <w:pPr>
-              <w:pStyle w:val="Compact"/>
-            </w:pPr>
-            <w:r>
-              <w:t xml:space="preserve">Abrir la pestaña de umbrales</w:t>
-            </w:r>
-          </w:p>
-        </w:tc>
-        <w:tc>
-          <w:tcPr/>
-          <w:p>
-            <w:pPr>
-              <w:pStyle w:val="Compact"/>
-            </w:pPr>
-            <w:r>
-              <w:t xml:space="preserve">Se muestra la versión vigente (v1)</w:t>
-            </w:r>
-          </w:p>
-        </w:tc>
-        <w:tc>
-          <w:tcPr/>
-          <w:p>
-            <w:pPr>
-              <w:pStyle w:val="Compact"/>
-            </w:pPr>
-            <w:r>
-              <w:t xml:space="preserve">—</w:t>
-            </w:r>
-          </w:p>
-        </w:tc>
-        <w:tc>
-          <w:tcPr/>
-          <w:p>
-            <w:pPr>
-              <w:pStyle w:val="Compact"/>
-            </w:pPr>
-            <w:r>
-              <w:t xml:space="preserve">Versión 1, umbral de aprobación 90, cargada por el sistema.</w:t>
-            </w:r>
-          </w:p>
-        </w:tc>
-        <w:tc>
-          <w:tcPr/>
-          <w:p>
-            <w:pPr>
-              <w:pStyle w:val="Compact"/>
-            </w:pPr>
-            <w:r>
-              <w:t xml:space="preserve">Sí</w:t>
-            </w:r>
-          </w:p>
-        </w:tc>
-      </w:tr>
-      <w:tr>
-        <w:tc>
-          <w:tcPr/>
-          <w:p>
-            <w:pPr>
-              <w:pStyle w:val="Compact"/>
-            </w:pPr>
-            <w:r>
-              <w:t xml:space="preserve">2</w:t>
-            </w:r>
-          </w:p>
-        </w:tc>
-        <w:tc>
-          <w:tcPr/>
-          <w:p>
-            <w:pPr>
-              <w:pStyle w:val="Compact"/>
-            </w:pPr>
-            <w:r>
-              <w:t xml:space="preserve">Proponer una nueva versión (F5)</w:t>
-            </w:r>
-          </w:p>
-        </w:tc>
-        <w:tc>
-          <w:tcPr/>
-          <w:p>
-            <w:pPr>
-              <w:pStyle w:val="Compact"/>
-            </w:pPr>
-            <w:r>
-              <w:t xml:space="preserve">Como Diseñador 1, proponer umbral de aprobación 92</w:t>
-            </w:r>
-          </w:p>
-        </w:tc>
-        <w:tc>
-          <w:tcPr/>
-          <w:p>
-            <w:pPr>
-              <w:pStyle w:val="Compact"/>
-            </w:pPr>
-            <w:r>
-              <w:t xml:space="preserve">Se crea un borrador con versión correlativa</w:t>
-            </w:r>
-          </w:p>
-        </w:tc>
-        <w:tc>
-          <w:tcPr/>
-          <w:p>
-            <w:pPr>
-              <w:pStyle w:val="Compact"/>
-            </w:pPr>
-            <w:r>
-              <w:t xml:space="preserve">—</w:t>
-            </w:r>
-          </w:p>
-        </w:tc>
-        <w:tc>
-          <w:tcPr/>
-          <w:p>
-            <w:pPr>
-              <w:pStyle w:val="Compact"/>
-            </w:pPr>
-            <w:r>
-              <w:t xml:space="preserve">Versión 2 propuesta (00:19).</w:t>
-            </w:r>
-          </w:p>
-        </w:tc>
-        <w:tc>
-          <w:tcPr/>
-          <w:p>
-            <w:pPr>
-              <w:pStyle w:val="Compact"/>
-            </w:pPr>
-            <w:r>
-              <w:t xml:space="preserve">Sí</w:t>
-            </w:r>
-          </w:p>
-        </w:tc>
-      </w:tr>
-      <w:tr>
-        <w:tc>
-          <w:tcPr/>
-          <w:p>
-            <w:pPr>
-              <w:pStyle w:val="Compact"/>
-            </w:pPr>
-            <w:r>
-              <w:t xml:space="preserve">3</w:t>
-            </w:r>
-          </w:p>
-        </w:tc>
-        <w:tc>
-          <w:tcPr/>
-          <w:p>
-            <w:pPr>
-              <w:pStyle w:val="Compact"/>
-            </w:pPr>
-            <w:r>
-              <w:t xml:space="preserve">Doble control (F5)</w:t>
-            </w:r>
-          </w:p>
-        </w:tc>
-        <w:tc>
-          <w:tcPr/>
-          <w:p>
-            <w:pPr>
-              <w:pStyle w:val="Compact"/>
-            </w:pPr>
-            <w:r>
-              <w:t xml:space="preserve">Intentar aprobar como el mismo proponente; intentar proponer como Administrador</w:t>
-            </w:r>
-          </w:p>
-        </w:tc>
-        <w:tc>
-          <w:tcPr/>
-          <w:p>
-            <w:pPr>
-              <w:pStyle w:val="Compact"/>
-            </w:pPr>
-            <w:r>
-              <w:t xml:space="preserve">Ambos intentos son rechazados</w:t>
-            </w:r>
-          </w:p>
-        </w:tc>
-        <w:tc>
-          <w:tcPr/>
-          <w:p>
-            <w:pPr>
-              <w:pStyle w:val="Compact"/>
-            </w:pPr>
-            <w:r>
-              <w:t xml:space="preserve">—</w:t>
-            </w:r>
-          </w:p>
-        </w:tc>
-        <w:tc>
-          <w:tcPr/>
-          <w:p>
-            <w:pPr>
-              <w:pStyle w:val="Compact"/>
-            </w:pPr>
-            <w:r>
-              <w:t xml:space="preserve">Bloqueado como esperado; cubierto además por</w:t>
-            </w:r>
-            <w:r>
-              <w:t xml:space="preserve"> </w:t>
-            </w:r>
-            <w:r>
-              <w:rPr>
-                <w:rStyle w:val="VerbatimChar"/>
-              </w:rPr>
-              <w:t xml:space="preserve">tests/integration/umbrales-api.test.ts</w:t>
-            </w:r>
-            <w:r>
-              <w:t xml:space="preserve">.</w:t>
-            </w:r>
-          </w:p>
-        </w:tc>
-        <w:tc>
-          <w:tcPr/>
-          <w:p>
-            <w:pPr>
-              <w:pStyle w:val="Compact"/>
-            </w:pPr>
-            <w:r>
-              <w:t xml:space="preserve">Sí</w:t>
-            </w:r>
-          </w:p>
-        </w:tc>
-      </w:tr>
-      <w:tr>
-        <w:tc>
-          <w:tcPr/>
-          <w:p>
-            <w:pPr>
-              <w:pStyle w:val="Compact"/>
-            </w:pPr>
-            <w:r>
-              <w:t xml:space="preserve">4</w:t>
-            </w:r>
-          </w:p>
-        </w:tc>
-        <w:tc>
-          <w:tcPr/>
-          <w:p>
-            <w:pPr>
-              <w:pStyle w:val="Compact"/>
-            </w:pPr>
-            <w:r>
-              <w:t xml:space="preserve">Aprobación independiente (F5)</w:t>
-            </w:r>
-          </w:p>
-        </w:tc>
-        <w:tc>
-          <w:tcPr/>
-          <w:p>
-            <w:pPr>
-              <w:pStyle w:val="Compact"/>
-            </w:pPr>
-            <w:r>
-              <w:t xml:space="preserve">Cambiar a Administrador 1 y aprobar</w:t>
-            </w:r>
-          </w:p>
-        </w:tc>
-        <w:tc>
-          <w:tcPr/>
-          <w:p>
-            <w:pPr>
-              <w:pStyle w:val="Compact"/>
-            </w:pPr>
-            <w:r>
-              <w:t xml:space="preserve">La versión 2 entra en vigencia; la 1 queda en el historial</w:t>
-            </w:r>
-          </w:p>
-        </w:tc>
-        <w:tc>
-          <w:tcPr/>
-          <w:p>
-            <w:pPr>
-              <w:pStyle w:val="Compact"/>
-            </w:pPr>
-            <w:r>
-              <w:t xml:space="preserve">—</w:t>
-            </w:r>
-          </w:p>
-        </w:tc>
-        <w:tc>
-          <w:tcPr/>
-          <w:p>
-            <w:pPr>
-              <w:pStyle w:val="Compact"/>
-            </w:pPr>
-            <w:r>
-              <w:t xml:space="preserve">Aprobada a las 00:21.</w:t>
-            </w:r>
-          </w:p>
-        </w:tc>
-        <w:tc>
-          <w:tcPr/>
-          <w:p>
-            <w:pPr>
-              <w:pStyle w:val="Compact"/>
-            </w:pPr>
-            <w:r>
-              <w:t xml:space="preserve">Sí</w:t>
-            </w:r>
-          </w:p>
-        </w:tc>
-      </w:tr>
-      <w:tr>
-        <w:tc>
-          <w:tcPr/>
-          <w:p>
-            <w:pPr>
-              <w:pStyle w:val="Compact"/>
-            </w:pPr>
-            <w:r>
-              <w:t xml:space="preserve">5</w:t>
-            </w:r>
-          </w:p>
-        </w:tc>
-        <w:tc>
-          <w:tcPr/>
-          <w:p>
-            <w:pPr>
-              <w:pStyle w:val="Compact"/>
-            </w:pPr>
-            <w:r>
-              <w:t xml:space="preserve">Historial de versiones (F5)</w:t>
-            </w:r>
-          </w:p>
-        </w:tc>
-        <w:tc>
-          <w:tcPr/>
-          <w:p>
-            <w:pPr>
-              <w:pStyle w:val="Compact"/>
-            </w:pPr>
-            <w:r>
-              <w:t xml:space="preserve">Abrir el historial</w:t>
-            </w:r>
-          </w:p>
-        </w:tc>
-        <w:tc>
-          <w:tcPr/>
-          <w:p>
-            <w:pPr>
-              <w:pStyle w:val="Compact"/>
-            </w:pPr>
-            <w:r>
-              <w:t xml:space="preserve">Se listan las versiones; las cerradas no son modificables</w:t>
-            </w:r>
-          </w:p>
-        </w:tc>
-        <w:tc>
-          <w:tcPr/>
-          <w:p>
-            <w:pPr>
-              <w:pStyle w:val="Compact"/>
-            </w:pPr>
-            <w:r>
-              <w:t xml:space="preserve">—</w:t>
-            </w:r>
-          </w:p>
-        </w:tc>
-        <w:tc>
-          <w:tcPr/>
-          <w:p>
-            <w:pPr>
-              <w:pStyle w:val="Compact"/>
-            </w:pPr>
-            <w:r>
-              <w:t xml:space="preserve">Lista v1 (carga inicial), v2 (Diseñador 1 → Administrador 1) y v3 (Diseñador 1 → Administrador 2, 00:38). Inmutabilidad verificada por</w:t>
-            </w:r>
-            <w:r>
-              <w:t xml:space="preserve"> </w:t>
-            </w:r>
-            <w:r>
-              <w:rPr>
-                <w:rStyle w:val="VerbatimChar"/>
-              </w:rPr>
-              <w:t xml:space="preserve">tests/integration/auditoria-inmutable.test.ts</w:t>
-            </w:r>
-            <w:r>
-              <w:t xml:space="preserve">.</w:t>
-            </w:r>
-          </w:p>
-        </w:tc>
-        <w:tc>
-          <w:tcPr/>
-          <w:p>
-            <w:pPr>
-              <w:pStyle w:val="Compact"/>
-            </w:pPr>
-            <w:r>
-              <w:t xml:space="preserve">Sí</w:t>
-            </w:r>
-          </w:p>
-        </w:tc>
-      </w:tr>
-      <w:tr>
-        <w:tc>
-          <w:tcPr/>
-          <w:p>
-            <w:pPr>
-              <w:pStyle w:val="Compact"/>
-            </w:pPr>
-            <w:r>
-              <w:t xml:space="preserve">6</w:t>
-            </w:r>
-          </w:p>
-        </w:tc>
-        <w:tc>
-          <w:tcPr/>
-          <w:p>
-            <w:pPr>
-              <w:pStyle w:val="Compact"/>
-            </w:pPr>
-            <w:r>
-              <w:t xml:space="preserve">CASO-MED-001 (F4)</w:t>
-            </w:r>
-          </w:p>
-        </w:tc>
-        <w:tc>
-          <w:tcPr/>
-          <w:p>
-            <w:pPr>
-              <w:pStyle w:val="Compact"/>
-            </w:pPr>
-            <w:r>
-              <w:t xml:space="preserve">Evaluar el caso</w:t>
-            </w:r>
-          </w:p>
-        </w:tc>
-        <w:tc>
-          <w:tcPr/>
-          <w:p>
-            <w:pPr>
-              <w:pStyle w:val="Compact"/>
-            </w:pPr>
-            <w:r>
-              <w:rPr>
-                <w:rStyle w:val="VerbatimChar"/>
-              </w:rPr>
-              <w:t xml:space="preserve">APROBADO_AUTOMATICO</w:t>
-            </w:r>
-          </w:p>
-        </w:tc>
-        <w:tc>
-          <w:tcPr/>
-          <w:p>
-            <w:pPr>
-              <w:pStyle w:val="Compact"/>
-            </w:pPr>
-            <w:r>
-              <w:t xml:space="preserve">AC-1</w:t>
-            </w:r>
-          </w:p>
-        </w:tc>
-        <w:tc>
-          <w:tcPr/>
-          <w:p>
-            <w:pPr>
-              <w:pStyle w:val="Compact"/>
-            </w:pPr>
-            <w:r>
-              <w:t xml:space="preserve">Puntaje 94,</w:t>
-            </w:r>
-            <w:r>
-              <w:t xml:space="preserve"> </w:t>
-            </w:r>
-            <w:r>
-              <w:rPr>
-                <w:rStyle w:val="VerbatimChar"/>
-              </w:rPr>
-              <w:t xml:space="preserve">aprobado</w:t>
-            </w:r>
-            <w:r>
-              <w:t xml:space="preserve">,</w:t>
-            </w:r>
-            <w:r>
-              <w:t xml:space="preserve"> </w:t>
-            </w:r>
-            <w:r>
-              <w:rPr>
-                <w:rStyle w:val="VerbatimChar"/>
-              </w:rPr>
-              <w:t xml:space="preserve">riesgoAltoRechazo: false</w:t>
-            </w:r>
-            <w:r>
-              <w:t xml:space="preserve">.</w:t>
-            </w:r>
-          </w:p>
-        </w:tc>
-        <w:tc>
-          <w:tcPr/>
-          <w:p>
-            <w:pPr>
-              <w:pStyle w:val="Compact"/>
-            </w:pPr>
-            <w:r>
-              <w:t xml:space="preserve">Sí</w:t>
-            </w:r>
-          </w:p>
-        </w:tc>
-      </w:tr>
-      <w:tr>
-        <w:tc>
-          <w:tcPr/>
-          <w:p>
-            <w:pPr>
-              <w:pStyle w:val="Compact"/>
-            </w:pPr>
-            <w:r>
-              <w:t xml:space="preserve">7</w:t>
-            </w:r>
-          </w:p>
-        </w:tc>
-        <w:tc>
-          <w:tcPr/>
-          <w:p>
-            <w:pPr>
-              <w:pStyle w:val="Compact"/>
-            </w:pPr>
-            <w:r>
-              <w:t xml:space="preserve">CASO-MED-002 (F4)</w:t>
-            </w:r>
-          </w:p>
-        </w:tc>
-        <w:tc>
-          <w:tcPr/>
-          <w:p>
-            <w:pPr>
-              <w:pStyle w:val="Compact"/>
-            </w:pPr>
-            <w:r>
-              <w:t xml:space="preserve">Evaluar el caso</w:t>
-            </w:r>
-          </w:p>
-        </w:tc>
-        <w:tc>
-          <w:tcPr/>
-          <w:p>
-            <w:pPr>
-              <w:pStyle w:val="Compact"/>
-            </w:pPr>
-            <w:r>
-              <w:rPr>
-                <w:rStyle w:val="VerbatimChar"/>
-              </w:rPr>
-              <w:t xml:space="preserve">DERIVADO_REVISION</w:t>
-            </w:r>
-            <w:r>
-              <w:t xml:space="preserve"> </w:t>
-            </w:r>
-            <w:r>
-              <w:t xml:space="preserve">por</w:t>
-            </w:r>
-            <w:r>
-              <w:t xml:space="preserve"> </w:t>
-            </w:r>
-            <w:r>
-              <w:rPr>
-                <w:rStyle w:val="VerbatimChar"/>
-              </w:rPr>
-              <w:t xml:space="preserve">senal_bajo_minimo</w:t>
-            </w:r>
-          </w:p>
-        </w:tc>
-        <w:tc>
-          <w:tcPr/>
-          <w:p>
-            <w:pPr>
-              <w:pStyle w:val="Compact"/>
-            </w:pPr>
-            <w:r>
-              <w:t xml:space="preserve">AC-2</w:t>
-            </w:r>
-          </w:p>
-        </w:tc>
-        <w:tc>
-          <w:tcPr/>
-          <w:p>
-            <w:pPr>
-              <w:pStyle w:val="Compact"/>
-            </w:pPr>
-            <w:r>
-              <w:t xml:space="preserve">Puntaje 91, coherencia 55 &lt; 60. Evaluado dos veces (00:24, 00:28) con el mismo resultado.</w:t>
-            </w:r>
-          </w:p>
-        </w:tc>
-        <w:tc>
-          <w:tcPr/>
-          <w:p>
-            <w:pPr>
-              <w:pStyle w:val="Compact"/>
-            </w:pPr>
-            <w:r>
-              <w:t xml:space="preserve">Sí</w:t>
-            </w:r>
-          </w:p>
-        </w:tc>
-      </w:tr>
-      <w:tr>
-        <w:tc>
-          <w:tcPr/>
-          <w:p>
-            <w:pPr>
-              <w:pStyle w:val="Compact"/>
-            </w:pPr>
-            <w:r>
-              <w:t xml:space="preserve">8</w:t>
-            </w:r>
-          </w:p>
-        </w:tc>
-        <w:tc>
-          <w:tcPr/>
-          <w:p>
-            <w:pPr>
-              <w:pStyle w:val="Compact"/>
-            </w:pPr>
-            <w:r>
-              <w:t xml:space="preserve">CASO-MED-003 (F4)</w:t>
-            </w:r>
-          </w:p>
-        </w:tc>
-        <w:tc>
-          <w:tcPr/>
-          <w:p>
-            <w:pPr>
-              <w:pStyle w:val="Compact"/>
-            </w:pPr>
-            <w:r>
-              <w:t xml:space="preserve">Evaluar el caso</w:t>
-            </w:r>
-          </w:p>
-        </w:tc>
-        <w:tc>
-          <w:tcPr/>
-          <w:p>
-            <w:pPr>
-              <w:pStyle w:val="Compact"/>
-            </w:pPr>
-            <w:r>
-              <w:rPr>
-                <w:rStyle w:val="VerbatimChar"/>
-              </w:rPr>
-              <w:t xml:space="preserve">DERIVADO_REVISION</w:t>
-            </w:r>
-            <w:r>
-              <w:t xml:space="preserve"> </w:t>
-            </w:r>
-            <w:r>
-              <w:t xml:space="preserve">por</w:t>
-            </w:r>
-            <w:r>
-              <w:t xml:space="preserve"> </w:t>
-            </w:r>
-            <w:r>
-              <w:rPr>
-                <w:rStyle w:val="VerbatimChar"/>
-              </w:rPr>
-              <w:t xml:space="preserve">alerta_fraude</w:t>
-            </w:r>
-          </w:p>
-        </w:tc>
-        <w:tc>
-          <w:tcPr/>
-          <w:p>
-            <w:pPr>
-              <w:pStyle w:val="Compact"/>
-            </w:pPr>
-            <w:r>
-              <w:t xml:space="preserve">AC-3</w:t>
-            </w:r>
-          </w:p>
-        </w:tc>
-        <w:tc>
-          <w:tcPr/>
-          <w:p>
-            <w:pPr>
-              <w:pStyle w:val="Compact"/>
-            </w:pPr>
-            <w:r>
-              <w:t xml:space="preserve">Puntaje 94 con fraude activo; deriva igual.</w:t>
-            </w:r>
-          </w:p>
-        </w:tc>
-        <w:tc>
-          <w:tcPr/>
-          <w:p>
-            <w:pPr>
-              <w:pStyle w:val="Compact"/>
-            </w:pPr>
-            <w:r>
-              <w:t xml:space="preserve">Sí</w:t>
-            </w:r>
-          </w:p>
-        </w:tc>
-      </w:tr>
-      <w:tr>
-        <w:tc>
-          <w:tcPr/>
-          <w:p>
-            <w:pPr>
-              <w:pStyle w:val="Compact"/>
-            </w:pPr>
-            <w:r>
-              <w:t xml:space="preserve">9</w:t>
-            </w:r>
-          </w:p>
-        </w:tc>
-        <w:tc>
-          <w:tcPr/>
-          <w:p>
-            <w:pPr>
-              <w:pStyle w:val="Compact"/>
-            </w:pPr>
-            <w:r>
-              <w:t xml:space="preserve">CASO-MED-004 y 006 (F4)</w:t>
-            </w:r>
-          </w:p>
-        </w:tc>
-        <w:tc>
-          <w:tcPr/>
-          <w:p>
-            <w:pPr>
-              <w:pStyle w:val="Compact"/>
-            </w:pPr>
-            <w:r>
-              <w:t xml:space="preserve">Evaluar ambos</w:t>
-            </w:r>
-          </w:p>
-        </w:tc>
-        <w:tc>
-          <w:tcPr/>
-          <w:p>
-            <w:pPr>
-              <w:pStyle w:val="Compact"/>
-            </w:pPr>
-            <w:r>
-              <w:rPr>
-                <w:rStyle w:val="VerbatimChar"/>
-              </w:rPr>
-              <w:t xml:space="preserve">riesgoAltoRechazo</w:t>
-            </w:r>
-            <w:r>
-              <w:t xml:space="preserve"> </w:t>
-            </w:r>
-            <w:r>
-              <w:t xml:space="preserve">informativo, sin rechazo automático</w:t>
-            </w:r>
-          </w:p>
-        </w:tc>
-        <w:tc>
-          <w:tcPr/>
-          <w:p>
-            <w:pPr>
-              <w:pStyle w:val="Compact"/>
-            </w:pPr>
-            <w:r>
-              <w:t xml:space="preserve">AC-4, AC-6</w:t>
-            </w:r>
-          </w:p>
-        </w:tc>
-        <w:tc>
-          <w:tcPr/>
-          <w:p>
-            <w:pPr>
-              <w:pStyle w:val="Compact"/>
-            </w:pPr>
-            <w:r>
-              <w:t xml:space="preserve">Puntajes 44 y 40; ambos</w:t>
-            </w:r>
-            <w:r>
-              <w:t xml:space="preserve"> </w:t>
-            </w:r>
-            <w:r>
-              <w:rPr>
-                <w:rStyle w:val="VerbatimChar"/>
-              </w:rPr>
-              <w:t xml:space="preserve">DERIVADO_REVISION</w:t>
-            </w:r>
-            <w:r>
-              <w:t xml:space="preserve">/</w:t>
-            </w:r>
-            <w:r>
-              <w:rPr>
-                <w:rStyle w:val="VerbatimChar"/>
-              </w:rPr>
-              <w:t xml:space="preserve">senal_bajo_minimo</w:t>
-            </w:r>
-            <w:r>
-              <w:t xml:space="preserve">,</w:t>
-            </w:r>
-            <w:r>
-              <w:t xml:space="preserve"> </w:t>
-            </w:r>
-            <w:r>
-              <w:rPr>
-                <w:rStyle w:val="VerbatimChar"/>
-              </w:rPr>
-              <w:t xml:space="preserve">riesgoAltoRechazo: true</w:t>
-            </w:r>
-            <w:r>
-              <w:t xml:space="preserve">.</w:t>
-            </w:r>
-          </w:p>
-        </w:tc>
-        <w:tc>
-          <w:tcPr/>
-          <w:p>
-            <w:pPr>
-              <w:pStyle w:val="Compact"/>
-            </w:pPr>
-            <w:r>
-              <w:t xml:space="preserve">Sí</w:t>
-            </w:r>
-          </w:p>
-        </w:tc>
-      </w:tr>
-      <w:tr>
-        <w:tc>
-          <w:tcPr/>
-          <w:p>
-            <w:pPr>
-              <w:pStyle w:val="Compact"/>
-            </w:pPr>
-            <w:r>
-              <w:t xml:space="preserve">10</w:t>
-            </w:r>
-          </w:p>
-        </w:tc>
-        <w:tc>
-          <w:tcPr/>
-          <w:p>
-            <w:pPr>
-              <w:pStyle w:val="Compact"/>
-            </w:pPr>
-            <w:r>
-              <w:t xml:space="preserve">CASO-MED-005 (F4)</w:t>
-            </w:r>
-          </w:p>
-        </w:tc>
-        <w:tc>
-          <w:tcPr/>
-          <w:p>
-            <w:pPr>
-              <w:pStyle w:val="Compact"/>
-            </w:pPr>
-            <w:r>
-              <w:t xml:space="preserve">Evaluar el caso</w:t>
-            </w:r>
-          </w:p>
-        </w:tc>
-        <w:tc>
-          <w:tcPr/>
-          <w:p>
-            <w:pPr>
-              <w:pStyle w:val="Compact"/>
-            </w:pPr>
-            <w:r>
-              <w:rPr>
-                <w:rStyle w:val="VerbatimChar"/>
-              </w:rPr>
-              <w:t xml:space="preserve">DERIVADO_REVISION</w:t>
-            </w:r>
-            <w:r>
-              <w:t xml:space="preserve"> </w:t>
-            </w:r>
-            <w:r>
-              <w:t xml:space="preserve">por</w:t>
-            </w:r>
-            <w:r>
-              <w:t xml:space="preserve"> </w:t>
-            </w:r>
-            <w:r>
-              <w:rPr>
-                <w:rStyle w:val="VerbatimChar"/>
-              </w:rPr>
-              <w:t xml:space="preserve">puntaje_bajo_umbral</w:t>
-            </w:r>
-          </w:p>
-        </w:tc>
-        <w:tc>
-          <w:tcPr/>
-          <w:p>
-            <w:pPr>
-              <w:pStyle w:val="Compact"/>
-            </w:pPr>
-            <w:r>
-              <w:t xml:space="preserve">AC-5</w:t>
-            </w:r>
-          </w:p>
-        </w:tc>
-        <w:tc>
-          <w:tcPr/>
-          <w:p>
-            <w:pPr>
-              <w:pStyle w:val="Compact"/>
-            </w:pPr>
-            <w:r>
-              <w:t xml:space="preserve">Puntaje 75, sin señales bajo mínimo.</w:t>
-            </w:r>
-          </w:p>
-        </w:tc>
-        <w:tc>
-          <w:tcPr/>
-          <w:p>
-            <w:pPr>
-              <w:pStyle w:val="Compact"/>
-            </w:pPr>
-            <w:r>
-              <w:t xml:space="preserve">Sí</w:t>
-            </w:r>
-          </w:p>
-        </w:tc>
-      </w:tr>
-      <w:tr>
-        <w:tc>
-          <w:tcPr/>
-          <w:p>
-            <w:pPr>
-              <w:pStyle w:val="Compact"/>
-            </w:pPr>
-            <w:r>
-              <w:t xml:space="preserve">11</w:t>
-            </w:r>
-          </w:p>
-        </w:tc>
-        <w:tc>
-          <w:tcPr/>
-          <w:p>
-            <w:pPr>
-              <w:pStyle w:val="Compact"/>
-            </w:pPr>
-            <w:r>
-              <w:t xml:space="preserve">Reevaluación determinista (F4)</w:t>
-            </w:r>
-          </w:p>
-        </w:tc>
-        <w:tc>
-          <w:tcPr/>
-          <w:p>
-            <w:pPr>
-              <w:pStyle w:val="Compact"/>
-            </w:pPr>
-            <w:r>
-              <w:t xml:space="preserve">Reevaluar un registro histórico</w:t>
-            </w:r>
-          </w:p>
-        </w:tc>
-        <w:tc>
-          <w:tcPr/>
-          <w:p>
-            <w:pPr>
-              <w:pStyle w:val="Compact"/>
-            </w:pPr>
-            <w:r>
-              <w:t xml:space="preserve">Reproduce el dictamen original al 100%</w:t>
-            </w:r>
-          </w:p>
-        </w:tc>
-        <w:tc>
-          <w:tcPr/>
-          <w:p>
-            <w:pPr>
-              <w:pStyle w:val="Compact"/>
-            </w:pPr>
-            <w:r>
-              <w:t xml:space="preserve">SC-004</w:t>
-            </w:r>
-          </w:p>
-        </w:tc>
-        <w:tc>
-          <w:tcPr/>
-          <w:p>
-            <w:pPr>
-              <w:pStyle w:val="Compact"/>
-            </w:pPr>
-            <w:r>
-              <w:t xml:space="preserve">11 reevaluaciones registradas, todas exitosas.</w:t>
-            </w:r>
-          </w:p>
-        </w:tc>
-        <w:tc>
-          <w:tcPr/>
-          <w:p>
-            <w:pPr>
-              <w:pStyle w:val="Compact"/>
-            </w:pPr>
-            <w:r>
-              <w:t xml:space="preserve">Sí</w:t>
-            </w:r>
-          </w:p>
-        </w:tc>
-      </w:tr>
-      <w:tr>
-        <w:tc>
-          <w:tcPr/>
-          <w:p>
-            <w:pPr>
-              <w:pStyle w:val="Compact"/>
-            </w:pPr>
-            <w:r>
-              <w:t xml:space="preserve">12</w:t>
-            </w:r>
-          </w:p>
-        </w:tc>
-        <w:tc>
-          <w:tcPr/>
-          <w:p>
-            <w:pPr>
-              <w:pStyle w:val="Compact"/>
-            </w:pPr>
-            <w:r>
-              <w:t xml:space="preserve">Regla transversal</w:t>
-            </w:r>
-          </w:p>
-        </w:tc>
-        <w:tc>
-          <w:tcPr/>
-          <w:p>
-            <w:pPr>
-              <w:pStyle w:val="Compact"/>
-            </w:pPr>
-            <w:r>
-              <w:t xml:space="preserve">Revisar todos los resultados</w:t>
-            </w:r>
-          </w:p>
-        </w:tc>
-        <w:tc>
-          <w:tcPr/>
-          <w:p>
-            <w:pPr>
-              <w:pStyle w:val="Compact"/>
-            </w:pPr>
-            <w:r>
-              <w:t xml:space="preserve">Ningún caso termina en rechazo automático</w:t>
-            </w:r>
-          </w:p>
-        </w:tc>
-        <w:tc>
-          <w:tcPr/>
-          <w:p>
-            <w:pPr>
-              <w:pStyle w:val="Compact"/>
-            </w:pPr>
-            <w:r>
-              <w:t xml:space="preserve">—</w:t>
-            </w:r>
-          </w:p>
-        </w:tc>
-        <w:tc>
-          <w:tcPr/>
-          <w:p>
-            <w:pPr>
-              <w:pStyle w:val="Compact"/>
-            </w:pPr>
-            <w:r>
-              <w:t xml:space="preserve">1</w:t>
-            </w:r>
-            <w:r>
-              <w:t xml:space="preserve"> </w:t>
-            </w:r>
-            <w:r>
-              <w:rPr>
-                <w:rStyle w:val="VerbatimChar"/>
-              </w:rPr>
-              <w:t xml:space="preserve">APROBADO_AUTOMATICO</w:t>
-            </w:r>
-            <w:r>
-              <w:t xml:space="preserve"> </w:t>
-            </w:r>
-            <w:r>
-              <w:t xml:space="preserve">+ 6</w:t>
-            </w:r>
-            <w:r>
-              <w:t xml:space="preserve"> </w:t>
-            </w:r>
-            <w:r>
-              <w:rPr>
-                <w:rStyle w:val="VerbatimChar"/>
-              </w:rPr>
-              <w:t xml:space="preserve">DERIVADO_REVISION</w:t>
-            </w:r>
-            <w:r>
-              <w:t xml:space="preserve">; cero rechazos.</w:t>
-            </w:r>
-          </w:p>
-        </w:tc>
-        <w:tc>
-          <w:tcPr/>
-          <w:p>
-            <w:pPr>
-              <w:pStyle w:val="Compact"/>
-            </w:pPr>
-            <w:r>
-              <w:t xml:space="preserve">Sí</w:t>
-            </w:r>
-          </w:p>
-        </w:tc>
-      </w:tr>
-    </w:tbl>
-    <w:p>
-      <w:pPr>
-        <w:pStyle w:val="FirstParagraph"/>
-      </w:pPr>
-      <w:r>
-        <w:t xml:space="preserve">Evidencia cruda de la API al cierre de la sesión:</w:t>
-      </w:r>
-      <w:r>
-        <w:t xml:space="preserve"> </w:t>
-      </w:r>
-      <w:r>
-        <w:rPr>
-          <w:rStyle w:val="VerbatimChar"/>
-        </w:rPr>
-        <w:t xml:space="preserve">docs/entregable2/evidencia/sesion-aceptacion-historial-evaluaciones.json</w:t>
-      </w:r>
-      <w:r>
-        <w:t xml:space="preserve"> </w:t>
-      </w:r>
-      <w:r>
-        <w:t xml:space="preserve">y</w:t>
-      </w:r>
-      <w:r>
-        <w:t xml:space="preserve"> </w:t>
-      </w:r>
-      <w:r>
-        <w:rPr>
-          <w:rStyle w:val="VerbatimChar"/>
-        </w:rPr>
-        <w:t xml:space="preserve">...-historial-umbrales.json</w:t>
-      </w:r>
-      <w:r>
-        <w:t xml:space="preserve">.</w:t>
-      </w:r>
-    </w:p>
-    <w:p>
-      <w:pPr>
-        <w:pStyle w:val="Heading3"/>
-      </w:pPr>
-      <w:bookmarkStart w:id="41" w:name="_ccc21e56db6afc66b386cb2a8c49c05a2a7e958"/>
-      <w:r>
-        <w:t xml:space="preserve">A.3 Hallazgos de usabilidad comunicados al cliente y reacción</w:t>
-      </w:r>
-      <w:bookmarkEnd w:id="41"/>
-    </w:p>
-    <w:p>
-      <w:pPr>
-        <w:pStyle w:val="FirstParagraph"/>
-      </w:pPr>
-      <w:r>
-        <w:t xml:space="preserve">Se informó el resultado de la prueba con personas externas (</w:t>
-      </w:r>
-      <w:r>
-        <w:rPr>
-          <w:rStyle w:val="VerbatimChar"/>
-        </w:rPr>
-        <w:t xml:space="preserve">docs/entregable2/usabilidad.md</w:t>
-      </w:r>
-      <w:r>
-        <w:t xml:space="preserve">):</w:t>
-      </w:r>
-      <w:r>
-        <w:t xml:space="preserve"> </w:t>
-      </w:r>
-      <w:r>
-        <w:rPr>
-          <w:rStyle w:val="VerbatimChar"/>
-        </w:rPr>
-        <w:t xml:space="preserve">SC-005</w:t>
-      </w:r>
-      <w:r>
-        <w:t xml:space="preserve"> </w:t>
-      </w:r>
-      <w:r>
-        <w:t xml:space="preserve">no se cumple en la dimensión manual. Reacción textual del cliente:</w:t>
-      </w:r>
-    </w:p>
-    <w:p>
-      <w:pPr>
-        <w:pStyle w:val="BlockText"/>
-      </w:pPr>
-      <w:r>
-        <w:t xml:space="preserve">mi reaccion es que nececitan hacerlo mas responsivo y de mas intuitivo para la gente que no sea experta</w:t>
-      </w:r>
-    </w:p>
-    <w:p>
-      <w:pPr>
-        <w:pStyle w:val="Heading3"/>
-      </w:pPr>
-      <w:bookmarkStart w:id="42" w:name="_8a578a2231633459a997fe2f4f1a8adf556a7ac"/>
-      <w:r>
-        <w:t xml:space="preserve">A.4 Resultado y observaciones del cliente</w:t>
-      </w:r>
-      <w:bookmarkEnd w:id="42"/>
-    </w:p>
-    <w:p>
-      <w:pPr>
-        <w:pStyle w:val="FirstParagraph"/>
-      </w:pPr>
-      <w:r>
-        <w:rPr>
-          <w:b/>
-          <w:bCs/>
-        </w:rPr>
-        <w:t xml:space="preserve">Resultado: Aceptado con observaciones.</w:t>
-      </w:r>
-    </w:p>
-    <w:p>
-      <w:pPr>
-        <w:pStyle w:val="BodyText"/>
-      </w:pPr>
-      <w:r>
-        <w:t xml:space="preserve">Observación textual del cliente:</w:t>
-      </w:r>
-    </w:p>
-    <w:p>
-      <w:pPr>
-        <w:pStyle w:val="BlockText"/>
-      </w:pPr>
-      <w:r>
-        <w:t xml:space="preserve">el tamaño de la puntuacion que se genera en la evaluacion es muy pequeña y es opacada por los demas textos. Hay mucha informacion en pantalla que no es relevante para lo que se va a realizar o aparece varias veces presentada, lo cual genera confusiones y hay algunas opciones que es necesario escrolear para encontrar lo cual puede confundir a los usuarios.</w:t>
-      </w:r>
-    </w:p>
-    <w:p>
-      <w:pPr>
-        <w:pStyle w:val="FirstParagraph"/>
-      </w:pPr>
-      <w:r>
-        <w:rPr>
-          <w:b/>
-          <w:bCs/>
-        </w:rPr>
-        <w:t xml:space="preserve">Acciones derivadas (el equipo decidió el 19-oct dejarlas para iteraciones futuras, por falta de tiempo):</w:t>
-      </w:r>
-    </w:p>
-    <w:tbl>
-      <w:tblPr>
-        <w:tblStyle w:val="Table"/>
-        <w:tblW w:type="pct" w:w="5000"/>
-        <w:tblLayout w:type="fixed"/>
-        <w:tblLook w:firstRow="1" w:lastRow="0" w:firstColumn="0" w:lastColumn="0" w:noHBand="0" w:noVBand="0" w:val="0020"/>
-      </w:tblPr>
-      <w:tblGrid>
-        <w:gridCol w:w="1980"/>
-        <w:gridCol w:w="1980"/>
-        <w:gridCol w:w="1980"/>
-        <w:gridCol w:w="1980"/>
-      </w:tblGrid>
-      <w:tr>
-        <w:trPr>
-          <w:tblHeader w:val="on"/>
-        </w:trPr>
-        <w:tc>
-          <w:tcPr/>
-          <w:p>
-            <w:pPr>
-              <w:pStyle w:val="Compact"/>
-            </w:pPr>
-            <w:r>
-              <w:t xml:space="preserve">#</w:t>
-            </w:r>
-          </w:p>
-        </w:tc>
-        <w:tc>
-          <w:tcPr/>
-          <w:p>
-            <w:pPr>
-              <w:pStyle w:val="Compact"/>
-            </w:pPr>
-            <w:r>
-              <w:t xml:space="preserve">Acción</w:t>
-            </w:r>
-          </w:p>
-        </w:tc>
-        <w:tc>
-          <w:tcPr/>
-          <w:p>
-            <w:pPr>
-              <w:pStyle w:val="Compact"/>
-            </w:pPr>
-            <w:r>
-              <w:t xml:space="preserve">Responsable</w:t>
-            </w:r>
-          </w:p>
-        </w:tc>
-        <w:tc>
-          <w:tcPr/>
-          <w:p>
-            <w:pPr>
-              <w:pStyle w:val="Compact"/>
-            </w:pPr>
-            <w:r>
-              <w:t xml:space="preserve">Plazo</w:t>
-            </w:r>
-          </w:p>
-        </w:tc>
-      </w:tr>
-      <w:tr>
-        <w:tc>
-          <w:tcPr/>
-          <w:p>
-            <w:pPr>
-              <w:pStyle w:val="Compact"/>
-            </w:pPr>
-            <w:r>
-              <w:t xml:space="preserve">1</w:t>
-            </w:r>
-          </w:p>
-        </w:tc>
-        <w:tc>
-          <w:tcPr/>
-          <w:p>
-            <w:pPr>
-              <w:pStyle w:val="Compact"/>
-            </w:pPr>
-            <w:r>
-              <w:t xml:space="preserve">Aumentar el tamaño de la puntuación y reducir texto repetido</w:t>
-            </w:r>
-          </w:p>
-        </w:tc>
-        <w:tc>
-          <w:tcPr/>
-          <w:p>
-            <w:pPr>
-              <w:pStyle w:val="Compact"/>
-            </w:pPr>
-            <w:r>
-              <w:t xml:space="preserve">Por asignar</w:t>
-            </w:r>
-          </w:p>
-        </w:tc>
-        <w:tc>
-          <w:tcPr/>
-          <w:p>
-            <w:pPr>
-              <w:pStyle w:val="Compact"/>
-            </w:pPr>
-            <w:r>
-              <w:t xml:space="preserve">Iteración futura</w:t>
-            </w:r>
-          </w:p>
-        </w:tc>
-      </w:tr>
-      <w:tr>
-        <w:tc>
-          <w:tcPr/>
-          <w:p>
-            <w:pPr>
-              <w:pStyle w:val="Compact"/>
-            </w:pPr>
-            <w:r>
-              <w:t xml:space="preserve">2</w:t>
-            </w:r>
-          </w:p>
-        </w:tc>
-        <w:tc>
-          <w:tcPr/>
-          <w:p>
-            <w:pPr>
-              <w:pStyle w:val="Compact"/>
-            </w:pPr>
-            <w:r>
-              <w:t xml:space="preserve">Evitar que opciones clave requieran scroll</w:t>
-            </w:r>
-          </w:p>
-        </w:tc>
-        <w:tc>
-          <w:tcPr/>
-          <w:p>
-            <w:pPr>
-              <w:pStyle w:val="Compact"/>
-            </w:pPr>
-            <w:r>
-              <w:t xml:space="preserve">Por asignar</w:t>
-            </w:r>
-          </w:p>
-        </w:tc>
-        <w:tc>
-          <w:tcPr/>
-          <w:p>
-            <w:pPr>
-              <w:pStyle w:val="Compact"/>
-            </w:pPr>
-            <w:r>
-              <w:t xml:space="preserve">Iteración futura</w:t>
-            </w:r>
-          </w:p>
-        </w:tc>
-      </w:tr>
-      <w:tr>
-        <w:tc>
-          <w:tcPr/>
-          <w:p>
-            <w:pPr>
-              <w:pStyle w:val="Compact"/>
-            </w:pPr>
-            <w:r>
-              <w:t xml:space="preserve">3</w:t>
-            </w:r>
-          </w:p>
-        </w:tc>
-        <w:tc>
-          <w:tcPr/>
-          <w:p>
-            <w:pPr>
-              <w:pStyle w:val="Compact"/>
-            </w:pPr>
-            <w:r>
-              <w:t xml:space="preserve">Hacer más visibles los menús y el selector de rol; instructivo inicial breve</w:t>
-            </w:r>
-          </w:p>
-        </w:tc>
-        <w:tc>
-          <w:tcPr/>
-          <w:p>
-            <w:pPr>
-              <w:pStyle w:val="Compact"/>
-            </w:pPr>
-            <w:r>
-              <w:t xml:space="preserve">Por asignar</w:t>
-            </w:r>
-          </w:p>
-        </w:tc>
-        <w:tc>
-          <w:tcPr/>
-          <w:p>
-            <w:pPr>
-              <w:pStyle w:val="Compact"/>
-            </w:pPr>
-            <w:r>
-              <w:t xml:space="preserve">Iteración futura</w:t>
-            </w:r>
-          </w:p>
-        </w:tc>
-      </w:tr>
-    </w:tbl>
-    <w:p>
-      <w:pPr>
-        <w:pStyle w:val="FirstParagraph"/>
-      </w:pPr>
-      <w:r>
-        <w:t xml:space="preserve">No se implementan en esta entrega; se declaran como defecto conocido en el informe. Confirmación final de la categoría de aceptación a cargo de Rodrigo Guerrero, con su aprobación y comentario en el PR que incorpora esta acta.</w:t>
+        <w:t xml:space="preserve">github.com/elesteber/proyecto-llm, tag v2.0</w:t>
       </w:r>
     </w:p>
     <w:sectPr>
@@ -9415,6 +7297,9 @@
     <w:abstractNumId w:val="990"/>
   </w:num>
   <w:num w:numId="1001">
+    <w:abstractNumId w:val="991"/>
+  </w:num>
+  <w:num w:numId="1002">
     <w:abstractNumId w:val="991"/>
   </w:num>
 </w:numbering>
